--- a/crear_documentos/services/doc_103/plantilla.docx
+++ b/crear_documentos/services/doc_103/plantilla.docx
@@ -1420,7 +1420,7 @@
             </w:rPr>
             <w:fldChar w:fldCharType="separate"/>
           </w:r>
-          <w:hyperlink w:anchor="_Toc230781923" w:history="1">
+          <w:hyperlink w:anchor="_Toc231543307" w:history="1">
             <w:r>
               <w:rPr>
                 <w:rStyle w:val="Hipervnculo"/>
@@ -1462,7 +1462,7 @@
               <w:rPr>
                 <w:webHidden/>
               </w:rPr>
-              <w:instrText xml:space="preserve"> PAGEREF _Toc230781923 \h </w:instrText>
+              <w:instrText xml:space="preserve"> PAGEREF _Toc231543307 \h </w:instrText>
             </w:r>
             <w:r>
               <w:rPr>
@@ -1503,7 +1503,7 @@
               <w14:ligatures w14:val="standardContextual"/>
             </w:rPr>
           </w:pPr>
-          <w:hyperlink w:anchor="_Toc230781924" w:history="1">
+          <w:hyperlink w:anchor="_Toc231543308" w:history="1">
             <w:r>
               <w:rPr>
                 <w:rStyle w:val="Hipervnculo"/>
@@ -1545,7 +1545,7 @@
               <w:rPr>
                 <w:webHidden/>
               </w:rPr>
-              <w:instrText xml:space="preserve"> PAGEREF _Toc230781924 \h </w:instrText>
+              <w:instrText xml:space="preserve"> PAGEREF _Toc231543308 \h </w:instrText>
             </w:r>
             <w:r>
               <w:rPr>
@@ -1586,7 +1586,7 @@
               <w14:ligatures w14:val="standardContextual"/>
             </w:rPr>
           </w:pPr>
-          <w:hyperlink w:anchor="_Toc230781925" w:history="1">
+          <w:hyperlink w:anchor="_Toc231543309" w:history="1">
             <w:r>
               <w:rPr>
                 <w:rStyle w:val="Hipervnculo"/>
@@ -1628,7 +1628,7 @@
               <w:rPr>
                 <w:webHidden/>
               </w:rPr>
-              <w:instrText xml:space="preserve"> PAGEREF _Toc230781925 \h </w:instrText>
+              <w:instrText xml:space="preserve"> PAGEREF _Toc231543309 \h </w:instrText>
             </w:r>
             <w:r>
               <w:rPr>
@@ -1645,7 +1645,7 @@
               <w:rPr>
                 <w:webHidden/>
               </w:rPr>
-              <w:t>4</w:t>
+              <w:t>5</w:t>
             </w:r>
             <w:r>
               <w:rPr>
@@ -1668,7 +1668,7 @@
               <w14:ligatures w14:val="standardContextual"/>
             </w:rPr>
           </w:pPr>
-          <w:hyperlink w:anchor="_Toc230781926" w:history="1">
+          <w:hyperlink w:anchor="_Toc231543310" w:history="1">
             <w:r>
               <w:rPr>
                 <w:rStyle w:val="Hipervnculo"/>
@@ -1714,7 +1714,7 @@
                 <w:noProof/>
                 <w:webHidden/>
               </w:rPr>
-              <w:instrText xml:space="preserve"> PAGEREF _Toc230781926 \h </w:instrText>
+              <w:instrText xml:space="preserve"> PAGEREF _Toc231543310 \h </w:instrText>
             </w:r>
             <w:r>
               <w:rPr>
@@ -1734,7 +1734,7 @@
                 <w:noProof/>
                 <w:webHidden/>
               </w:rPr>
-              <w:t>5</w:t>
+              <w:t>6</w:t>
             </w:r>
             <w:r>
               <w:rPr>
@@ -1758,7 +1758,7 @@
               <w14:ligatures w14:val="standardContextual"/>
             </w:rPr>
           </w:pPr>
-          <w:hyperlink w:anchor="_Toc230781927" w:history="1">
+          <w:hyperlink w:anchor="_Toc231543311" w:history="1">
             <w:r>
               <w:rPr>
                 <w:rStyle w:val="Hipervnculo"/>
@@ -1804,7 +1804,7 @@
                 <w:noProof/>
                 <w:webHidden/>
               </w:rPr>
-              <w:instrText xml:space="preserve"> PAGEREF _Toc230781927 \h </w:instrText>
+              <w:instrText xml:space="preserve"> PAGEREF _Toc231543311 \h </w:instrText>
             </w:r>
             <w:r>
               <w:rPr>
@@ -1824,7 +1824,7 @@
                 <w:noProof/>
                 <w:webHidden/>
               </w:rPr>
-              <w:t>5</w:t>
+              <w:t>6</w:t>
             </w:r>
             <w:r>
               <w:rPr>
@@ -1848,7 +1848,7 @@
               <w14:ligatures w14:val="standardContextual"/>
             </w:rPr>
           </w:pPr>
-          <w:hyperlink w:anchor="_Toc230781928" w:history="1">
+          <w:hyperlink w:anchor="_Toc231543312" w:history="1">
             <w:r>
               <w:rPr>
                 <w:rStyle w:val="Hipervnculo"/>
@@ -1894,7 +1894,7 @@
                 <w:noProof/>
                 <w:webHidden/>
               </w:rPr>
-              <w:instrText xml:space="preserve"> PAGEREF _Toc230781928 \h </w:instrText>
+              <w:instrText xml:space="preserve"> PAGEREF _Toc231543312 \h </w:instrText>
             </w:r>
             <w:r>
               <w:rPr>
@@ -1914,7 +1914,7 @@
                 <w:noProof/>
                 <w:webHidden/>
               </w:rPr>
-              <w:t>7</w:t>
+              <w:t>8</w:t>
             </w:r>
             <w:r>
               <w:rPr>
@@ -1939,7 +1939,7 @@
               <w14:ligatures w14:val="standardContextual"/>
             </w:rPr>
           </w:pPr>
-          <w:hyperlink w:anchor="_Toc230781929" w:history="1">
+          <w:hyperlink w:anchor="_Toc231543313" w:history="1">
             <w:r>
               <w:rPr>
                 <w:rStyle w:val="Hipervnculo"/>
@@ -1981,7 +1981,7 @@
               <w:rPr>
                 <w:webHidden/>
               </w:rPr>
-              <w:instrText xml:space="preserve"> PAGEREF _Toc230781929 \h </w:instrText>
+              <w:instrText xml:space="preserve"> PAGEREF _Toc231543313 \h </w:instrText>
             </w:r>
             <w:r>
               <w:rPr>
@@ -2022,7 +2022,7 @@
               <w14:ligatures w14:val="standardContextual"/>
             </w:rPr>
           </w:pPr>
-          <w:hyperlink w:anchor="_Toc230781930" w:history="1">
+          <w:hyperlink w:anchor="_Toc231543314" w:history="1">
             <w:r>
               <w:rPr>
                 <w:rStyle w:val="Hipervnculo"/>
@@ -2064,7 +2064,7 @@
               <w:rPr>
                 <w:webHidden/>
               </w:rPr>
-              <w:instrText xml:space="preserve"> PAGEREF _Toc230781930 \h </w:instrText>
+              <w:instrText xml:space="preserve"> PAGEREF _Toc231543314 \h </w:instrText>
             </w:r>
             <w:r>
               <w:rPr>
@@ -2105,7 +2105,7 @@
               <w14:ligatures w14:val="standardContextual"/>
             </w:rPr>
           </w:pPr>
-          <w:hyperlink w:anchor="_Toc230781931" w:history="1">
+          <w:hyperlink w:anchor="_Toc231543315" w:history="1">
             <w:r>
               <w:rPr>
                 <w:rStyle w:val="Hipervnculo"/>
@@ -2147,7 +2147,7 @@
               <w:rPr>
                 <w:webHidden/>
               </w:rPr>
-              <w:instrText xml:space="preserve"> PAGEREF _Toc230781931 \h </w:instrText>
+              <w:instrText xml:space="preserve"> PAGEREF _Toc231543315 \h </w:instrText>
             </w:r>
             <w:r>
               <w:rPr>
@@ -2188,7 +2188,7 @@
               <w14:ligatures w14:val="standardContextual"/>
             </w:rPr>
           </w:pPr>
-          <w:hyperlink w:anchor="_Toc230781932" w:history="1">
+          <w:hyperlink w:anchor="_Toc231543316" w:history="1">
             <w:r>
               <w:rPr>
                 <w:rStyle w:val="Hipervnculo"/>
@@ -2230,7 +2230,7 @@
               <w:rPr>
                 <w:webHidden/>
               </w:rPr>
-              <w:instrText xml:space="preserve"> PAGEREF _Toc230781932 \h </w:instrText>
+              <w:instrText xml:space="preserve"> PAGEREF _Toc231543316 \h </w:instrText>
             </w:r>
             <w:r>
               <w:rPr>
@@ -2271,7 +2271,7 @@
               <w14:ligatures w14:val="standardContextual"/>
             </w:rPr>
           </w:pPr>
-          <w:hyperlink w:anchor="_Toc230781933" w:history="1">
+          <w:hyperlink w:anchor="_Toc231543317" w:history="1">
             <w:r>
               <w:rPr>
                 <w:rStyle w:val="Hipervnculo"/>
@@ -2313,7 +2313,7 @@
               <w:rPr>
                 <w:webHidden/>
               </w:rPr>
-              <w:instrText xml:space="preserve"> PAGEREF _Toc230781933 \h </w:instrText>
+              <w:instrText xml:space="preserve"> PAGEREF _Toc231543317 \h </w:instrText>
             </w:r>
             <w:r>
               <w:rPr>
@@ -2354,7 +2354,7 @@
               <w14:ligatures w14:val="standardContextual"/>
             </w:rPr>
           </w:pPr>
-          <w:hyperlink w:anchor="_Toc230781934" w:history="1">
+          <w:hyperlink w:anchor="_Toc231543318" w:history="1">
             <w:r>
               <w:rPr>
                 <w:rStyle w:val="Hipervnculo"/>
@@ -2396,7 +2396,7 @@
               <w:rPr>
                 <w:webHidden/>
               </w:rPr>
-              <w:instrText xml:space="preserve"> PAGEREF _Toc230781934 \h </w:instrText>
+              <w:instrText xml:space="preserve"> PAGEREF _Toc231543318 \h </w:instrText>
             </w:r>
             <w:r>
               <w:rPr>
@@ -2516,13 +2516,13 @@
         </w:rPr>
         <w:fldChar w:fldCharType="separate"/>
       </w:r>
-      <w:hyperlink w:anchor="_Toc230781935" w:history="1">
+      <w:hyperlink w:anchor="_Toc231543319" w:history="1">
         <w:r>
           <w:rPr>
             <w:rStyle w:val="Hipervnculo"/>
             <w:noProof/>
           </w:rPr>
-          <w:t>Figura 15. Página de acceso al sitio WEB del proyecto, para acceder a la visualización y descarga de la información.</w:t>
+          <w:t>Figura 1. Página de acceso al sitio WEB del proyecto, para acceder a la visualización y descarga de la información.</w:t>
         </w:r>
         <w:r>
           <w:rPr>
@@ -2540,7 +2540,7 @@
           <w:rPr>
             <w:noProof/>
           </w:rPr>
-          <w:instrText xml:space="preserve"> PAGEREF _Toc230781935 \h </w:instrText>
+          <w:instrText xml:space="preserve"> PAGEREF _Toc231543319 \h </w:instrText>
         </w:r>
         <w:r>
           <w:rPr>
@@ -2579,13 +2579,13 @@
           <w14:ligatures w14:val="standardContextual"/>
         </w:rPr>
       </w:pPr>
-      <w:hyperlink w:anchor="_Toc230781936" w:history="1">
+      <w:hyperlink w:anchor="_Toc231543320" w:history="1">
         <w:r>
           <w:rPr>
             <w:rStyle w:val="Hipervnculo"/>
             <w:noProof/>
           </w:rPr>
-          <w:t>Figura 16. Ejemplo de la visualización de los datos disponibles en tiempo real de las sondas oceanográficas en el sitio WEB. En el recuadro rojo se enmarca la sección para seleccionar las sondas oceanográficas.</w:t>
+          <w:t>Figura 2. Ejemplo de la visualización de los datos disponibles en tiempo real de las sondas oceanográficas en el sitio WEB. En el recuadro rojo se enmarca la sección para seleccionar las sondas oceanográficas.</w:t>
         </w:r>
         <w:r>
           <w:rPr>
@@ -2603,7 +2603,7 @@
           <w:rPr>
             <w:noProof/>
           </w:rPr>
-          <w:instrText xml:space="preserve"> PAGEREF _Toc230781936 \h </w:instrText>
+          <w:instrText xml:space="preserve"> PAGEREF _Toc231543320 \h </w:instrText>
         </w:r>
         <w:r>
           <w:rPr>
@@ -2642,13 +2642,13 @@
           <w14:ligatures w14:val="standardContextual"/>
         </w:rPr>
       </w:pPr>
-      <w:hyperlink w:anchor="_Toc230781937" w:history="1">
+      <w:hyperlink w:anchor="_Toc231543321" w:history="1">
         <w:r>
           <w:rPr>
             <w:rStyle w:val="Hipervnculo"/>
             <w:noProof/>
           </w:rPr>
-          <w:t>Figura 17. Mapa donde se muestran los puntos de inicio y actual de medición de las sondas oceanográficas (puntos en color amarillo y rojo, respectivamente).</w:t>
+          <w:t>Figura 3. Mapa donde se muestran los puntos de inicio y actual de medición de las sondas oceanográficas (puntos en color amarillo y rojo, respectivamente).</w:t>
         </w:r>
         <w:r>
           <w:rPr>
@@ -2666,7 +2666,7 @@
           <w:rPr>
             <w:noProof/>
           </w:rPr>
-          <w:instrText xml:space="preserve"> PAGEREF _Toc230781937 \h </w:instrText>
+          <w:instrText xml:space="preserve"> PAGEREF _Toc231543321 \h </w:instrText>
         </w:r>
         <w:r>
           <w:rPr>
@@ -2705,13 +2705,13 @@
           <w14:ligatures w14:val="standardContextual"/>
         </w:rPr>
       </w:pPr>
-      <w:hyperlink w:anchor="_Toc230781938" w:history="1">
+      <w:hyperlink w:anchor="_Toc231543322" w:history="1">
         <w:r>
           <w:rPr>
             <w:rStyle w:val="Hipervnculo"/>
             <w:noProof/>
           </w:rPr>
-          <w:t>Figura 18. FTP de donde se pueden descargar los datos transmitidos por las sondas oceanográficas en tiempo real.</w:t>
+          <w:t>Figura 4. FTP de donde se pueden descargar los datos transmitidos por las sondas oceanográficas en tiempo real.</w:t>
         </w:r>
         <w:r>
           <w:rPr>
@@ -2729,7 +2729,7 @@
           <w:rPr>
             <w:noProof/>
           </w:rPr>
-          <w:instrText xml:space="preserve"> PAGEREF _Toc230781938 \h </w:instrText>
+          <w:instrText xml:space="preserve"> PAGEREF _Toc231543322 \h </w:instrText>
         </w:r>
         <w:r>
           <w:rPr>
@@ -2837,7 +2837,7 @@
         </w:rPr>
         <w:fldChar w:fldCharType="separate"/>
       </w:r>
-      <w:hyperlink w:anchor="_Toc230675598" w:history="1">
+      <w:hyperlink w:anchor="_Toc231543323" w:history="1">
         <w:r>
           <w:rPr>
             <w:rStyle w:val="Hipervnculo"/>
@@ -2861,7 +2861,7 @@
           <w:rPr>
             <w:noProof/>
           </w:rPr>
-          <w:instrText xml:space="preserve"> PAGEREF _Toc230675598 \h </w:instrText>
+          <w:instrText xml:space="preserve"> PAGEREF _Toc231543323 \h </w:instrText>
         </w:r>
         <w:r>
           <w:rPr>
@@ -2878,7 +2878,7 @@
           <w:rPr>
             <w:noProof/>
           </w:rPr>
-          <w:t>4</w:t>
+          <w:t>5</w:t>
         </w:r>
         <w:r>
           <w:rPr>
@@ -2900,13 +2900,13 @@
           <w14:ligatures w14:val="standardContextual"/>
         </w:rPr>
       </w:pPr>
-      <w:hyperlink w:anchor="_Toc230675599" w:history="1">
+      <w:hyperlink w:anchor="_Toc231543324" w:history="1">
         <w:r>
           <w:rPr>
             <w:rStyle w:val="Hipervnculo"/>
             <w:noProof/>
           </w:rPr>
-          <w:t>Tabla 2. Usuarios para los que PEMEX solicitó acceso al sitio WEB.</w:t>
+          <w:t>Tabla 2. Porcentaje de datos transmitidos y visualizados por variable en cada una de las sondas oceanográficas liberadas; periodo del &lt;&lt;fecha_inicio&gt;&gt; al &lt;&lt;fecha_final_vigencia&gt;&gt;.</w:t>
         </w:r>
         <w:r>
           <w:rPr>
@@ -2924,7 +2924,7 @@
           <w:rPr>
             <w:noProof/>
           </w:rPr>
-          <w:instrText xml:space="preserve"> PAGEREF _Toc230675599 \h </w:instrText>
+          <w:instrText xml:space="preserve"> PAGEREF _Toc231543324 \h </w:instrText>
         </w:r>
         <w:r>
           <w:rPr>
@@ -2941,7 +2941,7 @@
           <w:rPr>
             <w:noProof/>
           </w:rPr>
-          <w:t>6</w:t>
+          <w:t>9</w:t>
         </w:r>
         <w:r>
           <w:rPr>
@@ -2963,13 +2963,13 @@
           <w14:ligatures w14:val="standardContextual"/>
         </w:rPr>
       </w:pPr>
-      <w:hyperlink w:anchor="_Toc230675600" w:history="1">
+      <w:hyperlink w:anchor="_Toc231543325" w:history="1">
         <w:r>
           <w:rPr>
             <w:rStyle w:val="Hipervnculo"/>
             <w:noProof/>
           </w:rPr>
-          <w:t>Tabla 3. Porcentaje de datos transmitidos y visualizados por variable en cada una de las sondas oceanográficas liberadas; periodo del &lt;&lt;fecha_rango_despliegue&gt;&gt;</w:t>
+          <w:t>Tabla 3. Porcentaje de datos no visualizados en los sensores de las sondas oceanográficas liberadas, periodo del &lt;&lt;fecha_inicio&gt;&gt; al &lt;&lt;fecha_final_vigencia&gt;&gt;.</w:t>
         </w:r>
         <w:r>
           <w:rPr>
@@ -2987,7 +2987,7 @@
           <w:rPr>
             <w:noProof/>
           </w:rPr>
-          <w:instrText xml:space="preserve"> PAGEREF _Toc230675600 \h </w:instrText>
+          <w:instrText xml:space="preserve"> PAGEREF _Toc231543325 \h </w:instrText>
         </w:r>
         <w:r>
           <w:rPr>
@@ -3004,70 +3004,7 @@
           <w:rPr>
             <w:noProof/>
           </w:rPr>
-          <w:t>8</w:t>
-        </w:r>
-        <w:r>
-          <w:rPr>
-            <w:noProof/>
-          </w:rPr>
-          <w:fldChar w:fldCharType="end"/>
-        </w:r>
-      </w:hyperlink>
-    </w:p>
-    <w:p>
-      <w:pPr>
-        <w:pStyle w:val="Tabladeilustraciones"/>
-        <w:rPr>
-          <w:rFonts w:asciiTheme="minorHAnsi" w:eastAsiaTheme="minorEastAsia" w:hAnsiTheme="minorHAnsi" w:cstheme="minorBidi"/>
-          <w:noProof/>
-          <w:kern w:val="2"/>
-          <w:sz w:val="24"/>
-          <w:szCs w:val="24"/>
-          <w14:ligatures w14:val="standardContextual"/>
-        </w:rPr>
-      </w:pPr>
-      <w:hyperlink w:anchor="_Toc230675601" w:history="1">
-        <w:r>
-          <w:rPr>
-            <w:rStyle w:val="Hipervnculo"/>
-            <w:noProof/>
-          </w:rPr>
-          <w:t>Tabla 4. Porcentaje de datos no visualizados en los sensores de las sondas oceanográficas liberadas, periodo del &lt;&lt;fecha_rango_despliegue&gt;&gt;.</w:t>
-        </w:r>
-        <w:r>
-          <w:rPr>
-            <w:noProof/>
-          </w:rPr>
-          <w:tab/>
-        </w:r>
-        <w:r>
-          <w:rPr>
-            <w:noProof/>
-          </w:rPr>
-          <w:fldChar w:fldCharType="begin"/>
-        </w:r>
-        <w:r>
-          <w:rPr>
-            <w:noProof/>
-          </w:rPr>
-          <w:instrText xml:space="preserve"> PAGEREF _Toc230675601 \h </w:instrText>
-        </w:r>
-        <w:r>
-          <w:rPr>
-            <w:noProof/>
-          </w:rPr>
-        </w:r>
-        <w:r>
-          <w:rPr>
-            <w:noProof/>
-          </w:rPr>
-          <w:fldChar w:fldCharType="separate"/>
-        </w:r>
-        <w:r>
-          <w:rPr>
-            <w:noProof/>
-          </w:rPr>
-          <w:t>8</w:t>
+          <w:t>9</w:t>
         </w:r>
         <w:r>
           <w:rPr>
@@ -3181,7 +3118,7 @@
       <w:bookmarkStart w:id="60" w:name="_Toc418853287"/>
       <w:bookmarkStart w:id="61" w:name="_Toc423450253"/>
       <w:bookmarkStart w:id="62" w:name="_Ref438141022"/>
-      <w:bookmarkStart w:id="63" w:name="_Toc230781923"/>
+      <w:bookmarkStart w:id="63" w:name="_Toc231543307"/>
       <w:r>
         <w:rPr>
           <w:rStyle w:val="Title1"/>
@@ -3315,54 +3252,45 @@
           <w:i/>
           <w:iCs/>
         </w:rPr>
-        <w:t>&gt;&gt;</w:t>
-      </w:r>
-      <w:sdt>
-        <w:sdtPr>
-          <w:rPr>
-            <w:i/>
-            <w:iCs/>
-          </w:rPr>
-          <w:id w:val="463857471"/>
-          <w:citation/>
-        </w:sdtPr>
-        <w:sdtContent>
-          <w:r>
-            <w:rPr>
-              <w:i/>
-              <w:iCs/>
-            </w:rPr>
-            <w:fldChar w:fldCharType="begin"/>
-          </w:r>
-          <w:r>
-            <w:rPr>
-              <w:i/>
-              <w:iCs/>
-            </w:rPr>
-            <w:instrText xml:space="preserve">CITATION MarcadorDePosición1 \l 2058 </w:instrText>
-          </w:r>
-          <w:r>
-            <w:rPr>
-              <w:i/>
-              <w:iCs/>
-            </w:rPr>
-            <w:fldChar w:fldCharType="separate"/>
-          </w:r>
-          <w:r>
-            <w:rPr>
-              <w:noProof/>
-            </w:rPr>
-            <w:t>[1]</w:t>
-          </w:r>
-          <w:r>
-            <w:rPr>
-              <w:i/>
-              <w:iCs/>
-            </w:rPr>
-            <w:fldChar w:fldCharType="end"/>
-          </w:r>
-        </w:sdtContent>
-      </w:sdt>
+        <w:t xml:space="preserve">&gt;&gt; </w:t>
+      </w:r>
+      <w:r>
+        <w:rPr>
+          <w:i/>
+          <w:iCs/>
+        </w:rPr>
+        <w:fldChar w:fldCharType="begin"/>
+      </w:r>
+      <w:r>
+        <w:rPr>
+          <w:i/>
+          <w:iCs/>
+        </w:rPr>
+        <w:instrText xml:space="preserve"> REF ref \h </w:instrText>
+      </w:r>
+      <w:r>
+        <w:rPr>
+          <w:i/>
+          <w:iCs/>
+        </w:rPr>
+      </w:r>
+      <w:r>
+        <w:rPr>
+          <w:i/>
+          <w:iCs/>
+        </w:rPr>
+        <w:fldChar w:fldCharType="separate"/>
+      </w:r>
+      <w:r>
+        <w:t>[1]</w:t>
+      </w:r>
+      <w:r>
+        <w:rPr>
+          <w:i/>
+          <w:iCs/>
+        </w:rPr>
+        <w:fldChar w:fldCharType="end"/>
+      </w:r>
       <w:r>
         <w:rPr>
           <w:i/>
@@ -3782,7 +3710,7 @@
           <w:rStyle w:val="Title1"/>
         </w:rPr>
       </w:pPr>
-      <w:bookmarkStart w:id="70" w:name="_Toc230781924"/>
+      <w:bookmarkStart w:id="70" w:name="_Toc231543308"/>
       <w:r>
         <w:rPr>
           <w:rStyle w:val="Title1"/>
@@ -4446,6 +4374,75 @@
     </w:p>
     <w:p>
       <w:pPr>
+        <w:pStyle w:val="Prrafodelista"/>
+        <w:rPr>
+          <w:rFonts w:cs="Microsoft Sans Serif"/>
+        </w:rPr>
+      </w:pPr>
+    </w:p>
+    <w:p>
+      <w:pPr>
+        <w:pStyle w:val="Prrafodelista"/>
+        <w:numPr>
+          <w:ilvl w:val="0"/>
+          <w:numId w:val="18"/>
+        </w:numPr>
+        <w:suppressAutoHyphens w:val="0"/>
+        <w:rPr>
+          <w:rFonts w:cs="Microsoft Sans Serif"/>
+        </w:rPr>
+      </w:pPr>
+      <w:r>
+        <w:rPr>
+          <w:rFonts w:cs="Microsoft Sans Serif"/>
+        </w:rPr>
+        <w:lastRenderedPageBreak/>
+        <w:t xml:space="preserve">La descripción del sitio WEB del proyecto se presenta en el </w:t>
+      </w:r>
+      <w:r>
+        <w:rPr>
+          <w:rFonts w:cs="Microsoft Sans Serif"/>
+        </w:rPr>
+        <w:fldChar w:fldCharType="begin"/>
+      </w:r>
+      <w:r>
+        <w:rPr>
+          <w:rFonts w:cs="Microsoft Sans Serif"/>
+        </w:rPr>
+        <w:instrText xml:space="preserve"> REF _Ref224573740 \h </w:instrText>
+      </w:r>
+      <w:r>
+        <w:rPr>
+          <w:rFonts w:cs="Microsoft Sans Serif"/>
+        </w:rPr>
+      </w:r>
+      <w:r>
+        <w:rPr>
+          <w:rFonts w:cs="Microsoft Sans Serif"/>
+        </w:rPr>
+        <w:fldChar w:fldCharType="separate"/>
+      </w:r>
+      <w:r>
+        <w:rPr>
+          <w:rStyle w:val="Title1"/>
+        </w:rPr>
+        <w:t>APÉNDICE 2: DESCRIPCIÓN</w:t>
+      </w:r>
+      <w:r>
+        <w:rPr>
+          <w:rStyle w:val="Title1"/>
+        </w:rPr>
+        <w:t xml:space="preserve"> DEL SITIO WEB</w:t>
+      </w:r>
+      <w:r>
+        <w:rPr>
+          <w:rFonts w:cs="Microsoft Sans Serif"/>
+        </w:rPr>
+        <w:fldChar w:fldCharType="end"/>
+      </w:r>
+    </w:p>
+    <w:p>
+      <w:pPr>
         <w:spacing w:line="240" w:lineRule="auto"/>
         <w:jc w:val="left"/>
       </w:pPr>
@@ -4461,7 +4458,7 @@
       <w:bookmarkStart w:id="86" w:name="_Toc117598898"/>
       <w:bookmarkStart w:id="87" w:name="_Toc217030837"/>
       <w:bookmarkStart w:id="88" w:name="_Toc229061886"/>
-      <w:bookmarkStart w:id="89" w:name="_Toc230781925"/>
+      <w:bookmarkStart w:id="89" w:name="_Toc231543309"/>
       <w:r>
         <w:lastRenderedPageBreak/>
         <w:t xml:space="preserve">TRANSMISIÓN Y VISUALIZACIÓN DE DATOS </w:t>
@@ -4822,7 +4819,7 @@
       <w:bookmarkStart w:id="94" w:name="_Toc159911351"/>
       <w:bookmarkStart w:id="95" w:name="_Toc217030880"/>
       <w:bookmarkStart w:id="96" w:name="_Toc229039363"/>
-      <w:bookmarkStart w:id="97" w:name="_Toc230675598"/>
+      <w:bookmarkStart w:id="97" w:name="_Toc231543323"/>
       <w:r>
         <w:t xml:space="preserve">Tabla </w:t>
       </w:r>
@@ -5195,42 +5192,92 @@
         </w:rPr>
       </w:pPr>
     </w:p>
-    <w:p>
-      <w:pPr>
-        <w:keepNext/>
-        <w:jc w:val="center"/>
-      </w:pPr>
-      <w:r>
-        <w:rPr>
-          <w:noProof/>
-        </w:rPr>
-        <w:t>&lt;&lt;fig_esquema_componentes_de_sonda&gt;&gt;</w:t>
-      </w:r>
-      <w:bookmarkEnd w:id="98"/>
-    </w:p>
+    <w:bookmarkEnd w:id="98"/>
     <w:bookmarkEnd w:id="99"/>
     <w:p>
       <w:pPr>
         <w:spacing w:line="240" w:lineRule="auto"/>
-        <w:jc w:val="left"/>
-        <w:rPr>
-          <w:rStyle w:val="Title1"/>
-        </w:rPr>
-      </w:pPr>
-      <w:r>
-        <w:rPr>
-          <w:rStyle w:val="Title1"/>
-        </w:rPr>
-        <w:br w:type="page"/>
+        <w:jc w:val="center"/>
+        <w:rPr>
+          <w:noProof/>
+        </w:rPr>
+      </w:pPr>
+      <w:r>
+        <w:rPr>
+          <w:noProof/>
+        </w:rPr>
+        <w:drawing>
+          <wp:inline distT="0" distB="0" distL="0" distR="0" wp14:anchorId="68BAB907" wp14:editId="6D9639CB">
+            <wp:extent cx="4651513" cy="4772025"/>
+            <wp:effectExtent l="0" t="0" r="0" b="0"/>
+            <wp:docPr id="932822969" name="Imagen 11"/>
+            <wp:cNvGraphicFramePr>
+              <a:graphicFrameLocks xmlns:a="http://schemas.openxmlformats.org/drawingml/2006/main" noChangeAspect="1"/>
+            </wp:cNvGraphicFramePr>
+            <a:graphic xmlns:a="http://schemas.openxmlformats.org/drawingml/2006/main">
+              <a:graphicData uri="http://schemas.openxmlformats.org/drawingml/2006/picture">
+                <pic:pic xmlns:pic="http://schemas.openxmlformats.org/drawingml/2006/picture">
+                  <pic:nvPicPr>
+                    <pic:cNvPr id="0" name="Picture 6"/>
+                    <pic:cNvPicPr>
+                      <a:picLocks noChangeAspect="1" noChangeArrowheads="1"/>
+                    </pic:cNvPicPr>
+                  </pic:nvPicPr>
+                  <pic:blipFill>
+                    <a:blip r:embed="rId17">
+                      <a:extLst>
+                        <a:ext uri="{28A0092B-C50C-407E-A947-70E740481C1C}">
+                          <a14:useLocalDpi xmlns:a14="http://schemas.microsoft.com/office/drawing/2010/main" val="0"/>
+                        </a:ext>
+                      </a:extLst>
+                    </a:blip>
+                    <a:srcRect/>
+                    <a:stretch>
+                      <a:fillRect/>
+                    </a:stretch>
+                  </pic:blipFill>
+                  <pic:spPr bwMode="auto">
+                    <a:xfrm>
+                      <a:off x="0" y="0"/>
+                      <a:ext cx="4662497" cy="4783294"/>
+                    </a:xfrm>
+                    <a:prstGeom prst="rect">
+                      <a:avLst/>
+                    </a:prstGeom>
+                    <a:noFill/>
+                    <a:ln>
+                      <a:noFill/>
+                    </a:ln>
+                  </pic:spPr>
+                </pic:pic>
+              </a:graphicData>
+            </a:graphic>
+          </wp:inline>
+        </w:drawing>
       </w:r>
     </w:p>
     <w:p>
       <w:pPr>
+        <w:spacing w:line="240" w:lineRule="auto"/>
+        <w:jc w:val="left"/>
+        <w:rPr>
+          <w:rStyle w:val="Title1"/>
+        </w:rPr>
+      </w:pPr>
+      <w:r>
+        <w:rPr>
+          <w:rStyle w:val="Title1"/>
+        </w:rPr>
+        <w:br w:type="page"/>
+      </w:r>
+    </w:p>
+    <w:p>
+      <w:pPr>
         <w:pStyle w:val="Ttulo2"/>
       </w:pPr>
       <w:bookmarkStart w:id="100" w:name="_Toc217030838"/>
       <w:bookmarkStart w:id="101" w:name="_Toc229061887"/>
-      <w:bookmarkStart w:id="102" w:name="_Toc230781926"/>
+      <w:bookmarkStart w:id="102" w:name="_Toc231543310"/>
       <w:r>
         <w:lastRenderedPageBreak/>
         <w:t xml:space="preserve">Transmisión de datos de </w:t>
@@ -5637,7 +5684,7 @@
       <w:bookmarkStart w:id="121" w:name="_Toc117598899"/>
       <w:bookmarkStart w:id="122" w:name="_Toc217030839"/>
       <w:bookmarkStart w:id="123" w:name="_Toc229061888"/>
-      <w:bookmarkStart w:id="124" w:name="_Toc230781927"/>
+      <w:bookmarkStart w:id="124" w:name="_Toc231543311"/>
       <w:bookmarkStart w:id="125" w:name="_Hlk161740271"/>
       <w:bookmarkEnd w:id="104"/>
       <w:bookmarkEnd w:id="106"/>
@@ -5803,66 +5850,18 @@
           <w:rFonts w:cs="Microsoft Sans Serif"/>
         </w:rPr>
       </w:pPr>
-      <w:r>
-        <w:rPr>
-          <w:rFonts w:cs="Microsoft Sans Serif"/>
-        </w:rPr>
-        <w:t xml:space="preserve">Cada media hora las sondas miden y transmiten las variables mencionadas anteriormente y dicha información se integra </w:t>
-      </w:r>
-      <w:r>
-        <w:rPr>
-          <w:rFonts w:cs="Microsoft Sans Serif"/>
-        </w:rPr>
-        <w:t xml:space="preserve">en los archivos correspondientes a cada una de las </w:t>
-      </w:r>
-      <w:r>
-        <w:rPr>
-          <w:rFonts w:cs="Microsoft Sans Serif"/>
-        </w:rPr>
-        <w:t>s</w:t>
-      </w:r>
-      <w:r>
-        <w:rPr>
-          <w:rFonts w:cs="Microsoft Sans Serif"/>
-        </w:rPr>
-        <w:t xml:space="preserve">ondas </w:t>
-      </w:r>
-      <w:r>
-        <w:rPr>
-          <w:rFonts w:cs="Microsoft Sans Serif"/>
-        </w:rPr>
-        <w:t>o</w:t>
-      </w:r>
-      <w:r>
-        <w:rPr>
-          <w:rFonts w:cs="Microsoft Sans Serif"/>
-        </w:rPr>
-        <w:t>ceanográfic</w:t>
-      </w:r>
-      <w:r>
-        <w:rPr>
-          <w:rFonts w:cs="Microsoft Sans Serif"/>
-        </w:rPr>
-        <w:t>a</w:t>
-      </w:r>
-      <w:r>
-        <w:rPr>
-          <w:rFonts w:cs="Microsoft Sans Serif"/>
-        </w:rPr>
-        <w:t xml:space="preserve">s disponibles en el FTP </w:t>
-      </w:r>
       <w:bookmarkStart w:id="129" w:name="_Hlk161740679"/>
       <w:r>
         <w:rPr>
           <w:rFonts w:cs="Microsoft Sans Serif"/>
         </w:rPr>
-        <w:t>de la base de datos del proyecto</w:t>
-      </w:r>
-      <w:r>
-        <w:rPr>
-          <w:rFonts w:cs="Microsoft Sans Serif"/>
-        </w:rPr>
-        <w:t>. Cabe mencionar que la base de datos se mantuvo</w:t>
+        <w:t>Cada media hora, las sondas miden y transmiten las variables mencionadas anteriormente. La información generada se integra en los archivos correspondientes a cada una de las sondas oceanográficas, disponibles en el servidor FTP de la base de datos del proyecto.</w:t>
+      </w:r>
+      <w:r>
+        <w:rPr>
+          <w:rFonts w:cs="Microsoft Sans Serif"/>
+        </w:rPr>
+        <w:t xml:space="preserve"> Cabe mencionar que la base de datos se mantuvo</w:t>
       </w:r>
       <w:r>
         <w:rPr>
@@ -6028,7 +6027,7 @@
         </w:rPr>
         <w:t xml:space="preserve"> </w:t>
       </w:r>
-      <w:hyperlink r:id="rId17" w:history="1">
+      <w:hyperlink r:id="rId18" w:history="1">
         <w:bookmarkStart w:id="134" w:name="_Hlk126999727"/>
         <w:r>
           <w:rPr>
@@ -6088,92 +6087,620 @@
       <w:pPr>
         <w:ind w:firstLine="425"/>
         <w:rPr>
-          <w:rFonts w:cs="Microsoft Sans Serif"/>
+          <w:szCs w:val="22"/>
         </w:rPr>
       </w:pPr>
       <w:bookmarkStart w:id="137" w:name="_Hlk161740767"/>
-      <w:r>
-        <w:rPr>
-          <w:rFonts w:cs="Microsoft Sans Serif"/>
-        </w:rPr>
-        <w:t xml:space="preserve">De acuerdo con el Anexo “B-1” del contrato 658225821, PEMEX solicitó al Consorcio ASM-CICESE los accesos al sitio WEB; al respecto, en la </w:t>
-      </w:r>
-      <w:r>
-        <w:rPr>
-          <w:rFonts w:cs="Microsoft Sans Serif"/>
+      <w:bookmarkStart w:id="138" w:name="_Hlk161139808"/>
+      <w:bookmarkEnd w:id="127"/>
+      <w:r>
+        <w:rPr>
+          <w:rFonts w:cs="Microsoft Sans Serif"/>
+        </w:rPr>
+        <w:t xml:space="preserve">Mayores detalles sobre la información que se </w:t>
+      </w:r>
+      <w:r>
+        <w:rPr>
+          <w:rFonts w:cs="Microsoft Sans Serif"/>
+        </w:rPr>
+        <w:t>visualiza</w:t>
+      </w:r>
+      <w:r>
+        <w:rPr>
+          <w:rFonts w:cs="Microsoft Sans Serif"/>
+        </w:rPr>
+        <w:t xml:space="preserve"> en </w:t>
+      </w:r>
+      <w:r>
+        <w:rPr>
+          <w:rFonts w:cs="Microsoft Sans Serif"/>
+        </w:rPr>
+        <w:t>el sitio</w:t>
+      </w:r>
+      <w:r>
+        <w:rPr>
+          <w:rFonts w:cs="Microsoft Sans Serif"/>
+        </w:rPr>
+        <w:t xml:space="preserve"> WEB para el despliegue de </w:t>
+      </w:r>
+      <w:r>
+        <w:rPr>
+          <w:rFonts w:cs="Microsoft Sans Serif"/>
+        </w:rPr>
+        <w:t xml:space="preserve">la información de las </w:t>
+      </w:r>
+      <w:r>
+        <w:rPr>
+          <w:rFonts w:cs="Microsoft Sans Serif"/>
+        </w:rPr>
+        <w:t xml:space="preserve">sondas oceanográficas y su </w:t>
+      </w:r>
+      <w:r>
+        <w:rPr>
+          <w:rFonts w:cs="Microsoft Sans Serif"/>
+          <w:szCs w:val="22"/>
+        </w:rPr>
+        <w:t>uso se presentan en</w:t>
+      </w:r>
+      <w:bookmarkStart w:id="139" w:name="_Hlk161219251"/>
+      <w:bookmarkEnd w:id="137"/>
+      <w:bookmarkEnd w:id="138"/>
+      <w:r>
+        <w:rPr>
+          <w:rFonts w:cs="Microsoft Sans Serif"/>
+          <w:szCs w:val="22"/>
+        </w:rPr>
+        <w:t xml:space="preserve"> el </w:t>
+      </w:r>
+      <w:r>
+        <w:rPr>
+          <w:rFonts w:cs="Microsoft Sans Serif"/>
+          <w:szCs w:val="22"/>
         </w:rPr>
         <w:fldChar w:fldCharType="begin"/>
       </w:r>
       <w:r>
         <w:rPr>
           <w:rFonts w:cs="Microsoft Sans Serif"/>
-        </w:rPr>
-        <w:instrText xml:space="preserve"> REF _Ref215476206 \h </w:instrText>
-      </w:r>
-      <w:r>
-        <w:rPr>
-          <w:rFonts w:cs="Microsoft Sans Serif"/>
+          <w:szCs w:val="22"/>
+        </w:rPr>
+        <w:instrText xml:space="preserve"> REF _Ref224574724 \h </w:instrText>
+      </w:r>
+      <w:r>
+        <w:rPr>
+          <w:rFonts w:cs="Microsoft Sans Serif"/>
+          <w:szCs w:val="22"/>
         </w:rPr>
         <w:instrText xml:space="preserve"> \* MERGEFORMAT </w:instrText>
       </w:r>
       <w:r>
         <w:rPr>
           <w:rFonts w:cs="Microsoft Sans Serif"/>
-        </w:rPr>
-      </w:r>
-      <w:r>
-        <w:rPr>
-          <w:rFonts w:cs="Microsoft Sans Serif"/>
+          <w:szCs w:val="22"/>
+        </w:rPr>
+      </w:r>
+      <w:r>
+        <w:rPr>
+          <w:rFonts w:cs="Microsoft Sans Serif"/>
+          <w:szCs w:val="22"/>
         </w:rPr>
         <w:fldChar w:fldCharType="separate"/>
       </w:r>
       <w:r>
-        <w:t xml:space="preserve">Tabla </w:t>
-      </w:r>
-      <w:r>
-        <w:rPr>
-          <w:noProof/>
-        </w:rPr>
-        <w:t>2</w:t>
-      </w:r>
-      <w:r>
-        <w:rPr>
-          <w:rFonts w:cs="Microsoft Sans Serif"/>
+        <w:rPr>
+          <w:rStyle w:val="Title1"/>
+        </w:rPr>
+        <w:t>APÉNDICE 2: DESCRIPCIÓN</w:t>
+      </w:r>
+      <w:r>
+        <w:rPr>
+          <w:rStyle w:val="Title1"/>
+        </w:rPr>
+        <w:t xml:space="preserve"> DEL SITIO WEB</w:t>
+      </w:r>
+      <w:r>
+        <w:rPr>
+          <w:rFonts w:cs="Microsoft Sans Serif"/>
+          <w:szCs w:val="22"/>
         </w:rPr>
         <w:fldChar w:fldCharType="end"/>
       </w:r>
       <w:r>
         <w:rPr>
           <w:rFonts w:cs="Microsoft Sans Serif"/>
-        </w:rPr>
-        <w:t xml:space="preserve"> se indican los usuarios solicitados y la fecha de alta de cada uno.</w:t>
-      </w:r>
+          <w:szCs w:val="22"/>
+        </w:rPr>
+        <w:t xml:space="preserve"> </w:t>
+      </w:r>
+      <w:r>
+        <w:rPr>
+          <w:szCs w:val="22"/>
+        </w:rPr>
+        <w:t>de este documento.</w:t>
+      </w:r>
+      <w:bookmarkEnd w:id="139"/>
     </w:p>
     <w:p>
       <w:pPr>
-        <w:spacing w:after="160" w:line="259" w:lineRule="auto"/>
+        <w:spacing w:line="240" w:lineRule="auto"/>
         <w:jc w:val="left"/>
         <w:rPr>
-          <w:rFonts w:cs="Microsoft Sans Serif"/>
-          <w:bCs/>
-          <w:iCs/>
-          <w:szCs w:val="20"/>
-        </w:rPr>
-      </w:pPr>
-      <w:bookmarkStart w:id="138" w:name="_Ref115969522"/>
-      <w:bookmarkStart w:id="139" w:name="_Toc117598933"/>
-      <w:bookmarkEnd w:id="127"/>
+          <w:szCs w:val="22"/>
+        </w:rPr>
+      </w:pPr>
+      <w:r>
+        <w:rPr>
+          <w:szCs w:val="22"/>
+        </w:rPr>
+        <w:br w:type="page"/>
+      </w:r>
     </w:p>
     <w:p>
       <w:pPr>
+        <w:pStyle w:val="Ttulo2"/>
+      </w:pPr>
+      <w:bookmarkStart w:id="140" w:name="_Toc117598900"/>
+      <w:bookmarkStart w:id="141" w:name="_Toc217030840"/>
+      <w:bookmarkStart w:id="142" w:name="_Ref218069703"/>
+      <w:bookmarkStart w:id="143" w:name="_Ref218069745"/>
+      <w:bookmarkStart w:id="144" w:name="_Toc229061889"/>
+      <w:bookmarkStart w:id="145" w:name="_Toc231543312"/>
+      <w:bookmarkEnd w:id="133"/>
+      <w:r>
+        <w:lastRenderedPageBreak/>
+        <w:t>Porcentaje de visualización de las variables solicitadas</w:t>
+      </w:r>
+      <w:bookmarkEnd w:id="140"/>
+      <w:bookmarkEnd w:id="141"/>
+      <w:bookmarkEnd w:id="142"/>
+      <w:bookmarkEnd w:id="143"/>
+      <w:bookmarkEnd w:id="144"/>
+      <w:bookmarkEnd w:id="145"/>
+    </w:p>
+    <w:p>
+      <w:pPr>
+        <w:ind w:firstLine="426"/>
+        <w:rPr>
+          <w:rFonts w:cs="Microsoft Sans Serif"/>
+        </w:rPr>
+      </w:pPr>
+      <w:bookmarkStart w:id="146" w:name="_Hlk157248758"/>
+      <w:bookmarkStart w:id="147" w:name="_Hlk161139960"/>
+      <w:r>
+        <w:rPr>
+          <w:rFonts w:cs="Microsoft Sans Serif"/>
+        </w:rPr>
+        <w:t>El sitio WEB del proyecto muestra informaci</w:t>
+      </w:r>
+      <w:r>
+        <w:rPr>
+          <w:rFonts w:cs="Microsoft Sans Serif"/>
+        </w:rPr>
+        <w:t xml:space="preserve">ón transmitida en tiempo real de las sondas oceanográficas </w:t>
+      </w:r>
+      <w:r>
+        <w:rPr>
+          <w:rFonts w:cs="Microsoft Sans Serif"/>
+        </w:rPr>
+        <w:t xml:space="preserve">a partir de la hora de </w:t>
+      </w:r>
+      <w:r>
+        <w:rPr>
+          <w:rFonts w:cs="Microsoft Sans Serif"/>
+        </w:rPr>
+        <w:t>despliegue</w:t>
+      </w:r>
+      <w:r>
+        <w:rPr>
+          <w:rFonts w:cs="Microsoft Sans Serif"/>
+        </w:rPr>
+        <w:t xml:space="preserve"> de cada una de estas. La actualización de la información en el sitio WEB fue cada treinta minutos, y se realizó minutos después que cada una de las sondas transmitiera información </w:t>
+      </w:r>
+      <w:bookmarkStart w:id="148" w:name="_Hlk161740863"/>
+      <w:r>
+        <w:rPr>
+          <w:rFonts w:cs="Microsoft Sans Serif"/>
+        </w:rPr>
+        <w:t xml:space="preserve">a la central en tierra para ser acondicionada </w:t>
+      </w:r>
+      <w:bookmarkStart w:id="149" w:name="_Hlk161139888"/>
+      <w:r>
+        <w:rPr>
+          <w:rFonts w:cs="Microsoft Sans Serif"/>
+        </w:rPr>
+        <w:t>y posteriormente ser visualizada en el servidor WEB del proyecto</w:t>
+      </w:r>
+      <w:bookmarkEnd w:id="148"/>
+      <w:bookmarkEnd w:id="149"/>
+      <w:r>
+        <w:rPr>
+          <w:rFonts w:cs="Microsoft Sans Serif"/>
+        </w:rPr>
+        <w:t xml:space="preserve">. </w:t>
+      </w:r>
+      <w:bookmarkStart w:id="150" w:name="_Hlk161740885"/>
+      <w:r>
+        <w:rPr>
+          <w:rFonts w:cs="Microsoft Sans Serif"/>
+        </w:rPr>
+        <w:t xml:space="preserve">Este proceso fue realizado durante la vigencia de la presente orden de servicio, cabe destacar que </w:t>
+      </w:r>
+      <w:bookmarkEnd w:id="150"/>
+      <w:r>
+        <w:rPr>
+          <w:rFonts w:cs="Microsoft Sans Serif"/>
+        </w:rPr>
+        <w:t xml:space="preserve">el </w:t>
+      </w:r>
+      <w:r>
+        <w:rPr>
+          <w:rFonts w:cs="Microsoft Sans Serif"/>
+        </w:rPr>
+        <w:t xml:space="preserve">porcentaje de operatividad del sitio WEB y base de datos para el mes de </w:t>
+      </w:r>
+      <w:bookmarkStart w:id="151" w:name="_Hlk157248785"/>
+      <w:bookmarkEnd w:id="146"/>
+      <w:r>
+        <w:rPr>
+          <w:rFonts w:cs="Microsoft Sans Serif"/>
+        </w:rPr>
+        <w:t>&lt;&lt;</w:t>
+      </w:r>
+      <w:proofErr w:type="spellStart"/>
+      <w:r>
+        <w:rPr>
+          <w:rFonts w:cs="Microsoft Sans Serif"/>
+        </w:rPr>
+        <w:t>mes_y_anio_de_liberacion</w:t>
+      </w:r>
+      <w:proofErr w:type="spellEnd"/>
+      <w:r>
+        <w:rPr>
+          <w:rFonts w:cs="Microsoft Sans Serif"/>
+        </w:rPr>
+        <w:t>&gt;&gt;</w:t>
+      </w:r>
+      <w:r>
+        <w:rPr>
+          <w:rFonts w:cs="Microsoft Sans Serif"/>
+        </w:rPr>
+        <w:t xml:space="preserve"> fue del 100%. Del mismo modo, en el FTP se encontró disponible para descarga toda la información transmitida en tiempo real de las variables solicitadas en el Anexo “B-1" del contrato 658225821, para el periodo del </w:t>
+      </w:r>
+      <w:r>
+        <w:rPr>
+          <w:rFonts w:cs="Microsoft Sans Serif"/>
+        </w:rPr>
+        <w:t xml:space="preserve">mes de </w:t>
+      </w:r>
+      <w:r>
+        <w:rPr>
+          <w:rFonts w:cs="Microsoft Sans Serif"/>
+        </w:rPr>
+        <w:t>&lt;&lt;</w:t>
+      </w:r>
+      <w:proofErr w:type="spellStart"/>
+      <w:r>
+        <w:rPr>
+          <w:rFonts w:cs="Microsoft Sans Serif"/>
+        </w:rPr>
+        <w:t>mes_y_anio_de_liberacion</w:t>
+      </w:r>
+      <w:proofErr w:type="spellEnd"/>
+      <w:r>
+        <w:rPr>
+          <w:rFonts w:cs="Microsoft Sans Serif"/>
+        </w:rPr>
+        <w:t>&gt;&gt;</w:t>
+      </w:r>
+      <w:r>
+        <w:rPr>
+          <w:rFonts w:cs="Microsoft Sans Serif"/>
+        </w:rPr>
+        <w:t>; esta plataform</w:t>
+      </w:r>
+      <w:r>
+        <w:rPr>
+          <w:rFonts w:cs="Microsoft Sans Serif"/>
+        </w:rPr>
+        <w:t>a para descarga funcionó de manera continua durante la vigencia de la presente orden de servicio, por lo que los</w:t>
+      </w:r>
+      <w:r>
+        <w:rPr>
+          <w:rFonts w:cs="Microsoft Sans Serif"/>
+        </w:rPr>
+        <w:t xml:space="preserve"> archivos de datos, al igual que la visualización de los mismos, se actualizó a cada hora</w:t>
+      </w:r>
+      <w:r>
+        <w:rPr>
+          <w:rFonts w:cs="Microsoft Sans Serif"/>
+        </w:rPr>
+        <w:t xml:space="preserve"> en el sitio WEB del proyecto</w:t>
+      </w:r>
+      <w:r>
+        <w:rPr>
+          <w:rFonts w:cs="Microsoft Sans Serif"/>
+        </w:rPr>
+        <w:t>.</w:t>
+      </w:r>
+    </w:p>
+    <w:bookmarkEnd w:id="147"/>
+    <w:bookmarkEnd w:id="151"/>
+    <w:p>
+      <w:pPr>
+        <w:ind w:firstLine="426"/>
+        <w:rPr>
+          <w:rFonts w:cs="Microsoft Sans Serif"/>
+        </w:rPr>
+      </w:pPr>
+    </w:p>
+    <w:p>
+      <w:pPr>
+        <w:ind w:firstLine="426"/>
+        <w:rPr>
+          <w:rFonts w:cs="Microsoft Sans Serif"/>
+        </w:rPr>
+      </w:pPr>
+      <w:bookmarkStart w:id="152" w:name="_Hlk120805755"/>
+      <w:bookmarkStart w:id="153" w:name="_Hlk120807033"/>
+      <w:bookmarkStart w:id="154" w:name="_Hlk161139989"/>
+      <w:bookmarkStart w:id="155" w:name="_Hlk161219682"/>
+      <w:r>
+        <w:rPr>
+          <w:rFonts w:cs="Microsoft Sans Serif"/>
+        </w:rPr>
+        <w:t xml:space="preserve">En la </w:t>
+      </w:r>
+      <w:r>
+        <w:rPr>
+          <w:rFonts w:cs="Microsoft Sans Serif"/>
+        </w:rPr>
+        <w:fldChar w:fldCharType="begin"/>
+      </w:r>
+      <w:r>
+        <w:rPr>
+          <w:rFonts w:cs="Microsoft Sans Serif"/>
+        </w:rPr>
+        <w:instrText xml:space="preserve"> REF _Ref116035876 \h </w:instrText>
+      </w:r>
+      <w:r>
+        <w:rPr>
+          <w:rFonts w:cs="Microsoft Sans Serif"/>
+        </w:rPr>
+        <w:instrText xml:space="preserve"> \* MERGEFORMAT </w:instrText>
+      </w:r>
+      <w:r>
+        <w:rPr>
+          <w:rFonts w:cs="Microsoft Sans Serif"/>
+        </w:rPr>
+      </w:r>
+      <w:r>
+        <w:rPr>
+          <w:rFonts w:cs="Microsoft Sans Serif"/>
+        </w:rPr>
+        <w:fldChar w:fldCharType="separate"/>
+      </w:r>
+      <w:r>
+        <w:t xml:space="preserve">Tabla </w:t>
+      </w:r>
+      <w:r>
+        <w:rPr>
+          <w:noProof/>
+        </w:rPr>
+        <w:t>2</w:t>
+      </w:r>
+      <w:r>
+        <w:rPr>
+          <w:rFonts w:cs="Microsoft Sans Serif"/>
+        </w:rPr>
+        <w:fldChar w:fldCharType="end"/>
+      </w:r>
+      <w:r>
+        <w:rPr>
+          <w:rFonts w:cs="Microsoft Sans Serif"/>
+        </w:rPr>
+        <w:t xml:space="preserve"> se presentan los porcentajes de transmisión de las variables oceanográficas transmitidas por cada una de las sondas oceanográficas </w:t>
+      </w:r>
+      <w:bookmarkEnd w:id="152"/>
+      <w:bookmarkEnd w:id="153"/>
+      <w:r>
+        <w:rPr>
+          <w:rFonts w:cs="Microsoft Sans Serif"/>
+        </w:rPr>
+        <w:t xml:space="preserve">desde </w:t>
+      </w:r>
+      <w:r>
+        <w:rPr>
+          <w:rFonts w:cs="Microsoft Sans Serif"/>
+        </w:rPr>
+        <w:t xml:space="preserve">la hora de la </w:t>
+      </w:r>
+      <w:r>
+        <w:rPr>
+          <w:rFonts w:cs="Microsoft Sans Serif"/>
+        </w:rPr>
+        <w:t>instalaci</w:t>
+      </w:r>
+      <w:r>
+        <w:rPr>
+          <w:rFonts w:cs="Microsoft Sans Serif"/>
+        </w:rPr>
+        <w:t>ón hasta</w:t>
+      </w:r>
+      <w:r>
+        <w:rPr>
+          <w:rFonts w:cs="Microsoft Sans Serif"/>
+        </w:rPr>
+        <w:t xml:space="preserve"> el </w:t>
+      </w:r>
+      <w:r>
+        <w:rPr>
+          <w:rFonts w:cs="Microsoft Sans Serif"/>
+        </w:rPr>
+        <w:t>&lt;&lt;</w:t>
+      </w:r>
+      <w:proofErr w:type="spellStart"/>
+      <w:r>
+        <w:rPr>
+          <w:rFonts w:cs="Microsoft Sans Serif"/>
+        </w:rPr>
+        <w:t>fecha_final_vigencia</w:t>
+      </w:r>
+      <w:proofErr w:type="spellEnd"/>
+      <w:r>
+        <w:rPr>
+          <w:rFonts w:cs="Microsoft Sans Serif"/>
+        </w:rPr>
+        <w:t>&gt;&gt;</w:t>
+      </w:r>
+      <w:r>
+        <w:rPr>
+          <w:rFonts w:cs="Microsoft Sans Serif"/>
+        </w:rPr>
+        <w:t xml:space="preserve"> a las 23:00 UTC. La primera columna de </w:t>
+      </w:r>
+      <w:r>
+        <w:rPr>
+          <w:rFonts w:cs="Microsoft Sans Serif"/>
+        </w:rPr>
+        <w:t>i</w:t>
+      </w:r>
+      <w:r>
+        <w:rPr>
+          <w:rFonts w:cs="Microsoft Sans Serif"/>
+        </w:rPr>
+        <w:t xml:space="preserve">ndica el </w:t>
+      </w:r>
+      <w:r>
+        <w:rPr>
+          <w:rFonts w:cs="Microsoft Sans Serif"/>
+        </w:rPr>
+        <w:t>número de serie</w:t>
+      </w:r>
+      <w:r>
+        <w:rPr>
+          <w:rFonts w:cs="Microsoft Sans Serif"/>
+        </w:rPr>
+        <w:t xml:space="preserve"> de la </w:t>
+      </w:r>
+      <w:r>
+        <w:rPr>
+          <w:rFonts w:cs="Microsoft Sans Serif"/>
+        </w:rPr>
+        <w:t>sonda oceanográfica</w:t>
+      </w:r>
+      <w:r>
+        <w:rPr>
+          <w:rFonts w:cs="Microsoft Sans Serif"/>
+        </w:rPr>
+        <w:t>, la segunda columna muestra la fecha y hora de despliegue de la sonda</w:t>
+      </w:r>
+      <w:r>
+        <w:rPr>
+          <w:rFonts w:cs="Microsoft Sans Serif"/>
+        </w:rPr>
+        <w:t xml:space="preserve"> así como la fecha y hora de la última medición de la misma</w:t>
+      </w:r>
+      <w:r>
+        <w:rPr>
+          <w:rFonts w:cs="Microsoft Sans Serif"/>
+        </w:rPr>
+        <w:t xml:space="preserve">; la tercera columna </w:t>
+      </w:r>
+      <w:r>
+        <w:rPr>
+          <w:rFonts w:cs="Microsoft Sans Serif"/>
+        </w:rPr>
+        <w:t>indica</w:t>
+      </w:r>
+      <w:r>
+        <w:rPr>
+          <w:rFonts w:cs="Microsoft Sans Serif"/>
+        </w:rPr>
+        <w:t xml:space="preserve"> el nombre de la variable oceanográfica (temperatura, posición geográfica, rapidez, dirección) mientras que la quinta y sexta columna </w:t>
+      </w:r>
+      <w:r>
+        <w:rPr>
+          <w:rFonts w:cs="Microsoft Sans Serif"/>
+        </w:rPr>
+        <w:t>contienen</w:t>
+      </w:r>
+      <w:r>
+        <w:rPr>
+          <w:rFonts w:cs="Microsoft Sans Serif"/>
+        </w:rPr>
+        <w:t xml:space="preserve"> la cantidad de datos esperados y la cantidad de datos transmitidos por la sonda; por último, las dos últimas columnas muestran el porcentaje de datos transmitidos y el porcentaje de datos visualizados en el sitio WEB.</w:t>
+      </w:r>
+    </w:p>
+    <w:bookmarkEnd w:id="154"/>
+    <w:p>
+      <w:pPr>
+        <w:ind w:firstLine="426"/>
+        <w:rPr>
+          <w:rFonts w:cs="Microsoft Sans Serif"/>
+        </w:rPr>
+      </w:pPr>
+    </w:p>
+    <w:p>
+      <w:pPr>
+        <w:ind w:firstLine="426"/>
+        <w:rPr>
+          <w:rFonts w:cs="Microsoft Sans Serif"/>
+        </w:rPr>
+      </w:pPr>
+      <w:r>
+        <w:rPr>
+          <w:rFonts w:cs="Microsoft Sans Serif"/>
+        </w:rPr>
+        <w:t xml:space="preserve">El número de datos esperados de cada sonda se obtiene calculando la cantidad de horas que hay entre el primer y el último dato transmitido del mes por la frecuencia de muestreo (dos datos por hora), dentro del periodo de tiempo de la vigencia del presente reporte. Debido a lo anterior, el número de datos esperados es diferente para cada una de las sondas desplegadas. </w:t>
+      </w:r>
+      <w:bookmarkStart w:id="156" w:name="_Hlk157246351"/>
+      <w:bookmarkStart w:id="157" w:name="_Hlk161140003"/>
+      <w:r>
+        <w:rPr>
+          <w:rFonts w:cs="Microsoft Sans Serif"/>
+        </w:rPr>
+        <w:t>Para calcular los porcentajes de tiempo en que la información fue visualizada en el sitio WEB, se dividió el número de datos visualizados entre el número de datos esperados multiplicado por 100</w:t>
+      </w:r>
+      <w:r>
+        <w:rPr>
+          <w:rFonts w:cs="Microsoft Sans Serif"/>
+        </w:rPr>
+        <w:t>.</w:t>
+      </w:r>
+      <w:r>
+        <w:rPr>
+          <w:rFonts w:cs="Microsoft Sans Serif"/>
+        </w:rPr>
+        <w:t xml:space="preserve"> </w:t>
+      </w:r>
+      <w:bookmarkStart w:id="158" w:name="_Hlk157168596"/>
+      <w:bookmarkEnd w:id="156"/>
+    </w:p>
+    <w:bookmarkEnd w:id="157"/>
+    <w:bookmarkEnd w:id="158"/>
+    <w:p>
+      <w:pPr>
+        <w:spacing w:line="240" w:lineRule="auto"/>
+        <w:jc w:val="left"/>
+        <w:rPr>
+          <w:rFonts w:cs="Microsoft Sans Serif"/>
+        </w:rPr>
+      </w:pPr>
+    </w:p>
+    <w:p>
+      <w:pPr>
         <w:pStyle w:val="Descripcin"/>
-        <w:jc w:val="center"/>
-      </w:pPr>
-      <w:bookmarkStart w:id="140" w:name="_Ref215476206"/>
-      <w:bookmarkStart w:id="141" w:name="_Toc217030881"/>
-      <w:bookmarkStart w:id="142" w:name="_Toc229039364"/>
-      <w:bookmarkStart w:id="143" w:name="_Toc230675599"/>
-      <w:r>
+        <w:keepNext/>
+        <w:keepLines/>
+      </w:pPr>
+      <w:bookmarkStart w:id="159" w:name="_Ref116035876"/>
+      <w:bookmarkStart w:id="160" w:name="_Toc117598938"/>
+      <w:bookmarkStart w:id="161" w:name="_Toc217030882"/>
+      <w:bookmarkStart w:id="162" w:name="_Toc229039365"/>
+      <w:bookmarkStart w:id="163" w:name="_Toc231543324"/>
+      <w:bookmarkEnd w:id="155"/>
+      <w:r>
+        <w:lastRenderedPageBreak/>
         <w:t xml:space="preserve">Tabla </w:t>
       </w:r>
       <w:fldSimple w:instr=" SEQ Tabla \* ARABIC ">
@@ -6184,1846 +6711,66 @@
           <w:t>2</w:t>
         </w:r>
       </w:fldSimple>
-      <w:bookmarkEnd w:id="138"/>
-      <w:bookmarkEnd w:id="140"/>
-      <w:r>
-        <w:t>. Usuarios para los que PEMEX solicitó acceso al sitio WEB.</w:t>
-      </w:r>
-      <w:bookmarkEnd w:id="139"/>
-      <w:bookmarkEnd w:id="141"/>
-      <w:bookmarkEnd w:id="142"/>
-      <w:bookmarkEnd w:id="143"/>
-    </w:p>
-    <w:tbl>
-      <w:tblPr>
-        <w:tblW w:w="5287" w:type="pct"/>
-        <w:tblInd w:w="-356" w:type="dxa"/>
-        <w:shd w:val="clear" w:color="auto" w:fill="FFFFFF" w:themeFill="background1"/>
-        <w:tblLayout w:type="fixed"/>
-        <w:tblCellMar>
-          <w:left w:w="70" w:type="dxa"/>
-          <w:right w:w="70" w:type="dxa"/>
-        </w:tblCellMar>
-        <w:tblLook w:val="04A0" w:firstRow="1" w:lastRow="0" w:firstColumn="1" w:lastColumn="0" w:noHBand="0" w:noVBand="1"/>
-      </w:tblPr>
-      <w:tblGrid>
-        <w:gridCol w:w="582"/>
-        <w:gridCol w:w="3909"/>
-        <w:gridCol w:w="2503"/>
-        <w:gridCol w:w="3240"/>
-      </w:tblGrid>
-      <w:tr>
-        <w:trPr>
-          <w:trHeight w:val="397"/>
-          <w:tblHeader/>
-        </w:trPr>
-        <w:tc>
-          <w:tcPr>
-            <w:tcW w:w="284" w:type="pct"/>
-            <w:tcBorders>
-              <w:top w:val="single" w:sz="4" w:space="0" w:color="auto"/>
-              <w:left w:val="single" w:sz="4" w:space="0" w:color="auto"/>
-              <w:bottom w:val="single" w:sz="4" w:space="0" w:color="auto"/>
-              <w:right w:val="single" w:sz="4" w:space="0" w:color="auto"/>
-            </w:tcBorders>
-            <w:shd w:val="clear" w:color="auto" w:fill="244061" w:themeFill="accent1" w:themeFillShade="80"/>
-            <w:vAlign w:val="center"/>
-            <w:hideMark/>
-          </w:tcPr>
-          <w:p>
-            <w:pPr>
-              <w:keepNext/>
-              <w:keepLines/>
-              <w:spacing w:line="240" w:lineRule="auto"/>
-              <w:jc w:val="center"/>
-              <w:rPr>
-                <w:rFonts w:cs="Microsoft Sans Serif"/>
-                <w:b/>
-                <w:bCs/>
-                <w:sz w:val="20"/>
-                <w:szCs w:val="20"/>
-              </w:rPr>
-            </w:pPr>
-            <w:bookmarkStart w:id="144" w:name="_Hlk120291347"/>
-            <w:r>
-              <w:rPr>
-                <w:rFonts w:cs="Microsoft Sans Serif"/>
-                <w:b/>
-                <w:bCs/>
-                <w:sz w:val="20"/>
-                <w:szCs w:val="20"/>
-              </w:rPr>
-              <w:lastRenderedPageBreak/>
-              <w:t>No.</w:t>
-            </w:r>
-          </w:p>
-        </w:tc>
-        <w:tc>
-          <w:tcPr>
-            <w:tcW w:w="1910" w:type="pct"/>
-            <w:tcBorders>
-              <w:top w:val="single" w:sz="4" w:space="0" w:color="auto"/>
-              <w:left w:val="single" w:sz="4" w:space="0" w:color="auto"/>
-              <w:bottom w:val="single" w:sz="4" w:space="0" w:color="auto"/>
-              <w:right w:val="single" w:sz="4" w:space="0" w:color="auto"/>
-            </w:tcBorders>
-            <w:shd w:val="clear" w:color="auto" w:fill="244061" w:themeFill="accent1" w:themeFillShade="80"/>
-            <w:noWrap/>
-            <w:vAlign w:val="center"/>
-            <w:hideMark/>
-          </w:tcPr>
-          <w:p>
-            <w:pPr>
-              <w:keepNext/>
-              <w:keepLines/>
-              <w:spacing w:line="240" w:lineRule="auto"/>
-              <w:jc w:val="center"/>
-              <w:rPr>
-                <w:rFonts w:cs="Microsoft Sans Serif"/>
-                <w:b/>
-                <w:bCs/>
-                <w:sz w:val="20"/>
-                <w:szCs w:val="20"/>
-              </w:rPr>
-            </w:pPr>
-            <w:r>
-              <w:rPr>
-                <w:rFonts w:cs="Microsoft Sans Serif"/>
-                <w:b/>
-                <w:bCs/>
-                <w:sz w:val="20"/>
-                <w:szCs w:val="20"/>
-              </w:rPr>
-              <w:t>Nombre</w:t>
-            </w:r>
-          </w:p>
-        </w:tc>
-        <w:tc>
-          <w:tcPr>
-            <w:tcW w:w="1223" w:type="pct"/>
-            <w:tcBorders>
-              <w:top w:val="single" w:sz="4" w:space="0" w:color="auto"/>
-              <w:left w:val="single" w:sz="4" w:space="0" w:color="auto"/>
-              <w:bottom w:val="single" w:sz="4" w:space="0" w:color="auto"/>
-              <w:right w:val="single" w:sz="4" w:space="0" w:color="auto"/>
-            </w:tcBorders>
-            <w:shd w:val="clear" w:color="auto" w:fill="244061" w:themeFill="accent1" w:themeFillShade="80"/>
-            <w:noWrap/>
-            <w:vAlign w:val="center"/>
-            <w:hideMark/>
-          </w:tcPr>
-          <w:p>
-            <w:pPr>
-              <w:keepNext/>
-              <w:keepLines/>
-              <w:spacing w:line="240" w:lineRule="auto"/>
-              <w:jc w:val="center"/>
-              <w:rPr>
-                <w:rFonts w:cs="Microsoft Sans Serif"/>
-                <w:b/>
-                <w:bCs/>
-                <w:sz w:val="20"/>
-                <w:szCs w:val="20"/>
-              </w:rPr>
-            </w:pPr>
-            <w:r>
-              <w:rPr>
-                <w:rFonts w:cs="Microsoft Sans Serif"/>
-                <w:b/>
-                <w:bCs/>
-                <w:sz w:val="20"/>
-                <w:szCs w:val="20"/>
-              </w:rPr>
-              <w:t>Usuario</w:t>
-            </w:r>
-          </w:p>
-        </w:tc>
-        <w:tc>
-          <w:tcPr>
-            <w:tcW w:w="1583" w:type="pct"/>
-            <w:tcBorders>
-              <w:top w:val="single" w:sz="4" w:space="0" w:color="auto"/>
-              <w:left w:val="single" w:sz="4" w:space="0" w:color="auto"/>
-              <w:bottom w:val="single" w:sz="4" w:space="0" w:color="000000"/>
-              <w:right w:val="single" w:sz="4" w:space="0" w:color="auto"/>
-            </w:tcBorders>
-            <w:shd w:val="clear" w:color="auto" w:fill="244061" w:themeFill="accent1" w:themeFillShade="80"/>
-            <w:vAlign w:val="center"/>
-          </w:tcPr>
-          <w:p>
-            <w:pPr>
-              <w:keepNext/>
-              <w:keepLines/>
-              <w:spacing w:line="240" w:lineRule="auto"/>
-              <w:jc w:val="center"/>
-              <w:rPr>
-                <w:rFonts w:cs="Microsoft Sans Serif"/>
-                <w:b/>
-                <w:bCs/>
-                <w:sz w:val="20"/>
-                <w:szCs w:val="20"/>
-              </w:rPr>
-            </w:pPr>
-            <w:r>
-              <w:rPr>
-                <w:rFonts w:cs="Microsoft Sans Serif"/>
-                <w:b/>
-                <w:bCs/>
-                <w:sz w:val="20"/>
-                <w:szCs w:val="20"/>
-              </w:rPr>
-              <w:t>Fecha de alta</w:t>
-            </w:r>
-          </w:p>
-        </w:tc>
-      </w:tr>
-      <w:tr>
-        <w:trPr>
-          <w:trHeight w:val="283"/>
-        </w:trPr>
-        <w:tc>
-          <w:tcPr>
-            <w:tcW w:w="284" w:type="pct"/>
-            <w:tcBorders>
-              <w:top w:val="nil"/>
-              <w:left w:val="single" w:sz="4" w:space="0" w:color="auto"/>
-              <w:bottom w:val="single" w:sz="4" w:space="0" w:color="auto"/>
-              <w:right w:val="single" w:sz="4" w:space="0" w:color="auto"/>
-            </w:tcBorders>
-            <w:shd w:val="clear" w:color="auto" w:fill="FFFFFF" w:themeFill="background1"/>
-            <w:noWrap/>
-            <w:vAlign w:val="center"/>
-          </w:tcPr>
-          <w:p>
-            <w:pPr>
-              <w:keepNext/>
-              <w:keepLines/>
-              <w:spacing w:line="240" w:lineRule="auto"/>
-              <w:jc w:val="center"/>
-              <w:rPr>
-                <w:rFonts w:cs="Microsoft Sans Serif"/>
-                <w:bCs/>
-                <w:sz w:val="20"/>
-                <w:szCs w:val="20"/>
-                <w:highlight w:val="yellow"/>
-              </w:rPr>
-            </w:pPr>
-            <w:r>
-              <w:rPr>
-                <w:rFonts w:cs="Microsoft Sans Serif"/>
-                <w:color w:val="000000"/>
-                <w:sz w:val="20"/>
-                <w:szCs w:val="20"/>
-              </w:rPr>
-              <w:t>1</w:t>
-            </w:r>
-          </w:p>
-        </w:tc>
-        <w:tc>
-          <w:tcPr>
-            <w:tcW w:w="1910" w:type="pct"/>
-            <w:tcBorders>
-              <w:top w:val="nil"/>
-              <w:left w:val="nil"/>
-              <w:bottom w:val="single" w:sz="4" w:space="0" w:color="auto"/>
-              <w:right w:val="single" w:sz="4" w:space="0" w:color="auto"/>
-            </w:tcBorders>
-            <w:noWrap/>
-            <w:vAlign w:val="center"/>
-          </w:tcPr>
-          <w:p>
-            <w:pPr>
-              <w:keepNext/>
-              <w:keepLines/>
-              <w:spacing w:line="240" w:lineRule="auto"/>
-              <w:jc w:val="left"/>
-              <w:rPr>
-                <w:rFonts w:cs="Microsoft Sans Serif"/>
-                <w:sz w:val="20"/>
-                <w:szCs w:val="20"/>
-                <w:highlight w:val="yellow"/>
-              </w:rPr>
-            </w:pPr>
-            <w:r>
-              <w:rPr>
-                <w:rFonts w:cs="Microsoft Sans Serif"/>
-                <w:color w:val="000000"/>
-                <w:sz w:val="20"/>
-                <w:szCs w:val="20"/>
-              </w:rPr>
-              <w:t>Demetrio Morales Sainz</w:t>
-            </w:r>
-          </w:p>
-        </w:tc>
-        <w:tc>
-          <w:tcPr>
-            <w:tcW w:w="1223" w:type="pct"/>
-            <w:tcBorders>
-              <w:top w:val="nil"/>
-              <w:left w:val="nil"/>
-              <w:bottom w:val="single" w:sz="4" w:space="0" w:color="auto"/>
-              <w:right w:val="single" w:sz="4" w:space="0" w:color="auto"/>
-            </w:tcBorders>
-            <w:shd w:val="clear" w:color="auto" w:fill="FFFFFF" w:themeFill="background1"/>
-            <w:vAlign w:val="center"/>
-          </w:tcPr>
-          <w:p>
-            <w:pPr>
-              <w:keepNext/>
-              <w:keepLines/>
-              <w:spacing w:line="240" w:lineRule="auto"/>
-              <w:jc w:val="center"/>
-              <w:rPr>
-                <w:rFonts w:cs="Microsoft Sans Serif"/>
-                <w:sz w:val="20"/>
-                <w:szCs w:val="20"/>
-                <w:highlight w:val="yellow"/>
-              </w:rPr>
-            </w:pPr>
-            <w:proofErr w:type="spellStart"/>
-            <w:r>
-              <w:rPr>
-                <w:rFonts w:cs="Microsoft Sans Serif"/>
-                <w:color w:val="000000"/>
-                <w:sz w:val="20"/>
-                <w:szCs w:val="20"/>
-              </w:rPr>
-              <w:t>morales_demetrio</w:t>
-            </w:r>
-            <w:proofErr w:type="spellEnd"/>
-          </w:p>
-        </w:tc>
-        <w:tc>
-          <w:tcPr>
-            <w:tcW w:w="1583" w:type="pct"/>
-            <w:tcBorders>
-              <w:top w:val="nil"/>
-              <w:left w:val="nil"/>
-              <w:bottom w:val="single" w:sz="4" w:space="0" w:color="auto"/>
-              <w:right w:val="single" w:sz="4" w:space="0" w:color="auto"/>
-            </w:tcBorders>
-            <w:shd w:val="clear" w:color="auto" w:fill="FFFFFF" w:themeFill="background1"/>
-            <w:vAlign w:val="center"/>
-          </w:tcPr>
-          <w:p>
-            <w:pPr>
-              <w:keepNext/>
-              <w:keepLines/>
-              <w:spacing w:line="240" w:lineRule="auto"/>
-              <w:jc w:val="center"/>
-              <w:rPr>
-                <w:rFonts w:cs="Microsoft Sans Serif"/>
-                <w:sz w:val="20"/>
-                <w:szCs w:val="20"/>
-                <w:highlight w:val="yellow"/>
-              </w:rPr>
-            </w:pPr>
-            <w:r>
-              <w:rPr>
-                <w:rFonts w:cs="Microsoft Sans Serif"/>
-                <w:color w:val="000000"/>
-                <w:sz w:val="20"/>
-                <w:szCs w:val="20"/>
-              </w:rPr>
-              <w:t>30 de octubre del 2025</w:t>
-            </w:r>
-          </w:p>
-        </w:tc>
-      </w:tr>
-      <w:tr>
-        <w:trPr>
-          <w:trHeight w:val="283"/>
-        </w:trPr>
-        <w:tc>
-          <w:tcPr>
-            <w:tcW w:w="284" w:type="pct"/>
-            <w:tcBorders>
-              <w:top w:val="single" w:sz="4" w:space="0" w:color="auto"/>
-              <w:left w:val="single" w:sz="4" w:space="0" w:color="auto"/>
-              <w:bottom w:val="single" w:sz="4" w:space="0" w:color="auto"/>
-              <w:right w:val="single" w:sz="4" w:space="0" w:color="auto"/>
-            </w:tcBorders>
-            <w:shd w:val="clear" w:color="auto" w:fill="FFFFFF" w:themeFill="background1"/>
-            <w:noWrap/>
-            <w:vAlign w:val="center"/>
-          </w:tcPr>
-          <w:p>
-            <w:pPr>
-              <w:keepNext/>
-              <w:keepLines/>
-              <w:spacing w:line="240" w:lineRule="auto"/>
-              <w:jc w:val="center"/>
-              <w:rPr>
-                <w:rFonts w:cs="Microsoft Sans Serif"/>
-                <w:bCs/>
-                <w:sz w:val="20"/>
-                <w:szCs w:val="20"/>
-                <w:highlight w:val="yellow"/>
-              </w:rPr>
-            </w:pPr>
-            <w:r>
-              <w:rPr>
-                <w:rFonts w:cs="Microsoft Sans Serif"/>
-                <w:color w:val="000000"/>
-                <w:sz w:val="20"/>
-                <w:szCs w:val="20"/>
-              </w:rPr>
-              <w:t>2</w:t>
-            </w:r>
-          </w:p>
-        </w:tc>
-        <w:tc>
-          <w:tcPr>
-            <w:tcW w:w="1910" w:type="pct"/>
-            <w:tcBorders>
-              <w:top w:val="single" w:sz="4" w:space="0" w:color="auto"/>
-              <w:left w:val="nil"/>
-              <w:bottom w:val="single" w:sz="4" w:space="0" w:color="auto"/>
-              <w:right w:val="single" w:sz="4" w:space="0" w:color="auto"/>
-            </w:tcBorders>
-            <w:noWrap/>
-            <w:vAlign w:val="center"/>
-          </w:tcPr>
-          <w:p>
-            <w:pPr>
-              <w:keepNext/>
-              <w:keepLines/>
-              <w:spacing w:line="240" w:lineRule="auto"/>
-              <w:jc w:val="left"/>
-              <w:rPr>
-                <w:rFonts w:cs="Microsoft Sans Serif"/>
-                <w:sz w:val="20"/>
-                <w:szCs w:val="20"/>
-                <w:highlight w:val="yellow"/>
-              </w:rPr>
-            </w:pPr>
-            <w:r>
-              <w:rPr>
-                <w:rFonts w:cs="Microsoft Sans Serif"/>
-                <w:color w:val="000000"/>
-                <w:sz w:val="20"/>
-                <w:szCs w:val="20"/>
-              </w:rPr>
-              <w:t>Rodrigo Humberto Flores Zamudio</w:t>
-            </w:r>
-          </w:p>
-        </w:tc>
-        <w:tc>
-          <w:tcPr>
-            <w:tcW w:w="1223" w:type="pct"/>
-            <w:tcBorders>
-              <w:top w:val="single" w:sz="4" w:space="0" w:color="auto"/>
-              <w:left w:val="nil"/>
-              <w:bottom w:val="single" w:sz="4" w:space="0" w:color="auto"/>
-              <w:right w:val="single" w:sz="4" w:space="0" w:color="auto"/>
-            </w:tcBorders>
-            <w:shd w:val="clear" w:color="auto" w:fill="FFFFFF" w:themeFill="background1"/>
-            <w:vAlign w:val="center"/>
-          </w:tcPr>
-          <w:p>
-            <w:pPr>
-              <w:keepNext/>
-              <w:keepLines/>
-              <w:spacing w:line="240" w:lineRule="auto"/>
-              <w:jc w:val="center"/>
-              <w:rPr>
-                <w:rFonts w:cs="Microsoft Sans Serif"/>
-                <w:sz w:val="20"/>
-                <w:szCs w:val="20"/>
-                <w:highlight w:val="yellow"/>
-              </w:rPr>
-            </w:pPr>
-            <w:proofErr w:type="spellStart"/>
-            <w:r>
-              <w:rPr>
-                <w:rFonts w:cs="Microsoft Sans Serif"/>
-                <w:color w:val="000000"/>
-                <w:sz w:val="20"/>
-                <w:szCs w:val="20"/>
-              </w:rPr>
-              <w:t>hflores</w:t>
-            </w:r>
-            <w:proofErr w:type="spellEnd"/>
-          </w:p>
-        </w:tc>
-        <w:tc>
-          <w:tcPr>
-            <w:tcW w:w="1583" w:type="pct"/>
-            <w:tcBorders>
-              <w:top w:val="single" w:sz="4" w:space="0" w:color="auto"/>
-              <w:left w:val="nil"/>
-              <w:bottom w:val="single" w:sz="4" w:space="0" w:color="auto"/>
-              <w:right w:val="single" w:sz="4" w:space="0" w:color="auto"/>
-            </w:tcBorders>
-            <w:shd w:val="clear" w:color="auto" w:fill="FFFFFF" w:themeFill="background1"/>
-          </w:tcPr>
-          <w:p>
-            <w:pPr>
-              <w:keepNext/>
-              <w:keepLines/>
-              <w:spacing w:line="240" w:lineRule="auto"/>
-              <w:jc w:val="center"/>
-              <w:rPr>
-                <w:rFonts w:cs="Microsoft Sans Serif"/>
-                <w:sz w:val="20"/>
-                <w:szCs w:val="20"/>
-                <w:highlight w:val="yellow"/>
-              </w:rPr>
-            </w:pPr>
-            <w:r>
-              <w:rPr>
-                <w:rFonts w:cs="Microsoft Sans Serif"/>
-                <w:color w:val="000000"/>
-                <w:sz w:val="20"/>
-                <w:szCs w:val="20"/>
-              </w:rPr>
-              <w:t>30 de octubre del 2025</w:t>
-            </w:r>
-          </w:p>
-        </w:tc>
-      </w:tr>
-      <w:tr>
-        <w:trPr>
-          <w:trHeight w:val="283"/>
-        </w:trPr>
-        <w:tc>
-          <w:tcPr>
-            <w:tcW w:w="284" w:type="pct"/>
-            <w:tcBorders>
-              <w:top w:val="nil"/>
-              <w:left w:val="single" w:sz="4" w:space="0" w:color="auto"/>
-              <w:bottom w:val="single" w:sz="4" w:space="0" w:color="auto"/>
-              <w:right w:val="single" w:sz="4" w:space="0" w:color="auto"/>
-            </w:tcBorders>
-            <w:shd w:val="clear" w:color="auto" w:fill="FFFFFF" w:themeFill="background1"/>
-            <w:noWrap/>
-            <w:vAlign w:val="center"/>
-          </w:tcPr>
-          <w:p>
-            <w:pPr>
-              <w:keepNext/>
-              <w:keepLines/>
-              <w:spacing w:line="240" w:lineRule="auto"/>
-              <w:jc w:val="center"/>
-              <w:rPr>
-                <w:rFonts w:cs="Microsoft Sans Serif"/>
-                <w:bCs/>
-                <w:sz w:val="20"/>
-                <w:szCs w:val="20"/>
-                <w:highlight w:val="yellow"/>
-              </w:rPr>
-            </w:pPr>
-            <w:r>
-              <w:rPr>
-                <w:rFonts w:cs="Microsoft Sans Serif"/>
-                <w:color w:val="000000"/>
-                <w:sz w:val="20"/>
-                <w:szCs w:val="20"/>
-              </w:rPr>
-              <w:t>3</w:t>
-            </w:r>
-          </w:p>
-        </w:tc>
-        <w:tc>
-          <w:tcPr>
-            <w:tcW w:w="1910" w:type="pct"/>
-            <w:tcBorders>
-              <w:top w:val="nil"/>
-              <w:left w:val="nil"/>
-              <w:bottom w:val="single" w:sz="4" w:space="0" w:color="auto"/>
-              <w:right w:val="single" w:sz="4" w:space="0" w:color="auto"/>
-            </w:tcBorders>
-            <w:noWrap/>
-            <w:vAlign w:val="center"/>
-          </w:tcPr>
-          <w:p>
-            <w:pPr>
-              <w:keepNext/>
-              <w:keepLines/>
-              <w:spacing w:line="240" w:lineRule="auto"/>
-              <w:jc w:val="left"/>
-              <w:rPr>
-                <w:rFonts w:cs="Microsoft Sans Serif"/>
-                <w:sz w:val="20"/>
-                <w:szCs w:val="20"/>
-                <w:highlight w:val="yellow"/>
-              </w:rPr>
-            </w:pPr>
-            <w:r>
-              <w:rPr>
-                <w:rFonts w:cs="Microsoft Sans Serif"/>
-                <w:color w:val="000000"/>
-                <w:sz w:val="20"/>
-                <w:szCs w:val="20"/>
-              </w:rPr>
-              <w:t>José Valentín López Méndez</w:t>
-            </w:r>
-          </w:p>
-        </w:tc>
-        <w:tc>
-          <w:tcPr>
-            <w:tcW w:w="1223" w:type="pct"/>
-            <w:tcBorders>
-              <w:top w:val="nil"/>
-              <w:left w:val="nil"/>
-              <w:bottom w:val="single" w:sz="4" w:space="0" w:color="auto"/>
-              <w:right w:val="single" w:sz="4" w:space="0" w:color="auto"/>
-            </w:tcBorders>
-            <w:shd w:val="clear" w:color="auto" w:fill="FFFFFF" w:themeFill="background1"/>
-            <w:vAlign w:val="center"/>
-          </w:tcPr>
-          <w:p>
-            <w:pPr>
-              <w:keepNext/>
-              <w:keepLines/>
-              <w:spacing w:line="240" w:lineRule="auto"/>
-              <w:jc w:val="center"/>
-              <w:rPr>
-                <w:rFonts w:cs="Microsoft Sans Serif"/>
-                <w:sz w:val="20"/>
-                <w:szCs w:val="20"/>
-                <w:highlight w:val="yellow"/>
-              </w:rPr>
-            </w:pPr>
-            <w:proofErr w:type="spellStart"/>
-            <w:r>
-              <w:rPr>
-                <w:rFonts w:cs="Microsoft Sans Serif"/>
-                <w:color w:val="000000"/>
-                <w:sz w:val="20"/>
-                <w:szCs w:val="20"/>
-              </w:rPr>
-              <w:t>lopez_jose</w:t>
-            </w:r>
-            <w:proofErr w:type="spellEnd"/>
-          </w:p>
-        </w:tc>
-        <w:tc>
-          <w:tcPr>
-            <w:tcW w:w="1583" w:type="pct"/>
-            <w:tcBorders>
-              <w:top w:val="nil"/>
-              <w:left w:val="nil"/>
-              <w:bottom w:val="single" w:sz="4" w:space="0" w:color="auto"/>
-              <w:right w:val="single" w:sz="4" w:space="0" w:color="auto"/>
-            </w:tcBorders>
-            <w:shd w:val="clear" w:color="auto" w:fill="FFFFFF" w:themeFill="background1"/>
-          </w:tcPr>
-          <w:p>
-            <w:pPr>
-              <w:keepNext/>
-              <w:keepLines/>
-              <w:spacing w:line="240" w:lineRule="auto"/>
-              <w:jc w:val="center"/>
-              <w:rPr>
-                <w:rFonts w:cs="Microsoft Sans Serif"/>
-                <w:sz w:val="20"/>
-                <w:szCs w:val="20"/>
-                <w:highlight w:val="yellow"/>
-              </w:rPr>
-            </w:pPr>
-            <w:r>
-              <w:rPr>
-                <w:rFonts w:cs="Microsoft Sans Serif"/>
-                <w:color w:val="000000"/>
-                <w:sz w:val="20"/>
-                <w:szCs w:val="20"/>
-              </w:rPr>
-              <w:t>30 de octubre del 2025</w:t>
-            </w:r>
-          </w:p>
-        </w:tc>
-      </w:tr>
-      <w:tr>
-        <w:trPr>
-          <w:trHeight w:val="283"/>
-        </w:trPr>
-        <w:tc>
-          <w:tcPr>
-            <w:tcW w:w="284" w:type="pct"/>
-            <w:tcBorders>
-              <w:top w:val="nil"/>
-              <w:left w:val="single" w:sz="4" w:space="0" w:color="auto"/>
-              <w:bottom w:val="single" w:sz="4" w:space="0" w:color="auto"/>
-              <w:right w:val="single" w:sz="4" w:space="0" w:color="auto"/>
-            </w:tcBorders>
-            <w:shd w:val="clear" w:color="auto" w:fill="FFFFFF" w:themeFill="background1"/>
-            <w:noWrap/>
-            <w:vAlign w:val="center"/>
-          </w:tcPr>
-          <w:p>
-            <w:pPr>
-              <w:keepNext/>
-              <w:keepLines/>
-              <w:spacing w:line="240" w:lineRule="auto"/>
-              <w:jc w:val="center"/>
-              <w:rPr>
-                <w:rFonts w:cs="Microsoft Sans Serif"/>
-                <w:bCs/>
-                <w:sz w:val="20"/>
-                <w:szCs w:val="20"/>
-                <w:highlight w:val="yellow"/>
-              </w:rPr>
-            </w:pPr>
-            <w:r>
-              <w:rPr>
-                <w:rFonts w:cs="Microsoft Sans Serif"/>
-                <w:color w:val="000000"/>
-                <w:sz w:val="20"/>
-                <w:szCs w:val="20"/>
-              </w:rPr>
-              <w:t>4</w:t>
-            </w:r>
-          </w:p>
-        </w:tc>
-        <w:tc>
-          <w:tcPr>
-            <w:tcW w:w="1910" w:type="pct"/>
-            <w:tcBorders>
-              <w:top w:val="nil"/>
-              <w:left w:val="nil"/>
-              <w:bottom w:val="single" w:sz="4" w:space="0" w:color="auto"/>
-              <w:right w:val="single" w:sz="4" w:space="0" w:color="auto"/>
-            </w:tcBorders>
-            <w:noWrap/>
-            <w:vAlign w:val="center"/>
-          </w:tcPr>
-          <w:p>
-            <w:pPr>
-              <w:keepNext/>
-              <w:keepLines/>
-              <w:spacing w:line="240" w:lineRule="auto"/>
-              <w:jc w:val="left"/>
-              <w:rPr>
-                <w:rFonts w:cs="Microsoft Sans Serif"/>
-                <w:sz w:val="20"/>
-                <w:szCs w:val="20"/>
-                <w:highlight w:val="yellow"/>
-              </w:rPr>
-            </w:pPr>
-            <w:r>
-              <w:rPr>
-                <w:rFonts w:cs="Microsoft Sans Serif"/>
-                <w:color w:val="000000"/>
-                <w:sz w:val="20"/>
-                <w:szCs w:val="20"/>
-              </w:rPr>
-              <w:t>Roberto Ramírez Villa</w:t>
-            </w:r>
-          </w:p>
-        </w:tc>
-        <w:tc>
-          <w:tcPr>
-            <w:tcW w:w="1223" w:type="pct"/>
-            <w:tcBorders>
-              <w:top w:val="nil"/>
-              <w:left w:val="nil"/>
-              <w:bottom w:val="single" w:sz="4" w:space="0" w:color="auto"/>
-              <w:right w:val="single" w:sz="4" w:space="0" w:color="auto"/>
-            </w:tcBorders>
-            <w:shd w:val="clear" w:color="auto" w:fill="FFFFFF" w:themeFill="background1"/>
-            <w:vAlign w:val="center"/>
-          </w:tcPr>
-          <w:p>
-            <w:pPr>
-              <w:keepNext/>
-              <w:keepLines/>
-              <w:spacing w:line="240" w:lineRule="auto"/>
-              <w:jc w:val="center"/>
-              <w:rPr>
-                <w:rFonts w:cs="Microsoft Sans Serif"/>
-                <w:sz w:val="20"/>
-                <w:szCs w:val="20"/>
-                <w:highlight w:val="yellow"/>
-              </w:rPr>
-            </w:pPr>
-            <w:proofErr w:type="spellStart"/>
-            <w:r>
-              <w:rPr>
-                <w:rFonts w:cs="Microsoft Sans Serif"/>
-                <w:color w:val="000000"/>
-                <w:sz w:val="20"/>
-                <w:szCs w:val="20"/>
-              </w:rPr>
-              <w:t>villa.roberto</w:t>
-            </w:r>
-            <w:proofErr w:type="spellEnd"/>
-          </w:p>
-        </w:tc>
-        <w:tc>
-          <w:tcPr>
-            <w:tcW w:w="1583" w:type="pct"/>
-            <w:tcBorders>
-              <w:top w:val="nil"/>
-              <w:left w:val="nil"/>
-              <w:bottom w:val="single" w:sz="4" w:space="0" w:color="auto"/>
-              <w:right w:val="single" w:sz="4" w:space="0" w:color="auto"/>
-            </w:tcBorders>
-            <w:shd w:val="clear" w:color="auto" w:fill="FFFFFF" w:themeFill="background1"/>
-          </w:tcPr>
-          <w:p>
-            <w:pPr>
-              <w:keepNext/>
-              <w:keepLines/>
-              <w:spacing w:line="240" w:lineRule="auto"/>
-              <w:jc w:val="center"/>
-              <w:rPr>
-                <w:rFonts w:cs="Microsoft Sans Serif"/>
-                <w:sz w:val="20"/>
-                <w:szCs w:val="20"/>
-                <w:highlight w:val="yellow"/>
-              </w:rPr>
-            </w:pPr>
-            <w:r>
-              <w:rPr>
-                <w:rFonts w:cs="Microsoft Sans Serif"/>
-                <w:color w:val="000000"/>
-                <w:sz w:val="20"/>
-                <w:szCs w:val="20"/>
-              </w:rPr>
-              <w:t>30 de octubre del 2025</w:t>
-            </w:r>
-          </w:p>
-        </w:tc>
-      </w:tr>
-      <w:tr>
-        <w:trPr>
-          <w:trHeight w:val="283"/>
-        </w:trPr>
-        <w:tc>
-          <w:tcPr>
-            <w:tcW w:w="284" w:type="pct"/>
-            <w:tcBorders>
-              <w:top w:val="nil"/>
-              <w:left w:val="single" w:sz="4" w:space="0" w:color="auto"/>
-              <w:bottom w:val="single" w:sz="4" w:space="0" w:color="auto"/>
-              <w:right w:val="single" w:sz="4" w:space="0" w:color="auto"/>
-            </w:tcBorders>
-            <w:shd w:val="clear" w:color="auto" w:fill="FFFFFF" w:themeFill="background1"/>
-            <w:noWrap/>
-            <w:vAlign w:val="center"/>
-          </w:tcPr>
-          <w:p>
-            <w:pPr>
-              <w:keepNext/>
-              <w:keepLines/>
-              <w:spacing w:line="240" w:lineRule="auto"/>
-              <w:jc w:val="center"/>
-              <w:rPr>
-                <w:rFonts w:cs="Microsoft Sans Serif"/>
-                <w:bCs/>
-                <w:sz w:val="20"/>
-                <w:szCs w:val="20"/>
-                <w:highlight w:val="yellow"/>
-              </w:rPr>
-            </w:pPr>
-            <w:r>
-              <w:rPr>
-                <w:rFonts w:cs="Microsoft Sans Serif"/>
-                <w:color w:val="000000"/>
-                <w:sz w:val="20"/>
-                <w:szCs w:val="20"/>
-              </w:rPr>
-              <w:t>5</w:t>
-            </w:r>
-          </w:p>
-        </w:tc>
-        <w:tc>
-          <w:tcPr>
-            <w:tcW w:w="1910" w:type="pct"/>
-            <w:tcBorders>
-              <w:top w:val="nil"/>
-              <w:left w:val="nil"/>
-              <w:bottom w:val="single" w:sz="4" w:space="0" w:color="auto"/>
-              <w:right w:val="single" w:sz="4" w:space="0" w:color="auto"/>
-            </w:tcBorders>
-            <w:noWrap/>
-            <w:vAlign w:val="center"/>
-          </w:tcPr>
-          <w:p>
-            <w:pPr>
-              <w:keepNext/>
-              <w:keepLines/>
-              <w:spacing w:line="240" w:lineRule="auto"/>
-              <w:jc w:val="left"/>
-              <w:rPr>
-                <w:rFonts w:cs="Microsoft Sans Serif"/>
-                <w:sz w:val="20"/>
-                <w:szCs w:val="20"/>
-                <w:highlight w:val="yellow"/>
-              </w:rPr>
-            </w:pPr>
-            <w:r>
-              <w:rPr>
-                <w:rFonts w:cs="Microsoft Sans Serif"/>
-                <w:color w:val="000000"/>
-                <w:sz w:val="20"/>
-                <w:szCs w:val="20"/>
-              </w:rPr>
-              <w:t>Luis Alberto Rejón Lorenzo</w:t>
-            </w:r>
-          </w:p>
-        </w:tc>
-        <w:tc>
-          <w:tcPr>
-            <w:tcW w:w="1223" w:type="pct"/>
-            <w:tcBorders>
-              <w:top w:val="nil"/>
-              <w:left w:val="nil"/>
-              <w:bottom w:val="single" w:sz="4" w:space="0" w:color="auto"/>
-              <w:right w:val="single" w:sz="4" w:space="0" w:color="auto"/>
-            </w:tcBorders>
-            <w:shd w:val="clear" w:color="auto" w:fill="FFFFFF" w:themeFill="background1"/>
-            <w:vAlign w:val="center"/>
-          </w:tcPr>
-          <w:p>
-            <w:pPr>
-              <w:keepNext/>
-              <w:keepLines/>
-              <w:spacing w:line="240" w:lineRule="auto"/>
-              <w:jc w:val="center"/>
-              <w:rPr>
-                <w:rFonts w:cs="Microsoft Sans Serif"/>
-                <w:sz w:val="20"/>
-                <w:szCs w:val="20"/>
-                <w:highlight w:val="yellow"/>
-              </w:rPr>
-            </w:pPr>
-            <w:proofErr w:type="spellStart"/>
-            <w:r>
-              <w:rPr>
-                <w:rFonts w:cs="Microsoft Sans Serif"/>
-                <w:color w:val="000000"/>
-                <w:sz w:val="20"/>
-                <w:szCs w:val="20"/>
-              </w:rPr>
-              <w:t>lorenzo_luis</w:t>
-            </w:r>
-            <w:proofErr w:type="spellEnd"/>
-          </w:p>
-        </w:tc>
-        <w:tc>
-          <w:tcPr>
-            <w:tcW w:w="1583" w:type="pct"/>
-            <w:tcBorders>
-              <w:top w:val="nil"/>
-              <w:left w:val="nil"/>
-              <w:bottom w:val="single" w:sz="4" w:space="0" w:color="auto"/>
-              <w:right w:val="single" w:sz="4" w:space="0" w:color="auto"/>
-            </w:tcBorders>
-            <w:shd w:val="clear" w:color="auto" w:fill="FFFFFF" w:themeFill="background1"/>
-          </w:tcPr>
-          <w:p>
-            <w:pPr>
-              <w:keepNext/>
-              <w:keepLines/>
-              <w:spacing w:line="240" w:lineRule="auto"/>
-              <w:jc w:val="center"/>
-              <w:rPr>
-                <w:rFonts w:cs="Microsoft Sans Serif"/>
-                <w:sz w:val="20"/>
-                <w:szCs w:val="20"/>
-                <w:highlight w:val="yellow"/>
-              </w:rPr>
-            </w:pPr>
-            <w:r>
-              <w:rPr>
-                <w:rFonts w:cs="Microsoft Sans Serif"/>
-                <w:color w:val="000000"/>
-                <w:sz w:val="20"/>
-                <w:szCs w:val="20"/>
-              </w:rPr>
-              <w:t>30 de octubre del 2025</w:t>
-            </w:r>
-          </w:p>
-        </w:tc>
-      </w:tr>
-      <w:tr>
-        <w:trPr>
-          <w:trHeight w:val="283"/>
-        </w:trPr>
-        <w:tc>
-          <w:tcPr>
-            <w:tcW w:w="284" w:type="pct"/>
-            <w:tcBorders>
-              <w:top w:val="single" w:sz="4" w:space="0" w:color="auto"/>
-              <w:left w:val="single" w:sz="4" w:space="0" w:color="auto"/>
-              <w:bottom w:val="single" w:sz="4" w:space="0" w:color="auto"/>
-              <w:right w:val="single" w:sz="4" w:space="0" w:color="auto"/>
-            </w:tcBorders>
-            <w:shd w:val="clear" w:color="auto" w:fill="FFFFFF" w:themeFill="background1"/>
-            <w:noWrap/>
-            <w:vAlign w:val="center"/>
-          </w:tcPr>
-          <w:p>
-            <w:pPr>
-              <w:keepNext/>
-              <w:keepLines/>
-              <w:spacing w:line="240" w:lineRule="auto"/>
-              <w:jc w:val="center"/>
-              <w:rPr>
-                <w:rFonts w:cs="Microsoft Sans Serif"/>
-                <w:bCs/>
-                <w:sz w:val="20"/>
-                <w:szCs w:val="20"/>
-                <w:highlight w:val="yellow"/>
-              </w:rPr>
-            </w:pPr>
-            <w:r>
-              <w:rPr>
-                <w:rFonts w:cs="Microsoft Sans Serif"/>
-                <w:color w:val="000000"/>
-                <w:sz w:val="20"/>
-                <w:szCs w:val="20"/>
-              </w:rPr>
-              <w:t>6</w:t>
-            </w:r>
-          </w:p>
-        </w:tc>
-        <w:tc>
-          <w:tcPr>
-            <w:tcW w:w="1910" w:type="pct"/>
-            <w:tcBorders>
-              <w:top w:val="single" w:sz="4" w:space="0" w:color="auto"/>
-              <w:left w:val="nil"/>
-              <w:bottom w:val="single" w:sz="4" w:space="0" w:color="auto"/>
-              <w:right w:val="single" w:sz="4" w:space="0" w:color="auto"/>
-            </w:tcBorders>
-            <w:noWrap/>
-            <w:vAlign w:val="center"/>
-          </w:tcPr>
-          <w:p>
-            <w:pPr>
-              <w:keepNext/>
-              <w:keepLines/>
-              <w:spacing w:line="240" w:lineRule="auto"/>
-              <w:jc w:val="left"/>
-              <w:rPr>
-                <w:rFonts w:cs="Microsoft Sans Serif"/>
-                <w:sz w:val="20"/>
-                <w:szCs w:val="20"/>
-                <w:highlight w:val="yellow"/>
-              </w:rPr>
-            </w:pPr>
-            <w:r>
-              <w:rPr>
-                <w:rFonts w:cs="Microsoft Sans Serif"/>
-                <w:color w:val="000000"/>
-                <w:sz w:val="20"/>
-                <w:szCs w:val="20"/>
-              </w:rPr>
-              <w:t>Eduardo Santiago Diaz Camacho</w:t>
-            </w:r>
-          </w:p>
-        </w:tc>
-        <w:tc>
-          <w:tcPr>
-            <w:tcW w:w="1223" w:type="pct"/>
-            <w:tcBorders>
-              <w:top w:val="single" w:sz="4" w:space="0" w:color="auto"/>
-              <w:left w:val="nil"/>
-              <w:bottom w:val="single" w:sz="4" w:space="0" w:color="auto"/>
-              <w:right w:val="single" w:sz="4" w:space="0" w:color="auto"/>
-            </w:tcBorders>
-            <w:shd w:val="clear" w:color="auto" w:fill="FFFFFF" w:themeFill="background1"/>
-            <w:vAlign w:val="center"/>
-          </w:tcPr>
-          <w:p>
-            <w:pPr>
-              <w:keepNext/>
-              <w:keepLines/>
-              <w:spacing w:line="240" w:lineRule="auto"/>
-              <w:jc w:val="center"/>
-              <w:rPr>
-                <w:rFonts w:cs="Microsoft Sans Serif"/>
-                <w:sz w:val="20"/>
-                <w:szCs w:val="20"/>
-                <w:highlight w:val="yellow"/>
-              </w:rPr>
-            </w:pPr>
-            <w:proofErr w:type="spellStart"/>
-            <w:r>
-              <w:rPr>
-                <w:rFonts w:cs="Microsoft Sans Serif"/>
-                <w:color w:val="000000"/>
-                <w:sz w:val="20"/>
-                <w:szCs w:val="20"/>
-              </w:rPr>
-              <w:t>diaz.eduardo</w:t>
-            </w:r>
-            <w:proofErr w:type="spellEnd"/>
-          </w:p>
-        </w:tc>
-        <w:tc>
-          <w:tcPr>
-            <w:tcW w:w="1583" w:type="pct"/>
-            <w:tcBorders>
-              <w:top w:val="single" w:sz="4" w:space="0" w:color="auto"/>
-              <w:left w:val="nil"/>
-              <w:bottom w:val="single" w:sz="4" w:space="0" w:color="auto"/>
-              <w:right w:val="single" w:sz="4" w:space="0" w:color="auto"/>
-            </w:tcBorders>
-            <w:shd w:val="clear" w:color="auto" w:fill="FFFFFF" w:themeFill="background1"/>
-          </w:tcPr>
-          <w:p>
-            <w:pPr>
-              <w:keepNext/>
-              <w:keepLines/>
-              <w:spacing w:line="240" w:lineRule="auto"/>
-              <w:jc w:val="center"/>
-              <w:rPr>
-                <w:rFonts w:cs="Microsoft Sans Serif"/>
-                <w:sz w:val="20"/>
-                <w:szCs w:val="20"/>
-                <w:highlight w:val="yellow"/>
-              </w:rPr>
-            </w:pPr>
-            <w:r>
-              <w:rPr>
-                <w:rFonts w:cs="Microsoft Sans Serif"/>
-                <w:color w:val="000000"/>
-                <w:sz w:val="20"/>
-                <w:szCs w:val="20"/>
-              </w:rPr>
-              <w:t>30 de octubre del 2025</w:t>
-            </w:r>
-          </w:p>
-        </w:tc>
-      </w:tr>
-      <w:bookmarkEnd w:id="144"/>
-    </w:tbl>
-    <w:p/>
-    <w:p>
-      <w:pPr>
-        <w:ind w:firstLine="425"/>
-      </w:pPr>
-      <w:bookmarkStart w:id="145" w:name="_Hlk161139808"/>
-      <w:r>
-        <w:rPr>
-          <w:rFonts w:cs="Microsoft Sans Serif"/>
-        </w:rPr>
-        <w:t xml:space="preserve">Mayores detalles sobre la información que se </w:t>
-      </w:r>
-      <w:r>
-        <w:rPr>
-          <w:rFonts w:cs="Microsoft Sans Serif"/>
-        </w:rPr>
-        <w:t>visualiza</w:t>
-      </w:r>
-      <w:r>
-        <w:rPr>
-          <w:rFonts w:cs="Microsoft Sans Serif"/>
-        </w:rPr>
-        <w:t xml:space="preserve"> en </w:t>
-      </w:r>
-      <w:r>
-        <w:rPr>
-          <w:rFonts w:cs="Microsoft Sans Serif"/>
-        </w:rPr>
-        <w:t>el sitio</w:t>
-      </w:r>
-      <w:r>
-        <w:rPr>
-          <w:rFonts w:cs="Microsoft Sans Serif"/>
-        </w:rPr>
-        <w:t xml:space="preserve"> WEB para el despliegue de </w:t>
-      </w:r>
-      <w:r>
-        <w:rPr>
-          <w:rFonts w:cs="Microsoft Sans Serif"/>
-        </w:rPr>
-        <w:t xml:space="preserve">la información de las </w:t>
-      </w:r>
-      <w:r>
-        <w:rPr>
-          <w:rFonts w:cs="Microsoft Sans Serif"/>
-        </w:rPr>
-        <w:t xml:space="preserve">sondas oceanográficas y su </w:t>
-      </w:r>
-      <w:r>
-        <w:rPr>
-          <w:rFonts w:cs="Microsoft Sans Serif"/>
-          <w:szCs w:val="22"/>
-        </w:rPr>
-        <w:t>uso se presentan en</w:t>
-      </w:r>
-      <w:bookmarkStart w:id="146" w:name="_Hlk161219251"/>
-      <w:bookmarkEnd w:id="137"/>
-      <w:bookmarkEnd w:id="145"/>
-      <w:r>
-        <w:rPr>
-          <w:rFonts w:cs="Microsoft Sans Serif"/>
-          <w:szCs w:val="22"/>
-        </w:rPr>
-        <w:t xml:space="preserve"> el </w:t>
-      </w:r>
-      <w:r>
-        <w:rPr>
-          <w:rFonts w:cs="Microsoft Sans Serif"/>
-          <w:szCs w:val="22"/>
-        </w:rPr>
-        <w:fldChar w:fldCharType="begin"/>
-      </w:r>
-      <w:r>
-        <w:rPr>
-          <w:rFonts w:cs="Microsoft Sans Serif"/>
-          <w:szCs w:val="22"/>
-        </w:rPr>
-        <w:instrText xml:space="preserve"> REF _Ref224574724 \h </w:instrText>
-      </w:r>
-      <w:r>
-        <w:rPr>
-          <w:rFonts w:cs="Microsoft Sans Serif"/>
-          <w:szCs w:val="22"/>
-        </w:rPr>
-        <w:instrText xml:space="preserve"> \* MERGEFORMAT </w:instrText>
-      </w:r>
-      <w:r>
-        <w:rPr>
-          <w:rFonts w:cs="Microsoft Sans Serif"/>
-          <w:szCs w:val="22"/>
-        </w:rPr>
-      </w:r>
-      <w:r>
-        <w:rPr>
-          <w:rFonts w:cs="Microsoft Sans Serif"/>
-          <w:szCs w:val="22"/>
-        </w:rPr>
-        <w:fldChar w:fldCharType="separate"/>
-      </w:r>
-      <w:r>
-        <w:rPr>
-          <w:rStyle w:val="Title1"/>
-        </w:rPr>
-        <w:t>APÉNDICE 2: DESCRIPCIÓN DEL SITIO WEB</w:t>
-      </w:r>
-      <w:r>
-        <w:rPr>
-          <w:rFonts w:cs="Microsoft Sans Serif"/>
-          <w:szCs w:val="22"/>
-        </w:rPr>
-        <w:fldChar w:fldCharType="end"/>
-      </w:r>
-      <w:r>
-        <w:rPr>
-          <w:rFonts w:cs="Microsoft Sans Serif"/>
-          <w:szCs w:val="22"/>
-        </w:rPr>
+      <w:bookmarkEnd w:id="159"/>
+      <w:r>
+        <w:t xml:space="preserve">. </w:t>
+      </w:r>
+      <w:bookmarkStart w:id="164" w:name="_Hlk161213364"/>
+      <w:bookmarkStart w:id="165" w:name="_Hlk161150770"/>
+      <w:r>
+        <w:t xml:space="preserve">Porcentaje de datos transmitidos y visualizados por variable en cada una de las sondas oceanográficas </w:t>
+      </w:r>
+      <w:r>
+        <w:t>l</w:t>
+      </w:r>
+      <w:r>
+        <w:t>iberadas</w:t>
+      </w:r>
+      <w:bookmarkStart w:id="166" w:name="_Hlk161219846"/>
+      <w:r>
+        <w:t>; periodo</w:t>
+      </w:r>
+      <w:r>
         <w:t xml:space="preserve"> </w:t>
       </w:r>
-      <w:r>
-        <w:rPr>
-          <w:szCs w:val="22"/>
-        </w:rPr>
-        <w:t>de este documento.</w:t>
-      </w:r>
-      <w:bookmarkEnd w:id="146"/>
-    </w:p>
-    <w:p>
-      <w:pPr>
-        <w:ind w:firstLine="576"/>
-        <w:rPr>
-          <w:rFonts w:cs="Microsoft Sans Serif"/>
-        </w:rPr>
-      </w:pPr>
-    </w:p>
-    <w:p>
-      <w:pPr>
-        <w:pStyle w:val="Ttulo2"/>
-      </w:pPr>
-      <w:bookmarkStart w:id="147" w:name="_Toc117598900"/>
-      <w:bookmarkStart w:id="148" w:name="_Toc217030840"/>
-      <w:bookmarkStart w:id="149" w:name="_Ref218069703"/>
-      <w:bookmarkStart w:id="150" w:name="_Ref218069745"/>
-      <w:bookmarkStart w:id="151" w:name="_Toc229061889"/>
-      <w:bookmarkStart w:id="152" w:name="_Toc230781928"/>
-      <w:bookmarkEnd w:id="133"/>
-      <w:r>
-        <w:t>Porcentaje de visualización de las variables solicitadas</w:t>
-      </w:r>
-      <w:bookmarkEnd w:id="147"/>
-      <w:bookmarkEnd w:id="148"/>
-      <w:bookmarkEnd w:id="149"/>
-      <w:bookmarkEnd w:id="150"/>
-      <w:bookmarkEnd w:id="151"/>
-      <w:bookmarkEnd w:id="152"/>
-    </w:p>
-    <w:p>
-      <w:pPr>
-        <w:ind w:firstLine="426"/>
-        <w:rPr>
-          <w:rFonts w:cs="Microsoft Sans Serif"/>
-        </w:rPr>
-      </w:pPr>
-      <w:bookmarkStart w:id="153" w:name="_Hlk157248758"/>
-      <w:bookmarkStart w:id="154" w:name="_Hlk161139960"/>
-      <w:r>
-        <w:rPr>
-          <w:rFonts w:cs="Microsoft Sans Serif"/>
-        </w:rPr>
-        <w:t>El sitio WEB del proyecto muestra informaci</w:t>
-      </w:r>
-      <w:r>
-        <w:rPr>
-          <w:rFonts w:cs="Microsoft Sans Serif"/>
-        </w:rPr>
-        <w:t xml:space="preserve">ón transmitida en tiempo real de las sondas oceanográficas </w:t>
-      </w:r>
-      <w:r>
-        <w:rPr>
-          <w:rFonts w:cs="Microsoft Sans Serif"/>
-        </w:rPr>
-        <w:t xml:space="preserve">a partir de la hora de </w:t>
-      </w:r>
-      <w:r>
-        <w:rPr>
-          <w:rFonts w:cs="Microsoft Sans Serif"/>
-        </w:rPr>
-        <w:t>despliegue</w:t>
-      </w:r>
-      <w:r>
-        <w:rPr>
-          <w:rFonts w:cs="Microsoft Sans Serif"/>
-        </w:rPr>
-        <w:t xml:space="preserve"> de cada una de estas. La actualización de la información en el sitio WEB fue cada treinta minutos, y se realizó minutos después que cada una de las sondas transmitiera información </w:t>
-      </w:r>
-      <w:bookmarkStart w:id="155" w:name="_Hlk161740863"/>
-      <w:r>
-        <w:rPr>
-          <w:rFonts w:cs="Microsoft Sans Serif"/>
-        </w:rPr>
-        <w:t xml:space="preserve">a la central en tierra para ser acondicionada </w:t>
-      </w:r>
-      <w:bookmarkStart w:id="156" w:name="_Hlk161139888"/>
-      <w:r>
-        <w:rPr>
-          <w:rFonts w:cs="Microsoft Sans Serif"/>
-        </w:rPr>
-        <w:t>y posteriormente ser visualizada en el servidor WEB del proyecto</w:t>
-      </w:r>
-      <w:bookmarkEnd w:id="155"/>
-      <w:bookmarkEnd w:id="156"/>
-      <w:r>
-        <w:rPr>
-          <w:rFonts w:cs="Microsoft Sans Serif"/>
-        </w:rPr>
-        <w:t xml:space="preserve">. </w:t>
-      </w:r>
-      <w:bookmarkStart w:id="157" w:name="_Hlk161740885"/>
-      <w:r>
-        <w:rPr>
-          <w:rFonts w:cs="Microsoft Sans Serif"/>
-        </w:rPr>
-        <w:t xml:space="preserve">Este proceso fue realizado durante la vigencia de la presente orden de servicio, cabe destacar que </w:t>
-      </w:r>
-      <w:bookmarkEnd w:id="157"/>
-      <w:r>
-        <w:rPr>
-          <w:rFonts w:cs="Microsoft Sans Serif"/>
-        </w:rPr>
+      <w:bookmarkEnd w:id="160"/>
+      <w:bookmarkEnd w:id="161"/>
+      <w:bookmarkEnd w:id="164"/>
+      <w:bookmarkEnd w:id="165"/>
+      <w:bookmarkEnd w:id="166"/>
+      <w:r>
+        <w:t>d</w:t>
+      </w:r>
+      <w:r>
         <w:t xml:space="preserve">el </w:t>
       </w:r>
-      <w:r>
-        <w:rPr>
-          <w:rFonts w:cs="Microsoft Sans Serif"/>
-        </w:rPr>
-        <w:t xml:space="preserve">porcentaje de operatividad del sitio WEB y base de datos para el mes de </w:t>
-      </w:r>
-      <w:bookmarkStart w:id="158" w:name="_Hlk157248785"/>
-      <w:bookmarkEnd w:id="153"/>
-      <w:r>
-        <w:rPr>
-          <w:rFonts w:cs="Microsoft Sans Serif"/>
-        </w:rPr>
+      <w:bookmarkEnd w:id="162"/>
+      <w:r>
         <w:t>&lt;&lt;</w:t>
       </w:r>
       <w:proofErr w:type="spellStart"/>
       <w:r>
-        <w:rPr>
-          <w:rFonts w:cs="Microsoft Sans Serif"/>
-        </w:rPr>
-        <w:t>mes_y_anio_de_liberacion</w:t>
+        <w:t>fecha_</w:t>
+      </w:r>
+      <w:r>
+        <w:t>inicio</w:t>
       </w:r>
       <w:proofErr w:type="spellEnd"/>
       <w:r>
-        <w:rPr>
-          <w:rFonts w:cs="Microsoft Sans Serif"/>
-        </w:rPr>
         <w:t>&gt;&gt;</w:t>
       </w:r>
       <w:r>
-        <w:rPr>
-          <w:rFonts w:cs="Microsoft Sans Serif"/>
-        </w:rPr>
-        <w:t xml:space="preserve"> fue del 100%. Del mismo modo, en el FTP se encontró disponible para descarga toda la información transmitida en tiempo real de las variables solicitadas en el Anexo “B-1" del contrato 658225821, para el periodo del </w:t>
-      </w:r>
-      <w:r>
-        <w:rPr>
-          <w:rFonts w:cs="Microsoft Sans Serif"/>
-        </w:rPr>
-        <w:t xml:space="preserve">mes de </w:t>
-      </w:r>
-      <w:r>
-        <w:rPr>
-          <w:rFonts w:cs="Microsoft Sans Serif"/>
-        </w:rPr>
-        <w:t>&lt;&lt;</w:t>
+        <w:t xml:space="preserve"> al &lt;&lt;</w:t>
       </w:r>
       <w:proofErr w:type="spellStart"/>
       <w:r>
-        <w:rPr>
-          <w:rFonts w:cs="Microsoft Sans Serif"/>
-        </w:rPr>
-        <w:t>mes_y_anio_de_liberacion</w:t>
+        <w:t>fecha_final_vigencia</w:t>
       </w:r>
       <w:proofErr w:type="spellEnd"/>
       <w:r>
-        <w:rPr>
-          <w:rFonts w:cs="Microsoft Sans Serif"/>
-        </w:rPr>
-        <w:t>&gt;&gt;</w:t>
-      </w:r>
-      <w:r>
-        <w:rPr>
-          <w:rFonts w:cs="Microsoft Sans Serif"/>
-        </w:rPr>
-        <w:t>; esta plataform</w:t>
-      </w:r>
-      <w:r>
-        <w:rPr>
-          <w:rFonts w:cs="Microsoft Sans Serif"/>
-        </w:rPr>
-        <w:t>a para descarga funcionó de manera continua durante la vigencia de la presente orden de servicio, por lo que los</w:t>
-      </w:r>
-      <w:r>
-        <w:rPr>
-          <w:rFonts w:cs="Microsoft Sans Serif"/>
-        </w:rPr>
-        <w:t xml:space="preserve"> archivos de datos, al igual que la visualización de los mismos, se actualizó a cada hora</w:t>
-      </w:r>
-      <w:r>
-        <w:rPr>
-          <w:rFonts w:cs="Microsoft Sans Serif"/>
-        </w:rPr>
-        <w:t xml:space="preserve"> en el sitio WEB del proyecto</w:t>
-      </w:r>
-      <w:r>
-        <w:rPr>
-          <w:rFonts w:cs="Microsoft Sans Serif"/>
-        </w:rPr>
-        <w:t>.</w:t>
-      </w:r>
-    </w:p>
-    <w:bookmarkEnd w:id="154"/>
-    <w:bookmarkEnd w:id="158"/>
-    <w:p>
-      <w:pPr>
-        <w:ind w:firstLine="426"/>
-        <w:rPr>
-          <w:rFonts w:cs="Microsoft Sans Serif"/>
-        </w:rPr>
-      </w:pPr>
-    </w:p>
-    <w:p>
-      <w:pPr>
-        <w:ind w:firstLine="426"/>
-        <w:rPr>
-          <w:rFonts w:cs="Microsoft Sans Serif"/>
-        </w:rPr>
-      </w:pPr>
-      <w:bookmarkStart w:id="159" w:name="_Hlk120805755"/>
-      <w:bookmarkStart w:id="160" w:name="_Hlk120807033"/>
-      <w:bookmarkStart w:id="161" w:name="_Hlk161139989"/>
-      <w:bookmarkStart w:id="162" w:name="_Hlk161219682"/>
-      <w:r>
-        <w:rPr>
-          <w:rFonts w:cs="Microsoft Sans Serif"/>
-        </w:rPr>
-        <w:t xml:space="preserve">En la </w:t>
-      </w:r>
-      <w:r>
-        <w:rPr>
-          <w:rFonts w:cs="Microsoft Sans Serif"/>
-        </w:rPr>
-        <w:fldChar w:fldCharType="begin"/>
-      </w:r>
-      <w:r>
-        <w:rPr>
-          <w:rFonts w:cs="Microsoft Sans Serif"/>
-        </w:rPr>
-        <w:instrText xml:space="preserve"> REF _Ref116035876 \h </w:instrText>
-      </w:r>
-      <w:r>
-        <w:rPr>
-          <w:rFonts w:cs="Microsoft Sans Serif"/>
-        </w:rPr>
-        <w:instrText xml:space="preserve"> \* MERGEFORMAT </w:instrText>
-      </w:r>
-      <w:r>
-        <w:rPr>
-          <w:rFonts w:cs="Microsoft Sans Serif"/>
-        </w:rPr>
-      </w:r>
-      <w:r>
-        <w:rPr>
-          <w:rFonts w:cs="Microsoft Sans Serif"/>
-        </w:rPr>
-        <w:fldChar w:fldCharType="separate"/>
-      </w:r>
-      <w:r>
-        <w:t xml:space="preserve">Tabla </w:t>
-      </w:r>
-      <w:r>
-        <w:rPr>
-          <w:noProof/>
-        </w:rPr>
-        <w:t>3</w:t>
-      </w:r>
-      <w:r>
-        <w:rPr>
-          <w:rFonts w:cs="Microsoft Sans Serif"/>
-        </w:rPr>
-        <w:fldChar w:fldCharType="end"/>
-      </w:r>
-      <w:r>
-        <w:rPr>
-          <w:rFonts w:cs="Microsoft Sans Serif"/>
-        </w:rPr>
-        <w:t xml:space="preserve"> se presentan los porcentajes de transmisión de las variables oceanográficas transmitidas por cada una de las sondas oceanográficas </w:t>
-      </w:r>
-      <w:bookmarkEnd w:id="159"/>
-      <w:bookmarkEnd w:id="160"/>
-      <w:r>
-        <w:rPr>
-          <w:rFonts w:cs="Microsoft Sans Serif"/>
-        </w:rPr>
-        <w:t xml:space="preserve">desde </w:t>
-      </w:r>
-      <w:r>
-        <w:rPr>
-          <w:rFonts w:cs="Microsoft Sans Serif"/>
-        </w:rPr>
-        <w:t xml:space="preserve">la hora de la </w:t>
-      </w:r>
-      <w:r>
-        <w:rPr>
-          <w:rFonts w:cs="Microsoft Sans Serif"/>
-        </w:rPr>
-        <w:t>instalaci</w:t>
-      </w:r>
-      <w:r>
-        <w:rPr>
-          <w:rFonts w:cs="Microsoft Sans Serif"/>
-        </w:rPr>
-        <w:t>ón hasta</w:t>
-      </w:r>
-      <w:r>
-        <w:rPr>
-          <w:rFonts w:cs="Microsoft Sans Serif"/>
-        </w:rPr>
-        <w:t xml:space="preserve"> el </w:t>
-      </w:r>
-      <w:r>
-        <w:rPr>
-          <w:rFonts w:cs="Microsoft Sans Serif"/>
-        </w:rPr>
-        <w:t>&lt;&lt;</w:t>
-      </w:r>
-      <w:proofErr w:type="spellStart"/>
-      <w:r>
-        <w:rPr>
-          <w:rFonts w:cs="Microsoft Sans Serif"/>
-        </w:rPr>
-        <w:t>fecha_final_vigencia</w:t>
-      </w:r>
-      <w:proofErr w:type="spellEnd"/>
-      <w:r>
-        <w:rPr>
-          <w:rFonts w:cs="Microsoft Sans Serif"/>
-        </w:rPr>
-        <w:t>&gt;&gt;</w:t>
-      </w:r>
-      <w:r>
-        <w:rPr>
-          <w:rFonts w:cs="Microsoft Sans Serif"/>
-        </w:rPr>
-        <w:t xml:space="preserve"> a las 23:00 UTC</w:t>
-      </w:r>
-      <w:r>
-        <w:rPr>
-          <w:rFonts w:cs="Microsoft Sans Serif"/>
-        </w:rPr>
-        <w:t>, o en caso de perder comunicación antes, hasta el último dato transmitido</w:t>
-      </w:r>
-      <w:r>
-        <w:rPr>
-          <w:rFonts w:cs="Microsoft Sans Serif"/>
-        </w:rPr>
-        <w:t xml:space="preserve">. La primera columna de </w:t>
-      </w:r>
-      <w:r>
-        <w:rPr>
-          <w:rFonts w:cs="Microsoft Sans Serif"/>
-        </w:rPr>
-        <w:fldChar w:fldCharType="begin"/>
-      </w:r>
-      <w:r>
-        <w:rPr>
-          <w:rFonts w:cs="Microsoft Sans Serif"/>
-        </w:rPr>
-        <w:instrText xml:space="preserve"> REF _Ref116035876 \h </w:instrText>
-      </w:r>
-      <w:r>
-        <w:rPr>
-          <w:rFonts w:cs="Microsoft Sans Serif"/>
-        </w:rPr>
-        <w:instrText xml:space="preserve"> \* MERGEFORMAT </w:instrText>
-      </w:r>
-      <w:r>
-        <w:rPr>
-          <w:rFonts w:cs="Microsoft Sans Serif"/>
-        </w:rPr>
-      </w:r>
-      <w:r>
-        <w:rPr>
-          <w:rFonts w:cs="Microsoft Sans Serif"/>
-        </w:rPr>
-        <w:fldChar w:fldCharType="separate"/>
-      </w:r>
-      <w:r>
-        <w:t xml:space="preserve">Tabla </w:t>
-      </w:r>
-      <w:r>
-        <w:rPr>
-          <w:noProof/>
-        </w:rPr>
-        <w:t>3</w:t>
-      </w:r>
-      <w:r>
-        <w:rPr>
-          <w:rFonts w:cs="Microsoft Sans Serif"/>
-        </w:rPr>
-        <w:fldChar w:fldCharType="end"/>
-      </w:r>
-      <w:r>
-        <w:rPr>
-          <w:rFonts w:cs="Microsoft Sans Serif"/>
-        </w:rPr>
-        <w:t xml:space="preserve"> </w:t>
-      </w:r>
-      <w:r>
-        <w:rPr>
-          <w:rFonts w:cs="Microsoft Sans Serif"/>
-        </w:rPr>
-        <w:t xml:space="preserve">indica el </w:t>
-      </w:r>
-      <w:r>
-        <w:rPr>
-          <w:rFonts w:cs="Microsoft Sans Serif"/>
-        </w:rPr>
-        <w:t>número de serie</w:t>
-      </w:r>
-      <w:r>
-        <w:rPr>
-          <w:rFonts w:cs="Microsoft Sans Serif"/>
-        </w:rPr>
-        <w:t xml:space="preserve"> de la </w:t>
-      </w:r>
-      <w:r>
-        <w:rPr>
-          <w:rFonts w:cs="Microsoft Sans Serif"/>
-        </w:rPr>
-        <w:t>sonda oceanográfica</w:t>
-      </w:r>
-      <w:r>
-        <w:rPr>
-          <w:rFonts w:cs="Microsoft Sans Serif"/>
-        </w:rPr>
-        <w:t>, la segunda columna muestra la fecha y hora de despliegue de la sonda</w:t>
-      </w:r>
-      <w:r>
-        <w:rPr>
-          <w:rFonts w:cs="Microsoft Sans Serif"/>
-        </w:rPr>
-        <w:t xml:space="preserve"> así como la fecha y hora de la última medición de la misma</w:t>
-      </w:r>
-      <w:r>
-        <w:rPr>
-          <w:rFonts w:cs="Microsoft Sans Serif"/>
-        </w:rPr>
-        <w:t xml:space="preserve">; la tercera columna </w:t>
-      </w:r>
-      <w:r>
-        <w:rPr>
-          <w:rFonts w:cs="Microsoft Sans Serif"/>
-        </w:rPr>
-        <w:t>indica</w:t>
-      </w:r>
-      <w:r>
-        <w:rPr>
-          <w:rFonts w:cs="Microsoft Sans Serif"/>
-        </w:rPr>
-        <w:t xml:space="preserve"> el nombre de la variable </w:t>
-      </w:r>
-      <w:r>
-        <w:rPr>
-          <w:rFonts w:cs="Microsoft Sans Serif"/>
-        </w:rPr>
-        <w:lastRenderedPageBreak/>
-        <w:t xml:space="preserve">oceanográfica (temperatura, posición geográfica, rapidez, dirección) mientras que la quinta y sexta columna </w:t>
-      </w:r>
-      <w:r>
-        <w:rPr>
-          <w:rFonts w:cs="Microsoft Sans Serif"/>
-        </w:rPr>
-        <w:t>contienen</w:t>
-      </w:r>
-      <w:r>
-        <w:rPr>
-          <w:rFonts w:cs="Microsoft Sans Serif"/>
-        </w:rPr>
-        <w:t xml:space="preserve"> la cantidad de datos esperados y la cantidad de datos transmitidos por la sonda; por último, las dos últimas columnas muestran el porcentaje de datos transmitidos y el porcentaje de datos visualizados en el sitio WEB.</w:t>
-      </w:r>
-    </w:p>
-    <w:bookmarkEnd w:id="161"/>
-    <w:p>
-      <w:pPr>
-        <w:ind w:firstLine="426"/>
-        <w:rPr>
-          <w:rFonts w:cs="Microsoft Sans Serif"/>
-        </w:rPr>
-      </w:pPr>
-    </w:p>
-    <w:p>
-      <w:pPr>
-        <w:ind w:firstLine="426"/>
-        <w:rPr>
-          <w:rFonts w:cs="Microsoft Sans Serif"/>
-        </w:rPr>
-      </w:pPr>
-      <w:r>
-        <w:rPr>
-          <w:rFonts w:cs="Microsoft Sans Serif"/>
-        </w:rPr>
-        <w:t xml:space="preserve">El número de datos esperados de cada sonda se obtiene calculando la cantidad de horas que hay entre el primer y el último dato transmitido del mes por la frecuencia de muestreo (dos datos por hora), dentro del periodo de tiempo de la vigencia del presente reporte. Debido a lo anterior, el número de datos esperados es diferente para cada una de las sondas desplegadas. </w:t>
-      </w:r>
-      <w:bookmarkStart w:id="163" w:name="_Hlk157246351"/>
-      <w:bookmarkStart w:id="164" w:name="_Hlk161140003"/>
-      <w:r>
-        <w:rPr>
-          <w:rFonts w:cs="Microsoft Sans Serif"/>
-        </w:rPr>
-        <w:t>Para calcular los porcentajes de tiempo en que la información fue visualizada en el sitio WEB, se dividió el número de datos visualizados entre el número de datos esperados multiplicado por 100</w:t>
-      </w:r>
-      <w:r>
-        <w:rPr>
-          <w:rFonts w:cs="Microsoft Sans Serif"/>
-        </w:rPr>
-        <w:t>.</w:t>
-      </w:r>
-      <w:r>
-        <w:rPr>
-          <w:rFonts w:cs="Microsoft Sans Serif"/>
-        </w:rPr>
-        <w:t xml:space="preserve"> </w:t>
-      </w:r>
-      <w:bookmarkStart w:id="165" w:name="_Hlk157168596"/>
+        <w:t>&gt;&gt;.</w:t>
+      </w:r>
       <w:bookmarkEnd w:id="163"/>
-    </w:p>
-    <w:bookmarkEnd w:id="164"/>
-    <w:bookmarkEnd w:id="165"/>
-    <w:p>
-      <w:pPr>
-        <w:spacing w:line="240" w:lineRule="auto"/>
-        <w:jc w:val="left"/>
-        <w:rPr>
-          <w:rFonts w:cs="Microsoft Sans Serif"/>
-        </w:rPr>
-      </w:pPr>
-    </w:p>
-    <w:p>
-      <w:pPr>
-        <w:pStyle w:val="Descripcin"/>
-        <w:keepNext/>
-        <w:keepLines/>
-      </w:pPr>
-      <w:bookmarkStart w:id="166" w:name="_Ref116035876"/>
-      <w:bookmarkStart w:id="167" w:name="_Toc117598938"/>
-      <w:bookmarkStart w:id="168" w:name="_Toc217030882"/>
-      <w:bookmarkStart w:id="169" w:name="_Toc229039365"/>
-      <w:bookmarkStart w:id="170" w:name="_Toc230675600"/>
-      <w:bookmarkEnd w:id="162"/>
-      <w:r>
-        <w:t xml:space="preserve">Tabla </w:t>
-      </w:r>
-      <w:fldSimple w:instr=" SEQ Tabla \* ARABIC ">
-        <w:r>
-          <w:rPr>
-            <w:noProof/>
-          </w:rPr>
-          <w:t>3</w:t>
-        </w:r>
-      </w:fldSimple>
-      <w:bookmarkEnd w:id="166"/>
-      <w:r>
-        <w:t xml:space="preserve">. </w:t>
-      </w:r>
-      <w:bookmarkStart w:id="171" w:name="_Hlk161213364"/>
-      <w:bookmarkStart w:id="172" w:name="_Hlk161150770"/>
-      <w:r>
-        <w:t xml:space="preserve">Porcentaje de datos transmitidos y visualizados por variable en cada una de las sondas oceanográficas </w:t>
-      </w:r>
-      <w:r>
-        <w:t>l</w:t>
-      </w:r>
-      <w:r>
-        <w:t>iberadas</w:t>
-      </w:r>
-      <w:bookmarkStart w:id="173" w:name="_Hlk161219846"/>
-      <w:r>
-        <w:t>; periodo</w:t>
-      </w:r>
-      <w:r>
-        <w:t xml:space="preserve"> </w:t>
-      </w:r>
-      <w:bookmarkEnd w:id="167"/>
-      <w:bookmarkEnd w:id="168"/>
-      <w:bookmarkEnd w:id="171"/>
-      <w:bookmarkEnd w:id="172"/>
-      <w:bookmarkEnd w:id="173"/>
-      <w:r>
-        <w:t>d</w:t>
-      </w:r>
-      <w:r>
-        <w:t xml:space="preserve">el </w:t>
-      </w:r>
-      <w:bookmarkEnd w:id="169"/>
-      <w:r>
-        <w:t>&lt;&lt;</w:t>
-      </w:r>
-      <w:proofErr w:type="spellStart"/>
-      <w:r>
-        <w:t>fecha_</w:t>
-      </w:r>
-      <w:r>
-        <w:t>inicio</w:t>
-      </w:r>
-      <w:proofErr w:type="spellEnd"/>
-      <w:r>
-        <w:t>&gt;&gt;</w:t>
-      </w:r>
-      <w:bookmarkEnd w:id="170"/>
-      <w:r>
-        <w:t xml:space="preserve"> al &lt;&lt;</w:t>
-      </w:r>
-      <w:proofErr w:type="spellStart"/>
-      <w:r>
-        <w:t>fecha_final_vigencia</w:t>
-      </w:r>
-      <w:proofErr w:type="spellEnd"/>
-      <w:r>
-        <w:t>&gt;&gt;.</w:t>
-      </w:r>
     </w:p>
     <w:tbl>
       <w:tblPr>
@@ -8633,7 +7380,7 @@
           <w:rFonts w:cs="Microsoft Sans Serif"/>
         </w:rPr>
       </w:pPr>
-      <w:bookmarkStart w:id="174" w:name="_Hlk161140288"/>
+      <w:bookmarkStart w:id="167" w:name="_Hlk161140288"/>
     </w:p>
     <w:p>
       <w:pPr>
@@ -8795,7 +7542,7 @@
         <w:rPr>
           <w:rFonts w:cs="Microsoft Sans Serif"/>
         </w:rPr>
-        <w:t>Tabla 4</w:t>
+        <w:t>Tabla 3</w:t>
       </w:r>
       <w:r>
         <w:rPr>
@@ -8809,14 +7556,14 @@
         </w:rPr>
         <w:t xml:space="preserve"> </w:t>
       </w:r>
-      <w:bookmarkStart w:id="175" w:name="_Hlk157168713"/>
+      <w:bookmarkStart w:id="168" w:name="_Hlk157168713"/>
       <w:r>
         <w:rPr>
           <w:rFonts w:cs="Microsoft Sans Serif"/>
         </w:rPr>
         <w:t xml:space="preserve">se presenta el porcentaje de no visualización </w:t>
       </w:r>
-      <w:bookmarkStart w:id="176" w:name="_Hlk157245409"/>
+      <w:bookmarkStart w:id="169" w:name="_Hlk157245409"/>
       <w:r>
         <w:rPr>
           <w:rFonts w:cs="Microsoft Sans Serif"/>
@@ -9004,11 +7751,11 @@
       <w:pPr>
         <w:pStyle w:val="Descripcin"/>
       </w:pPr>
-      <w:bookmarkStart w:id="177" w:name="_Ref117596847"/>
-      <w:bookmarkStart w:id="178" w:name="_Toc117598941"/>
-      <w:bookmarkStart w:id="179" w:name="_Toc217030885"/>
-      <w:bookmarkStart w:id="180" w:name="_Toc229039366"/>
-      <w:bookmarkStart w:id="181" w:name="_Toc230675601"/>
+      <w:bookmarkStart w:id="170" w:name="_Ref117596847"/>
+      <w:bookmarkStart w:id="171" w:name="_Toc117598941"/>
+      <w:bookmarkStart w:id="172" w:name="_Toc217030885"/>
+      <w:bookmarkStart w:id="173" w:name="_Toc229039366"/>
+      <w:bookmarkStart w:id="174" w:name="_Toc231543325"/>
       <w:r>
         <w:t xml:space="preserve">Tabla </w:t>
       </w:r>
@@ -9017,21 +7764,21 @@
           <w:rPr>
             <w:noProof/>
           </w:rPr>
-          <w:t>4</w:t>
+          <w:t>3</w:t>
         </w:r>
       </w:fldSimple>
-      <w:bookmarkEnd w:id="177"/>
+      <w:bookmarkEnd w:id="170"/>
       <w:r>
         <w:t xml:space="preserve">. </w:t>
       </w:r>
-      <w:bookmarkStart w:id="182" w:name="_Hlk161220217"/>
-      <w:bookmarkStart w:id="183" w:name="_Hlk161140306"/>
+      <w:bookmarkStart w:id="175" w:name="_Hlk161220217"/>
+      <w:bookmarkStart w:id="176" w:name="_Hlk161140306"/>
       <w:r>
         <w:t>Porcentaje de datos no visualizados en los sensores de la</w:t>
       </w:r>
-      <w:bookmarkStart w:id="184" w:name="_Hlk157168726"/>
-      <w:bookmarkStart w:id="185" w:name="_Hlk161741787"/>
-      <w:bookmarkEnd w:id="182"/>
+      <w:bookmarkStart w:id="177" w:name="_Hlk157168726"/>
+      <w:bookmarkStart w:id="178" w:name="_Hlk161741787"/>
+      <w:bookmarkEnd w:id="175"/>
       <w:r>
         <w:t xml:space="preserve">s </w:t>
       </w:r>
@@ -9047,8 +7794,8 @@
       <w:r>
         <w:t xml:space="preserve">ceanográficas liberadas, periodo del </w:t>
       </w:r>
-      <w:bookmarkEnd w:id="178"/>
-      <w:bookmarkEnd w:id="183"/>
+      <w:bookmarkEnd w:id="171"/>
+      <w:bookmarkEnd w:id="176"/>
       <w:r>
         <w:t>&lt;&lt;</w:t>
       </w:r>
@@ -9077,9 +7824,9 @@
       <w:r>
         <w:t>.</w:t>
       </w:r>
-      <w:bookmarkEnd w:id="179"/>
-      <w:bookmarkEnd w:id="180"/>
-      <w:bookmarkEnd w:id="181"/>
+      <w:bookmarkEnd w:id="172"/>
+      <w:bookmarkEnd w:id="173"/>
+      <w:bookmarkEnd w:id="174"/>
     </w:p>
     <w:tbl>
       <w:tblPr>
@@ -9090,10 +7837,10 @@
       </w:tblPr>
       <w:tblGrid>
         <w:gridCol w:w="2700"/>
-        <w:gridCol w:w="1895"/>
+        <w:gridCol w:w="2004"/>
         <w:gridCol w:w="1269"/>
         <w:gridCol w:w="1457"/>
-        <w:gridCol w:w="1420"/>
+        <w:gridCol w:w="1311"/>
       </w:tblGrid>
       <w:tr>
         <w:trPr>
@@ -9108,8 +7855,8 @@
             <w:shd w:val="clear" w:color="auto" w:fill="244061"/>
             <w:vAlign w:val="center"/>
           </w:tcPr>
-          <w:bookmarkEnd w:id="184"/>
-          <w:bookmarkEnd w:id="185"/>
+          <w:bookmarkEnd w:id="177"/>
+          <w:bookmarkEnd w:id="178"/>
           <w:p>
             <w:pPr>
               <w:keepNext/>
@@ -9120,7 +7867,8 @@
                 <w:rFonts w:cs="Microsoft Sans Serif"/>
                 <w:b/>
                 <w:bCs/>
-                <w:szCs w:val="22"/>
+                <w:sz w:val="20"/>
+                <w:szCs w:val="20"/>
               </w:rPr>
             </w:pPr>
             <w:r>
@@ -9128,9 +7876,9 @@
                 <w:rFonts w:cs="Microsoft Sans Serif"/>
                 <w:b/>
                 <w:bCs/>
-                <w:szCs w:val="22"/>
-              </w:rPr>
-              <w:lastRenderedPageBreak/>
+                <w:sz w:val="20"/>
+                <w:szCs w:val="20"/>
+              </w:rPr>
               <w:t>No. de serie de la sonda</w:t>
             </w:r>
           </w:p>
@@ -9150,7 +7898,8 @@
               <w:jc w:val="center"/>
               <w:rPr>
                 <w:rFonts w:cs="Microsoft Sans Serif"/>
-                <w:szCs w:val="22"/>
+                <w:sz w:val="20"/>
+                <w:szCs w:val="20"/>
               </w:rPr>
             </w:pPr>
             <w:r>
@@ -9158,7 +7907,8 @@
                 <w:rFonts w:cs="Microsoft Sans Serif"/>
                 <w:b/>
                 <w:bCs/>
-                <w:szCs w:val="22"/>
+                <w:sz w:val="20"/>
+                <w:szCs w:val="20"/>
               </w:rPr>
               <w:t>Variable</w:t>
             </w:r>
@@ -9178,7 +7928,8 @@
               <w:jc w:val="center"/>
               <w:rPr>
                 <w:rFonts w:cs="Microsoft Sans Serif"/>
-                <w:szCs w:val="22"/>
+                <w:sz w:val="20"/>
+                <w:szCs w:val="20"/>
               </w:rPr>
             </w:pPr>
             <w:r>
@@ -9186,7 +7937,8 @@
                 <w:rFonts w:cs="Microsoft Sans Serif"/>
                 <w:b/>
                 <w:bCs/>
-                <w:szCs w:val="22"/>
+                <w:sz w:val="20"/>
+                <w:szCs w:val="20"/>
               </w:rPr>
               <w:t>Número de datos transmitidos durante el periodo</w:t>
             </w:r>
@@ -9209,7 +7961,8 @@
                 <w:rFonts w:cs="Microsoft Sans Serif"/>
                 <w:b/>
                 <w:bCs/>
-                <w:szCs w:val="22"/>
+                <w:sz w:val="20"/>
+                <w:szCs w:val="20"/>
               </w:rPr>
             </w:pPr>
             <w:r>
@@ -9217,7 +7970,8 @@
                 <w:rFonts w:cs="Microsoft Sans Serif"/>
                 <w:b/>
                 <w:bCs/>
-                <w:szCs w:val="22"/>
+                <w:sz w:val="20"/>
+                <w:szCs w:val="20"/>
               </w:rPr>
               <w:t>Porcentaje de datos no visualizados</w:t>
             </w:r>
@@ -9232,7 +7986,8 @@
                 <w:rFonts w:cs="Microsoft Sans Serif"/>
                 <w:b/>
                 <w:bCs/>
-                <w:szCs w:val="22"/>
+                <w:sz w:val="20"/>
+                <w:szCs w:val="20"/>
               </w:rPr>
             </w:pPr>
             <w:r>
@@ -9240,7 +7995,8 @@
                 <w:rFonts w:cs="Microsoft Sans Serif"/>
                 <w:b/>
                 <w:bCs/>
-                <w:szCs w:val="22"/>
+                <w:sz w:val="20"/>
+                <w:szCs w:val="20"/>
               </w:rPr>
               <w:t>%</w:t>
             </w:r>
@@ -9499,8 +8255,7 @@
     </w:tbl>
     <w:p>
       <w:pPr>
-        <w:spacing w:line="240" w:lineRule="auto"/>
-        <w:jc w:val="left"/>
+        <w:ind w:firstLine="432"/>
         <w:rPr>
           <w:rFonts w:cs="Microsoft Sans Serif"/>
         </w:rPr>
@@ -9519,13 +8274,13 @@
           <w:rStyle w:val="Title1"/>
         </w:rPr>
       </w:pPr>
-      <w:bookmarkStart w:id="186" w:name="_Ref217904329"/>
-      <w:bookmarkStart w:id="187" w:name="_Toc229061890"/>
-      <w:bookmarkStart w:id="188" w:name="_Toc230781929"/>
+      <w:bookmarkStart w:id="179" w:name="_Ref217904329"/>
+      <w:bookmarkStart w:id="180" w:name="_Toc229061890"/>
+      <w:bookmarkStart w:id="181" w:name="_Toc231543313"/>
       <w:bookmarkEnd w:id="91"/>
-      <w:bookmarkEnd w:id="174"/>
-      <w:bookmarkEnd w:id="175"/>
-      <w:bookmarkEnd w:id="176"/>
+      <w:bookmarkEnd w:id="167"/>
+      <w:bookmarkEnd w:id="168"/>
+      <w:bookmarkEnd w:id="169"/>
       <w:r>
         <w:rPr>
           <w:rStyle w:val="Title1"/>
@@ -9533,9 +8288,9 @@
         <w:lastRenderedPageBreak/>
         <w:t>DATOS DE LAS SONDAS OCEANOGRÁFICAS LIBERADAS</w:t>
       </w:r>
-      <w:bookmarkEnd w:id="186"/>
-      <w:bookmarkEnd w:id="187"/>
-      <w:bookmarkEnd w:id="188"/>
+      <w:bookmarkEnd w:id="179"/>
+      <w:bookmarkEnd w:id="180"/>
+      <w:bookmarkEnd w:id="181"/>
     </w:p>
     <w:p>
       <w:pPr>
@@ -9546,7 +8301,7 @@
           <w:bCs/>
         </w:rPr>
       </w:pPr>
-      <w:bookmarkStart w:id="189" w:name="_Hlk157249279"/>
+      <w:bookmarkStart w:id="182" w:name="_Hlk157249279"/>
       <w:r>
         <w:rPr>
           <w:rFonts w:cs="Microsoft Sans Serif"/>
@@ -9601,12 +8356,13 @@
         </w:rPr>
         <w:t xml:space="preserve">; así como las gráficas de las series de tiempo de las variables registradas por cada una de las sondas oceanográficas. Cabe señalar que los datos de las series de tiempo y las gráficas de los datos se encuentran disponibles en la página WEB del proyecto: </w:t>
       </w:r>
-      <w:hyperlink r:id="rId18" w:history="1">
+      <w:hyperlink r:id="rId19" w:history="1">
         <w:r>
           <w:rPr>
             <w:rStyle w:val="Hipervnculo"/>
             <w:rFonts w:eastAsiaTheme="majorEastAsia" w:cs="Microsoft Sans Serif"/>
             <w:bCs/>
+            <w:color w:val="0000FF"/>
             <w:szCs w:val="22"/>
           </w:rPr>
           <w:t>https://boyas.asm-cicese.mx/</w:t>
@@ -9766,7 +8522,7 @@
           <w:color w:val="000000" w:themeColor="text1"/>
           <w:szCs w:val="22"/>
         </w:rPr>
-        <w:t xml:space="preserve"> en color amarillo) hasta el</w:t>
+        <w:t xml:space="preserve"> en color amarillo)</w:t>
       </w:r>
       <w:r>
         <w:rPr>
@@ -9899,9 +8655,9 @@
           <w:color w:val="000000" w:themeColor="text1"/>
           <w:szCs w:val="22"/>
         </w:rPr>
-        <w:t>de acuerdo a la paleta de colores que se encuentra en la parte superior derecha de la figura</w:t>
-      </w:r>
-      <w:bookmarkEnd w:id="189"/>
+        <w:t>de acuerdo a la paleta de colores que se encuentra en la parte derecha de la figura</w:t>
+      </w:r>
+      <w:bookmarkEnd w:id="182"/>
       <w:r>
         <w:rPr>
           <w:szCs w:val="22"/>
@@ -9943,7 +8699,7 @@
           <w:highlight w:val="yellow"/>
         </w:rPr>
       </w:pPr>
-      <w:bookmarkStart w:id="190" w:name="_Hlk161220518"/>
+      <w:bookmarkStart w:id="183" w:name="_Hlk161220518"/>
       <w:r>
         <w:rPr>
           <w:color w:val="000000" w:themeColor="text1"/>
@@ -9998,10 +8754,10 @@
           <w:rFonts w:cs="Microsoft Sans Serif"/>
         </w:rPr>
       </w:pPr>
-      <w:bookmarkStart w:id="191" w:name="_Hlk161136355"/>
-      <w:bookmarkStart w:id="192" w:name="_Hlk161140798"/>
-      <w:bookmarkStart w:id="193" w:name="_Hlk161055171"/>
-      <w:bookmarkStart w:id="194" w:name="_Hlk161742889"/>
+      <w:bookmarkStart w:id="184" w:name="_Hlk161136355"/>
+      <w:bookmarkStart w:id="185" w:name="_Hlk161140798"/>
+      <w:bookmarkStart w:id="186" w:name="_Hlk161055171"/>
+      <w:bookmarkStart w:id="187" w:name="_Hlk161742889"/>
     </w:p>
     <w:p>
       <w:pPr>
@@ -10015,7 +8771,7 @@
           <w:rFonts w:cs="Microsoft Sans Serif"/>
         </w:rPr>
       </w:pPr>
-      <w:bookmarkStart w:id="195" w:name="_Hlk161049357"/>
+      <w:bookmarkStart w:id="188" w:name="_Hlk161049357"/>
       <w:r>
         <w:rPr>
           <w:rFonts w:cs="Microsoft Sans Serif"/>
@@ -10180,14 +8936,17 @@
         </w:numPr>
       </w:pPr>
       <w:r>
+        <w:t xml:space="preserve">En la parte superior de la figura se muestra el </w:t>
+      </w:r>
+      <w:r>
+        <w:t>número de serie de la sonda ocean</w:t>
+      </w:r>
+      <w:r>
+        <w:t xml:space="preserve">ográfica de la cual procede la información, el origen de la información, tiempo real </w:t>
+      </w:r>
+      <w:r>
         <w:lastRenderedPageBreak/>
-        <w:t xml:space="preserve">En la parte superior de la figura se muestra el </w:t>
-      </w:r>
-      <w:r>
-        <w:t>número de serie de la sonda ocean</w:t>
-      </w:r>
-      <w:r>
-        <w:t>ográfica de la cual procede la información, el origen de la información, tiempo real (REALT), la fecha de inicio y fecha final de la serie de tiempo (</w:t>
+        <w:t>(REALT), la fecha de inicio y fecha final de la serie de tiempo (</w:t>
       </w:r>
       <w:r>
         <w:t>&lt;&lt;</w:t>
@@ -10218,12 +8977,12 @@
         <w:pStyle w:val="Prrafodelista"/>
       </w:pPr>
     </w:p>
-    <w:bookmarkEnd w:id="190"/>
-    <w:bookmarkEnd w:id="191"/>
-    <w:bookmarkEnd w:id="192"/>
-    <w:bookmarkEnd w:id="193"/>
-    <w:bookmarkEnd w:id="194"/>
-    <w:bookmarkEnd w:id="195"/>
+    <w:bookmarkEnd w:id="183"/>
+    <w:bookmarkEnd w:id="184"/>
+    <w:bookmarkEnd w:id="185"/>
+    <w:bookmarkEnd w:id="186"/>
+    <w:bookmarkEnd w:id="187"/>
+    <w:bookmarkEnd w:id="188"/>
     <w:p>
       <w:pPr>
         <w:ind w:firstLine="360"/>
@@ -10249,22 +9008,22 @@
       <w:pPr>
         <w:pStyle w:val="Ttulo1"/>
       </w:pPr>
-      <w:bookmarkStart w:id="196" w:name="_Toc221259429"/>
-      <w:bookmarkStart w:id="197" w:name="_Ref115975765"/>
-      <w:bookmarkStart w:id="198" w:name="_Toc117598909"/>
-      <w:bookmarkStart w:id="199" w:name="_Toc223506892"/>
-      <w:bookmarkStart w:id="200" w:name="_Toc229061891"/>
-      <w:bookmarkStart w:id="201" w:name="_Toc230781930"/>
-      <w:bookmarkEnd w:id="196"/>
+      <w:bookmarkStart w:id="189" w:name="_Toc221259429"/>
+      <w:bookmarkStart w:id="190" w:name="_Ref115975765"/>
+      <w:bookmarkStart w:id="191" w:name="_Toc117598909"/>
+      <w:bookmarkStart w:id="192" w:name="_Toc223506892"/>
+      <w:bookmarkStart w:id="193" w:name="_Toc229061891"/>
+      <w:bookmarkStart w:id="194" w:name="_Toc231543314"/>
+      <w:bookmarkEnd w:id="189"/>
       <w:r>
         <w:lastRenderedPageBreak/>
         <w:t>BITÁCORA ELECTRÓNICA</w:t>
       </w:r>
-      <w:bookmarkEnd w:id="197"/>
-      <w:bookmarkEnd w:id="198"/>
-      <w:bookmarkEnd w:id="199"/>
-      <w:bookmarkEnd w:id="200"/>
-      <w:bookmarkEnd w:id="201"/>
+      <w:bookmarkEnd w:id="190"/>
+      <w:bookmarkEnd w:id="191"/>
+      <w:bookmarkEnd w:id="192"/>
+      <w:bookmarkEnd w:id="193"/>
+      <w:bookmarkEnd w:id="194"/>
     </w:p>
     <w:p>
       <w:pPr>
@@ -10327,11 +9086,12 @@
         </w:rPr>
         <w:t xml:space="preserve">el sitio WEB, </w:t>
       </w:r>
-      <w:hyperlink r:id="rId19" w:history="1">
+      <w:hyperlink r:id="rId20" w:history="1">
         <w:r>
           <w:rPr>
             <w:rStyle w:val="Hipervnculo"/>
             <w:rFonts w:eastAsiaTheme="majorEastAsia" w:cs="Microsoft Sans Serif"/>
+            <w:color w:val="240694"/>
             <w:szCs w:val="22"/>
           </w:rPr>
           <w:t>https://boyas.asm-cicese.mx</w:t>
@@ -10395,10 +9155,10 @@
           <w:rStyle w:val="Title1"/>
         </w:rPr>
       </w:pPr>
-      <w:bookmarkStart w:id="202" w:name="_Toc229061892"/>
-      <w:bookmarkStart w:id="203" w:name="_Toc230781931"/>
-      <w:bookmarkStart w:id="204" w:name="_Ref217473600"/>
-      <w:bookmarkStart w:id="205" w:name="_Ref219907446"/>
+      <w:bookmarkStart w:id="195" w:name="_Toc229061892"/>
+      <w:bookmarkStart w:id="196" w:name="_Toc231543315"/>
+      <w:bookmarkStart w:id="197" w:name="_Ref217473600"/>
+      <w:bookmarkStart w:id="198" w:name="_Ref219907446"/>
       <w:r>
         <w:rPr>
           <w:rStyle w:val="Title1"/>
@@ -10412,8 +9172,8 @@
         </w:rPr>
         <w:t>ES</w:t>
       </w:r>
-      <w:bookmarkEnd w:id="202"/>
-      <w:bookmarkEnd w:id="203"/>
+      <w:bookmarkEnd w:id="195"/>
+      <w:bookmarkEnd w:id="196"/>
     </w:p>
     <w:p>
       <w:pPr>
@@ -10422,15 +9182,15 @@
           <w:rFonts w:cs="Microsoft Sans Serif"/>
         </w:rPr>
       </w:pPr>
-      <w:bookmarkStart w:id="206" w:name="_Hlk161214758"/>
-      <w:bookmarkStart w:id="207" w:name="_Hlk161136524"/>
+      <w:bookmarkStart w:id="199" w:name="_Hlk161214758"/>
+      <w:bookmarkStart w:id="200" w:name="_Hlk161136524"/>
       <w:r>
         <w:rPr>
           <w:rFonts w:cs="Microsoft Sans Serif"/>
         </w:rPr>
         <w:t>En este reporte se presentan las actividades relacionadas con la transmisión y visualización de tiempo real de los datos de l</w:t>
       </w:r>
-      <w:bookmarkEnd w:id="206"/>
+      <w:bookmarkEnd w:id="199"/>
       <w:r>
         <w:rPr>
           <w:rFonts w:cs="Microsoft Sans Serif"/>
@@ -10469,7 +9229,7 @@
         </w:rPr>
         <w:t xml:space="preserve">, para dar cumplimiento a la orden de servicio </w:t>
       </w:r>
-      <w:bookmarkEnd w:id="207"/>
+      <w:bookmarkEnd w:id="200"/>
       <w:r>
         <w:rPr>
           <w:rFonts w:cs="Microsoft Sans Serif"/>
@@ -10477,7 +9237,7 @@
         </w:rPr>
         <w:t>PEMEX-ASM-CICESE-658225821-</w:t>
       </w:r>
-      <w:bookmarkStart w:id="208" w:name="_Hlk161136531"/>
+      <w:bookmarkStart w:id="201" w:name="_Hlk161136531"/>
       <w:r>
         <w:rPr>
           <w:rFonts w:cs="Microsoft Sans Serif"/>
@@ -10535,7 +9295,7 @@
         <w:t xml:space="preserve">. Los trabajos realizados en relación a la transmisión y visualización de la información en tiempo real, incluyen lo siguiente: </w:t>
       </w:r>
     </w:p>
-    <w:bookmarkEnd w:id="208"/>
+    <w:bookmarkEnd w:id="201"/>
     <w:p>
       <w:pPr>
         <w:rPr>
@@ -10555,8 +9315,8 @@
           <w:rFonts w:cs="Microsoft Sans Serif"/>
         </w:rPr>
       </w:pPr>
-      <w:bookmarkStart w:id="209" w:name="_Hlk161050047"/>
-      <w:bookmarkStart w:id="210" w:name="_Hlk161136542"/>
+      <w:bookmarkStart w:id="202" w:name="_Hlk161050047"/>
+      <w:bookmarkStart w:id="203" w:name="_Hlk161136542"/>
       <w:r>
         <w:rPr>
           <w:rFonts w:cs="Microsoft Sans Serif"/>
@@ -10624,7 +9384,7 @@
           <w:rFonts w:cs="Microsoft Sans Serif"/>
         </w:rPr>
       </w:pPr>
-      <w:bookmarkStart w:id="211" w:name="_Hlk161744276"/>
+      <w:bookmarkStart w:id="204" w:name="_Hlk161744276"/>
       <w:r>
         <w:rPr>
           <w:rFonts w:cs="Microsoft Sans Serif"/>
@@ -10632,7 +9392,7 @@
         <w:t>Las series de tiempo de todas las variables solicitadas en las especificaciones particulares del Anexo “B-1”, del contrato 658225821; las cuales están disponibles en el sitio WEB desde el momento de despliegue hasta la última transmisión de cada sonda en tiempo real.</w:t>
       </w:r>
     </w:p>
-    <w:bookmarkEnd w:id="211"/>
+    <w:bookmarkEnd w:id="204"/>
     <w:p>
       <w:pPr>
         <w:rPr>
@@ -10654,7 +9414,7 @@
           <w:szCs w:val="24"/>
         </w:rPr>
       </w:pPr>
-      <w:bookmarkStart w:id="212" w:name="_Hlk161744309"/>
+      <w:bookmarkStart w:id="205" w:name="_Hlk161744309"/>
       <w:r>
         <w:rPr>
           <w:rFonts w:cs="Microsoft Sans Serif"/>
@@ -10673,517 +9433,132 @@
         </w:rPr>
         <w:t xml:space="preserve">. </w:t>
       </w:r>
+      <w:bookmarkEnd w:id="202"/>
+      <w:bookmarkEnd w:id="203"/>
+      <w:bookmarkEnd w:id="205"/>
+    </w:p>
+    <w:p>
+      <w:pPr>
+        <w:pStyle w:val="Figura"/>
+        <w:jc w:val="both"/>
+      </w:pPr>
+      <w:r>
+        <w:br w:type="page"/>
+      </w:r>
+    </w:p>
+    <w:p>
+      <w:pPr>
+        <w:pStyle w:val="Ttulo1"/>
+      </w:pPr>
+      <w:bookmarkStart w:id="206" w:name="_Toc231543316"/>
+      <w:bookmarkEnd w:id="197"/>
+      <w:bookmarkEnd w:id="198"/>
+      <w:r>
+        <w:lastRenderedPageBreak/>
+        <w:t>REFERENCIAS</w:t>
+      </w:r>
+      <w:bookmarkEnd w:id="206"/>
+    </w:p>
+    <w:p>
+      <w:bookmarkStart w:id="207" w:name="ref"/>
+      <w:r>
+        <w:t>[1]</w:t>
+      </w:r>
+      <w:bookmarkEnd w:id="207"/>
+      <w:r>
+        <w:tab/>
+        <w:t xml:space="preserve">ASM-CICESE, «10.1. Reporte del protocolo de liberación de las sondas oceanográficas y transmisión de datos,» Ciudad de México, </w:t>
+      </w:r>
+      <w:r>
+        <w:t>&lt;&lt;</w:t>
+      </w:r>
+      <w:proofErr w:type="spellStart"/>
+      <w:r>
+        <w:t>mes</w:t>
+      </w:r>
+      <w:r>
+        <w:t>_y_anio</w:t>
+      </w:r>
+      <w:r>
+        <w:t>_de_liberacion</w:t>
+      </w:r>
+      <w:proofErr w:type="spellEnd"/>
+      <w:r>
+        <w:t>&gt;&gt;</w:t>
+      </w:r>
+      <w:r>
+        <w:t>.</w:t>
+      </w:r>
+    </w:p>
+    <w:p>
+      <w:pPr>
+        <w:spacing w:line="240" w:lineRule="auto"/>
+        <w:jc w:val="left"/>
+        <w:rPr>
+          <w:b/>
+          <w:bCs/>
+        </w:rPr>
+      </w:pPr>
+      <w:r>
+        <w:rPr>
+          <w:b/>
+          <w:bCs/>
+        </w:rPr>
+        <w:br w:type="page"/>
+      </w:r>
+    </w:p>
+    <w:p>
+      <w:pPr>
+        <w:pStyle w:val="Ttulo1"/>
+        <w:rPr>
+          <w:rStyle w:val="Title1"/>
+          <w:szCs w:val="20"/>
+        </w:rPr>
+      </w:pPr>
+      <w:bookmarkStart w:id="208" w:name="_Ref224573674"/>
+      <w:bookmarkStart w:id="209" w:name="_Ref224573722"/>
+      <w:bookmarkStart w:id="210" w:name="_Toc229061894"/>
+      <w:bookmarkStart w:id="211" w:name="_Toc231543317"/>
+      <w:r>
+        <w:rPr>
+          <w:rStyle w:val="Title1"/>
+          <w:szCs w:val="20"/>
+        </w:rPr>
+        <w:lastRenderedPageBreak/>
+        <w:t>APÉNDICE 1: DESCRIPCIÓN DE</w:t>
+      </w:r>
+      <w:r>
+        <w:rPr>
+          <w:rStyle w:val="Title1"/>
+          <w:szCs w:val="20"/>
+        </w:rPr>
+        <w:t xml:space="preserve"> LOS</w:t>
+      </w:r>
+      <w:r>
+        <w:rPr>
+          <w:rStyle w:val="Title1"/>
+          <w:szCs w:val="20"/>
+        </w:rPr>
+        <w:t xml:space="preserve"> ARCHIVOS </w:t>
+      </w:r>
+      <w:r>
+        <w:rPr>
+          <w:rStyle w:val="Title1"/>
+          <w:szCs w:val="20"/>
+        </w:rPr>
+        <w:t>CORRESPONDIENTES AL</w:t>
+      </w:r>
+      <w:r>
+        <w:rPr>
+          <w:rStyle w:val="Title1"/>
+          <w:szCs w:val="20"/>
+        </w:rPr>
+        <w:t xml:space="preserve"> PERIODO MENSUAL</w:t>
+      </w:r>
+      <w:bookmarkEnd w:id="208"/>
       <w:bookmarkEnd w:id="209"/>
       <w:bookmarkEnd w:id="210"/>
-      <w:bookmarkEnd w:id="212"/>
-    </w:p>
-    <w:p>
-      <w:pPr>
-        <w:pStyle w:val="Figura"/>
-        <w:jc w:val="both"/>
-      </w:pPr>
-      <w:r>
-        <w:br w:type="page"/>
-      </w:r>
-    </w:p>
-    <w:p>
-      <w:pPr>
-        <w:pStyle w:val="Ttulo1"/>
-      </w:pPr>
-      <w:bookmarkStart w:id="213" w:name="_Toc230781932"/>
-      <w:bookmarkEnd w:id="204"/>
-      <w:bookmarkEnd w:id="205"/>
-      <w:r>
-        <w:lastRenderedPageBreak/>
-        <w:t>REFERENCIAS</w:t>
-      </w:r>
-      <w:bookmarkEnd w:id="213"/>
-    </w:p>
-    <w:sdt>
-      <w:sdtPr>
-        <w:rPr>
-          <w:lang w:val="es-ES"/>
-        </w:rPr>
-        <w:id w:val="252871497"/>
-        <w:docPartObj>
-          <w:docPartGallery w:val="Bibliographies"/>
-          <w:docPartUnique/>
-        </w:docPartObj>
-      </w:sdtPr>
-      <w:sdtEndPr>
-        <w:rPr>
-          <w:lang w:val="es-MX"/>
-        </w:rPr>
-      </w:sdtEndPr>
-      <w:sdtContent>
-        <w:sdt>
-          <w:sdtPr>
-            <w:id w:val="111145805"/>
-            <w:bibliography/>
-          </w:sdtPr>
-          <w:sdtContent>
-            <w:p>
-              <w:pPr>
-                <w:rPr>
-                  <w:noProof/>
-                  <w:sz w:val="24"/>
-                </w:rPr>
-              </w:pPr>
-              <w:r>
-                <w:fldChar w:fldCharType="begin"/>
-              </w:r>
-              <w:r>
-                <w:instrText>BIBLIOGRAPHY</w:instrText>
-              </w:r>
-              <w:r>
-                <w:fldChar w:fldCharType="separate"/>
-              </w:r>
-            </w:p>
-            <w:tbl>
-              <w:tblPr>
-                <w:tblW w:w="5000" w:type="pct"/>
-                <w:tblCellSpacing w:w="15" w:type="dxa"/>
-                <w:tblCellMar>
-                  <w:top w:w="15" w:type="dxa"/>
-                  <w:left w:w="15" w:type="dxa"/>
-                  <w:bottom w:w="15" w:type="dxa"/>
-                  <w:right w:w="15" w:type="dxa"/>
-                </w:tblCellMar>
-                <w:tblLook w:val="04A0" w:firstRow="1" w:lastRow="0" w:firstColumn="1" w:lastColumn="0" w:noHBand="0" w:noVBand="1"/>
-              </w:tblPr>
-              <w:tblGrid>
-                <w:gridCol w:w="320"/>
-                <w:gridCol w:w="9368"/>
-              </w:tblGrid>
-              <w:tr>
-                <w:trPr>
-                  <w:divId w:val="1974090749"/>
-                  <w:tblCellSpacing w:w="15" w:type="dxa"/>
-                </w:trPr>
-                <w:tc>
-                  <w:tcPr>
-                    <w:tcW w:w="50" w:type="pct"/>
-                    <w:hideMark/>
-                  </w:tcPr>
-                  <w:p>
-                    <w:pPr>
-                      <w:pStyle w:val="Bibliografa"/>
-                      <w:rPr>
-                        <w:noProof/>
-                        <w:sz w:val="24"/>
-                      </w:rPr>
-                    </w:pPr>
-                    <w:r>
-                      <w:rPr>
-                        <w:noProof/>
-                      </w:rPr>
-                      <w:t xml:space="preserve">[1] </w:t>
-                    </w:r>
-                  </w:p>
-                </w:tc>
-                <w:tc>
-                  <w:tcPr>
-                    <w:tcW w:w="0" w:type="auto"/>
-                    <w:hideMark/>
-                  </w:tcPr>
-                  <w:p>
-                    <w:pPr>
-                      <w:pStyle w:val="Bibliografa"/>
-                      <w:rPr>
-                        <w:noProof/>
-                      </w:rPr>
-                    </w:pPr>
-                    <w:r>
-                      <w:rPr>
-                        <w:noProof/>
-                      </w:rPr>
-                      <w:t>ASM-CICESE, «10.1. Reporte del protocolo de liberación de las sondas oceanográficas y transmisión de datos,» Ciudad de México, Abril, 2026.</w:t>
-                    </w:r>
-                  </w:p>
-                </w:tc>
-              </w:tr>
-            </w:tbl>
-            <w:p>
-              <w:pPr>
-                <w:divId w:val="1974090749"/>
-                <w:rPr>
-                  <w:noProof/>
-                </w:rPr>
-              </w:pPr>
-            </w:p>
-            <w:p>
-              <w:r>
-                <w:rPr>
-                  <w:b/>
-                  <w:bCs/>
-                </w:rPr>
-                <w:fldChar w:fldCharType="end"/>
-              </w:r>
-            </w:p>
-          </w:sdtContent>
-        </w:sdt>
-      </w:sdtContent>
-    </w:sdt>
-    <w:p>
-      <w:pPr>
-        <w:rPr>
-          <w:u w:val="single"/>
-          <w:lang w:val="en-US"/>
-        </w:rPr>
-      </w:pPr>
-    </w:p>
-    <w:tbl>
-      <w:tblPr>
-        <w:tblStyle w:val="Tablaconcuadrcula"/>
-        <w:tblW w:w="0" w:type="auto"/>
-        <w:jc w:val="center"/>
-        <w:tblBorders>
-          <w:top w:val="none" w:sz="0" w:space="0" w:color="auto"/>
-          <w:left w:val="none" w:sz="0" w:space="0" w:color="auto"/>
-          <w:bottom w:val="none" w:sz="0" w:space="0" w:color="auto"/>
-          <w:right w:val="none" w:sz="0" w:space="0" w:color="auto"/>
-          <w:insideH w:val="none" w:sz="0" w:space="0" w:color="auto"/>
-          <w:insideV w:val="none" w:sz="0" w:space="0" w:color="auto"/>
-        </w:tblBorders>
-        <w:tblLook w:val="04A0" w:firstRow="1" w:lastRow="0" w:firstColumn="1" w:lastColumn="0" w:noHBand="0" w:noVBand="1"/>
-      </w:tblPr>
-      <w:tblGrid>
-        <w:gridCol w:w="4646"/>
-      </w:tblGrid>
-      <w:tr>
-        <w:trPr>
-          <w:jc w:val="center"/>
-        </w:trPr>
-        <w:tc>
-          <w:tcPr>
-            <w:tcW w:w="4646" w:type="dxa"/>
-          </w:tcPr>
-          <w:p>
-            <w:pPr>
-              <w:jc w:val="center"/>
-              <w:rPr>
-                <w:lang w:val="en-US"/>
-              </w:rPr>
-            </w:pPr>
-          </w:p>
-          <w:p>
-            <w:pPr>
-              <w:jc w:val="center"/>
-              <w:rPr>
-                <w:lang w:val="en-US"/>
-              </w:rPr>
-            </w:pPr>
-          </w:p>
-          <w:p>
-            <w:pPr>
-              <w:jc w:val="center"/>
-              <w:rPr>
-                <w:lang w:val="en-US"/>
-              </w:rPr>
-            </w:pPr>
-          </w:p>
-          <w:p>
-            <w:pPr>
-              <w:jc w:val="center"/>
-              <w:rPr>
-                <w:lang w:val="en-US"/>
-              </w:rPr>
-            </w:pPr>
-          </w:p>
-          <w:p>
-            <w:pPr>
-              <w:jc w:val="center"/>
-              <w:rPr>
-                <w:lang w:val="en-US"/>
-              </w:rPr>
-            </w:pPr>
-          </w:p>
-          <w:p>
-            <w:pPr>
-              <w:jc w:val="center"/>
-              <w:rPr>
-                <w:lang w:val="en-US"/>
-              </w:rPr>
-            </w:pPr>
-          </w:p>
-          <w:p>
-            <w:pPr>
-              <w:jc w:val="center"/>
-              <w:rPr>
-                <w:lang w:val="en-US"/>
-              </w:rPr>
-            </w:pPr>
-          </w:p>
-          <w:p>
-            <w:pPr>
-              <w:jc w:val="center"/>
-              <w:rPr>
-                <w:lang w:val="en-US"/>
-              </w:rPr>
-            </w:pPr>
-          </w:p>
-          <w:p>
-            <w:pPr>
-              <w:jc w:val="center"/>
-              <w:rPr>
-                <w:lang w:val="en-US"/>
-              </w:rPr>
-            </w:pPr>
-          </w:p>
-          <w:p>
-            <w:pPr>
-              <w:jc w:val="center"/>
-              <w:rPr>
-                <w:lang w:val="en-US"/>
-              </w:rPr>
-            </w:pPr>
-          </w:p>
-          <w:p>
-            <w:pPr>
-              <w:jc w:val="center"/>
-              <w:rPr>
-                <w:lang w:val="en-US"/>
-              </w:rPr>
-            </w:pPr>
-          </w:p>
-          <w:p>
-            <w:pPr>
-              <w:jc w:val="center"/>
-              <w:rPr>
-                <w:lang w:val="en-US"/>
-              </w:rPr>
-            </w:pPr>
-          </w:p>
-          <w:p>
-            <w:pPr>
-              <w:jc w:val="center"/>
-              <w:rPr>
-                <w:lang w:val="en-US"/>
-              </w:rPr>
-            </w:pPr>
-          </w:p>
-          <w:p>
-            <w:pPr>
-              <w:jc w:val="center"/>
-              <w:rPr>
-                <w:lang w:val="en-US"/>
-              </w:rPr>
-            </w:pPr>
-          </w:p>
-          <w:p>
-            <w:pPr>
-              <w:jc w:val="center"/>
-              <w:rPr>
-                <w:lang w:val="en-US"/>
-              </w:rPr>
-            </w:pPr>
-          </w:p>
-          <w:p>
-            <w:pPr>
-              <w:jc w:val="center"/>
-              <w:rPr>
-                <w:lang w:val="en-US"/>
-              </w:rPr>
-            </w:pPr>
-          </w:p>
-        </w:tc>
-      </w:tr>
-      <w:tr>
-        <w:trPr>
-          <w:jc w:val="center"/>
-        </w:trPr>
-        <w:tc>
-          <w:tcPr>
-            <w:tcW w:w="4646" w:type="dxa"/>
-          </w:tcPr>
-          <w:p>
-            <w:pPr>
-              <w:jc w:val="center"/>
-              <w:rPr>
-                <w:rFonts w:cs="Microsoft Sans Serif"/>
-                <w:szCs w:val="22"/>
-                <w:lang w:val="en-US"/>
-              </w:rPr>
-            </w:pPr>
-          </w:p>
-          <w:p>
-            <w:pPr>
-              <w:jc w:val="center"/>
-              <w:rPr>
-                <w:rFonts w:cs="Microsoft Sans Serif"/>
-                <w:szCs w:val="22"/>
-                <w:lang w:val="en-US"/>
-              </w:rPr>
-            </w:pPr>
-            <w:bookmarkStart w:id="214" w:name="_Hlk218066363"/>
-          </w:p>
-          <w:p>
-            <w:pPr>
-              <w:jc w:val="center"/>
-              <w:rPr>
-                <w:rFonts w:cs="Microsoft Sans Serif"/>
-                <w:szCs w:val="22"/>
-              </w:rPr>
-            </w:pPr>
-            <w:r>
-              <w:rPr>
-                <w:rFonts w:cs="Microsoft Sans Serif"/>
-                <w:szCs w:val="22"/>
-              </w:rPr>
-              <w:t>______________________________</w:t>
-            </w:r>
-          </w:p>
-          <w:p>
-            <w:pPr>
-              <w:jc w:val="center"/>
-              <w:rPr>
-                <w:rFonts w:cs="Microsoft Sans Serif"/>
-              </w:rPr>
-            </w:pPr>
-            <w:bookmarkStart w:id="215" w:name="_Hlk121125304"/>
-            <w:r>
-              <w:rPr>
-                <w:rFonts w:cs="Microsoft Sans Serif"/>
-              </w:rPr>
-              <w:t>M. C. Domitilo Nájera Navarrete</w:t>
-            </w:r>
-          </w:p>
-          <w:p>
-            <w:pPr>
-              <w:jc w:val="center"/>
-              <w:rPr>
-                <w:rFonts w:ascii="Arial" w:hAnsi="Arial" w:cs="Arial"/>
-              </w:rPr>
-            </w:pPr>
-            <w:r>
-              <w:rPr>
-                <w:rFonts w:cs="Microsoft Sans Serif"/>
-              </w:rPr>
-              <w:t>Representante Técnico</w:t>
-            </w:r>
-          </w:p>
-          <w:p>
-            <w:pPr>
-              <w:jc w:val="center"/>
-              <w:rPr>
-                <w:rFonts w:ascii="Arial" w:hAnsi="Arial" w:cs="Arial"/>
-              </w:rPr>
-            </w:pPr>
-            <w:r>
-              <w:rPr>
-                <w:rFonts w:ascii="Arial" w:hAnsi="Arial" w:cs="Arial"/>
-              </w:rPr>
-              <w:t>+52 646 1750500, x27865</w:t>
-            </w:r>
-          </w:p>
-          <w:bookmarkStart w:id="216" w:name="_Hlk218066398"/>
-          <w:bookmarkEnd w:id="214"/>
-          <w:p>
-            <w:pPr>
-              <w:jc w:val="center"/>
-              <w:rPr>
-                <w:rFonts w:ascii="Arial" w:hAnsi="Arial" w:cs="Arial"/>
-                <w:color w:val="0000FF"/>
-              </w:rPr>
-            </w:pPr>
-            <w:r>
-              <w:fldChar w:fldCharType="begin"/>
-            </w:r>
-            <w:r>
-              <w:instrText xml:space="preserve"> HYPERLINK "mailto:dnajera@cicese.mx" </w:instrText>
-            </w:r>
-            <w:r>
-              <w:fldChar w:fldCharType="separate"/>
-            </w:r>
-            <w:r>
-              <w:rPr>
-                <w:rStyle w:val="Hipervnculo"/>
-                <w:rFonts w:ascii="Arial" w:hAnsi="Arial" w:cs="Arial"/>
-              </w:rPr>
-              <w:t>dnajera@cicese.mx</w:t>
-            </w:r>
-            <w:r>
-              <w:rPr>
-                <w:rStyle w:val="Hipervnculo"/>
-                <w:rFonts w:ascii="Arial" w:hAnsi="Arial" w:cs="Arial"/>
-              </w:rPr>
-              <w:fldChar w:fldCharType="end"/>
-            </w:r>
-            <w:bookmarkEnd w:id="215"/>
-            <w:bookmarkEnd w:id="216"/>
-          </w:p>
-        </w:tc>
-      </w:tr>
-    </w:tbl>
-    <w:p>
-      <w:pPr>
-        <w:spacing w:line="240" w:lineRule="auto"/>
-        <w:jc w:val="left"/>
-        <w:rPr>
-          <w:b/>
-          <w:bCs/>
-        </w:rPr>
-      </w:pPr>
-      <w:r>
-        <w:rPr>
-          <w:b/>
-          <w:bCs/>
-        </w:rPr>
-        <w:br w:type="page"/>
-      </w:r>
-    </w:p>
-    <w:p>
-      <w:pPr>
-        <w:pStyle w:val="Ttulo1"/>
-        <w:rPr>
-          <w:rStyle w:val="Title1"/>
-          <w:szCs w:val="20"/>
-        </w:rPr>
-      </w:pPr>
-      <w:bookmarkStart w:id="217" w:name="_Ref224573674"/>
-      <w:bookmarkStart w:id="218" w:name="_Ref224573722"/>
-      <w:bookmarkStart w:id="219" w:name="_Toc229061894"/>
-      <w:bookmarkStart w:id="220" w:name="_Toc230781933"/>
-      <w:r>
-        <w:rPr>
-          <w:rStyle w:val="Title1"/>
-          <w:szCs w:val="20"/>
-        </w:rPr>
-        <w:lastRenderedPageBreak/>
-        <w:t>APÉNDICE 1: DESCRIPCIÓN DE</w:t>
-      </w:r>
-      <w:r>
-        <w:rPr>
-          <w:rStyle w:val="Title1"/>
-          <w:szCs w:val="20"/>
-        </w:rPr>
-        <w:t xml:space="preserve"> LOS</w:t>
-      </w:r>
-      <w:r>
-        <w:rPr>
-          <w:rStyle w:val="Title1"/>
-          <w:szCs w:val="20"/>
-        </w:rPr>
-        <w:t xml:space="preserve"> ARCHIVOS </w:t>
-      </w:r>
-      <w:r>
-        <w:rPr>
-          <w:rStyle w:val="Title1"/>
-          <w:szCs w:val="20"/>
-        </w:rPr>
-        <w:t>CORRESPONDIENTES AL</w:t>
-      </w:r>
-      <w:r>
-        <w:rPr>
-          <w:rStyle w:val="Title1"/>
-          <w:szCs w:val="20"/>
-        </w:rPr>
-        <w:t xml:space="preserve"> PERIODO MENSUAL</w:t>
-      </w:r>
-      <w:bookmarkEnd w:id="217"/>
-      <w:bookmarkEnd w:id="218"/>
-      <w:bookmarkEnd w:id="219"/>
-      <w:bookmarkEnd w:id="220"/>
+      <w:bookmarkEnd w:id="211"/>
     </w:p>
     <w:p>
       <w:pPr>
@@ -11259,7 +9634,15 @@
       </w:r>
       <w:proofErr w:type="spellStart"/>
       <w:r>
-        <w:t>YYYY-MM-DD-THH:mm:ss.sssz</w:t>
+        <w:t>YYYY-MM-DD-THH:</w:t>
+      </w:r>
+      <w:proofErr w:type="gramStart"/>
+      <w:r>
+        <w:t>mm:ss</w:t>
+      </w:r>
+      <w:proofErr w:type="gramEnd"/>
+      <w:r>
+        <w:t>.sssz</w:t>
       </w:r>
       <w:proofErr w:type="spellEnd"/>
       <w:r>
@@ -11521,10 +9904,10 @@
           <w:rStyle w:val="Title1"/>
         </w:rPr>
       </w:pPr>
-      <w:bookmarkStart w:id="221" w:name="_Ref224573740"/>
-      <w:bookmarkStart w:id="222" w:name="_Ref224574724"/>
-      <w:bookmarkStart w:id="223" w:name="_Toc229061895"/>
-      <w:bookmarkStart w:id="224" w:name="_Toc230781934"/>
+      <w:bookmarkStart w:id="212" w:name="_Ref224573740"/>
+      <w:bookmarkStart w:id="213" w:name="_Ref224574724"/>
+      <w:bookmarkStart w:id="214" w:name="_Toc229061895"/>
+      <w:bookmarkStart w:id="215" w:name="_Toc231543318"/>
       <w:r>
         <w:rPr>
           <w:rStyle w:val="Title1"/>
@@ -11538,10 +9921,10 @@
         </w:rPr>
         <w:t xml:space="preserve"> DEL SITIO WEB</w:t>
       </w:r>
-      <w:bookmarkEnd w:id="221"/>
-      <w:bookmarkEnd w:id="222"/>
-      <w:bookmarkEnd w:id="223"/>
-      <w:bookmarkEnd w:id="224"/>
+      <w:bookmarkEnd w:id="212"/>
+      <w:bookmarkEnd w:id="213"/>
+      <w:bookmarkEnd w:id="214"/>
+      <w:bookmarkEnd w:id="215"/>
     </w:p>
     <w:p>
       <w:pPr>
@@ -11550,7 +9933,7 @@
           <w:rFonts w:cs="Microsoft Sans Serif"/>
         </w:rPr>
       </w:pPr>
-      <w:bookmarkStart w:id="225" w:name="_Hlk161050343"/>
+      <w:bookmarkStart w:id="216" w:name="_Hlk161050343"/>
       <w:r>
         <w:rPr>
           <w:rFonts w:cs="Microsoft Sans Serif"/>
@@ -11617,7 +10000,7 @@
         </w:rPr>
         <w:t>, en esta sección se presenta la información, estructura y uso del sitio WEB (</w:t>
       </w:r>
-      <w:hyperlink r:id="rId20" w:history="1">
+      <w:hyperlink r:id="rId21" w:history="1">
         <w:r>
           <w:rPr>
             <w:rFonts w:cs="Microsoft Sans Serif"/>
@@ -11651,7 +10034,7 @@
         </w:rPr>
         <w:t xml:space="preserve"> en tiempo real de </w:t>
       </w:r>
-      <w:bookmarkEnd w:id="225"/>
+      <w:bookmarkEnd w:id="216"/>
       <w:r>
         <w:rPr>
           <w:rFonts w:cs="Microsoft Sans Serif"/>
@@ -11709,7 +10092,7 @@
         <w:rPr>
           <w:rFonts w:cs="Microsoft Sans Serif"/>
         </w:rPr>
-        <w:t>Figura 15</w:t>
+        <w:t>Figura 1</w:t>
       </w:r>
       <w:r>
         <w:fldChar w:fldCharType="end"/>
@@ -11753,7 +10136,7 @@
                     <pic:cNvPicPr/>
                   </pic:nvPicPr>
                   <pic:blipFill rotWithShape="1">
-                    <a:blip r:embed="rId21" cstate="hqprint">
+                    <a:blip r:embed="rId22" cstate="hqprint">
                       <a:extLst>
                         <a:ext uri="{28A0092B-C50C-407E-A947-70E740481C1C}">
                           <a14:useLocalDpi xmlns:a14="http://schemas.microsoft.com/office/drawing/2010/main"/>
@@ -11793,18 +10176,18 @@
       <w:pPr>
         <w:pStyle w:val="Descripcin"/>
       </w:pPr>
-      <w:bookmarkStart w:id="226" w:name="_Ref114582043"/>
-      <w:bookmarkStart w:id="227" w:name="_Toc115369642"/>
-      <w:bookmarkStart w:id="228" w:name="_Toc117598914"/>
-      <w:bookmarkStart w:id="229" w:name="_Toc129419242"/>
-      <w:bookmarkStart w:id="230" w:name="_Toc129616102"/>
-      <w:bookmarkStart w:id="231" w:name="_Toc129619982"/>
-      <w:bookmarkStart w:id="232" w:name="_Toc129620755"/>
-      <w:bookmarkStart w:id="233" w:name="_Toc205305160"/>
-      <w:bookmarkStart w:id="234" w:name="_Toc210404331"/>
-      <w:bookmarkStart w:id="235" w:name="_Toc223595267"/>
-      <w:bookmarkStart w:id="236" w:name="_Toc229061910"/>
-      <w:bookmarkStart w:id="237" w:name="_Toc230781935"/>
+      <w:bookmarkStart w:id="217" w:name="_Ref114582043"/>
+      <w:bookmarkStart w:id="218" w:name="_Toc115369642"/>
+      <w:bookmarkStart w:id="219" w:name="_Toc117598914"/>
+      <w:bookmarkStart w:id="220" w:name="_Toc129419242"/>
+      <w:bookmarkStart w:id="221" w:name="_Toc129616102"/>
+      <w:bookmarkStart w:id="222" w:name="_Toc129619982"/>
+      <w:bookmarkStart w:id="223" w:name="_Toc129620755"/>
+      <w:bookmarkStart w:id="224" w:name="_Toc205305160"/>
+      <w:bookmarkStart w:id="225" w:name="_Toc210404331"/>
+      <w:bookmarkStart w:id="226" w:name="_Toc223595267"/>
+      <w:bookmarkStart w:id="227" w:name="_Toc229061910"/>
+      <w:bookmarkStart w:id="228" w:name="_Toc231543319"/>
       <w:r>
         <w:t xml:space="preserve">Figura </w:t>
       </w:r>
@@ -11821,38 +10204,38 @@
         <w:rPr>
           <w:noProof/>
         </w:rPr>
-        <w:t>15</w:t>
+        <w:t>1</w:t>
       </w:r>
       <w:r>
         <w:fldChar w:fldCharType="end"/>
       </w:r>
+      <w:bookmarkEnd w:id="217"/>
+      <w:r>
+        <w:t xml:space="preserve">. </w:t>
+      </w:r>
+      <w:r>
+        <w:t xml:space="preserve">Página de acceso </w:t>
+      </w:r>
+      <w:r>
+        <w:t>al sitio WEB del proyecto</w:t>
+      </w:r>
+      <w:r>
+        <w:t>, para acceder a la visualización y descarga de la información</w:t>
+      </w:r>
+      <w:r>
+        <w:t>.</w:t>
+      </w:r>
+      <w:bookmarkEnd w:id="218"/>
+      <w:bookmarkEnd w:id="219"/>
+      <w:bookmarkEnd w:id="220"/>
+      <w:bookmarkEnd w:id="221"/>
+      <w:bookmarkEnd w:id="222"/>
+      <w:bookmarkEnd w:id="223"/>
+      <w:bookmarkEnd w:id="224"/>
+      <w:bookmarkEnd w:id="225"/>
       <w:bookmarkEnd w:id="226"/>
-      <w:r>
-        <w:t xml:space="preserve">. </w:t>
-      </w:r>
-      <w:r>
-        <w:t xml:space="preserve">Página de acceso </w:t>
-      </w:r>
-      <w:r>
-        <w:t>al sitio WEB del proyecto</w:t>
-      </w:r>
-      <w:r>
-        <w:t>, para acceder a la visualización y descarga de la información</w:t>
-      </w:r>
-      <w:r>
-        <w:t>.</w:t>
-      </w:r>
       <w:bookmarkEnd w:id="227"/>
       <w:bookmarkEnd w:id="228"/>
-      <w:bookmarkEnd w:id="229"/>
-      <w:bookmarkEnd w:id="230"/>
-      <w:bookmarkEnd w:id="231"/>
-      <w:bookmarkEnd w:id="232"/>
-      <w:bookmarkEnd w:id="233"/>
-      <w:bookmarkEnd w:id="234"/>
-      <w:bookmarkEnd w:id="235"/>
-      <w:bookmarkEnd w:id="236"/>
-      <w:bookmarkEnd w:id="237"/>
     </w:p>
     <w:p>
       <w:pPr>
@@ -11920,7 +10303,7 @@
         <w:rPr>
           <w:rFonts w:cs="Microsoft Sans Serif"/>
         </w:rPr>
-        <w:t>Figura 15</w:t>
+        <w:t>Figura 1</w:t>
       </w:r>
       <w:r>
         <w:rPr>
@@ -11968,7 +10351,7 @@
         <w:rPr>
           <w:rFonts w:cs="Microsoft Sans Serif"/>
         </w:rPr>
-        <w:t>Figura 16</w:t>
+        <w:t>Figura 2</w:t>
       </w:r>
       <w:r>
         <w:fldChar w:fldCharType="end"/>
@@ -12013,7 +10396,7 @@
         <w:rPr>
           <w:rFonts w:cs="Microsoft Sans Serif"/>
         </w:rPr>
-        <w:t>Figura 17</w:t>
+        <w:t>Figura 3</w:t>
       </w:r>
       <w:r>
         <w:fldChar w:fldCharType="end"/>
@@ -12076,7 +10459,7 @@
                           </pic:cNvPicPr>
                         </pic:nvPicPr>
                         <pic:blipFill>
-                          <a:blip r:embed="rId22"/>
+                          <a:blip r:embed="rId23"/>
                           <a:stretch>
                             <a:fillRect/>
                           </a:stretch>
@@ -12142,7 +10525,7 @@
                   <o:lock v:ext="edit" aspectratio="t"/>
                 </v:shapetype>
                 <v:shape id="Imagen 35" o:spid="_x0000_s1027" type="#_x0000_t75" style="position:absolute;width:114930;height:61346;visibility:visible;mso-wrap-style:square" o:gfxdata="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">
-                  <v:imagedata r:id="rId23" o:title=""/>
+                  <v:imagedata r:id="rId24" o:title=""/>
                 </v:shape>
                 <v:shapetype id="_x0000_t202" coordsize="21600,21600" o:spt="202" path="m,l,21600r21600,l21600,xe">
                   <v:stroke joinstyle="miter"/>
@@ -12160,10 +10543,10 @@
       <w:pPr>
         <w:pStyle w:val="Descripcin"/>
       </w:pPr>
-      <w:bookmarkStart w:id="238" w:name="_Ref219215760"/>
-      <w:bookmarkStart w:id="239" w:name="_Toc217644776"/>
-      <w:bookmarkStart w:id="240" w:name="_Toc229061911"/>
-      <w:bookmarkStart w:id="241" w:name="_Toc230781936"/>
+      <w:bookmarkStart w:id="229" w:name="_Ref219215760"/>
+      <w:bookmarkStart w:id="230" w:name="_Toc217644776"/>
+      <w:bookmarkStart w:id="231" w:name="_Toc229061911"/>
+      <w:bookmarkStart w:id="232" w:name="_Toc231543320"/>
       <w:r>
         <w:t xml:space="preserve">Figura </w:t>
       </w:r>
@@ -12172,16 +10555,16 @@
           <w:rPr>
             <w:noProof/>
           </w:rPr>
-          <w:t>16</w:t>
+          <w:t>2</w:t>
         </w:r>
       </w:fldSimple>
-      <w:bookmarkEnd w:id="238"/>
+      <w:bookmarkEnd w:id="229"/>
       <w:r>
         <w:t>. Ejemplo de la visualización de los datos disponibles en tiempo real de las sondas oceanográficas en el sitio WEB. En el recuadro rojo se enmarca la sección para seleccionar las sondas oceanográficas.</w:t>
       </w:r>
-      <w:bookmarkEnd w:id="239"/>
-      <w:bookmarkEnd w:id="240"/>
-      <w:bookmarkEnd w:id="241"/>
+      <w:bookmarkEnd w:id="230"/>
+      <w:bookmarkEnd w:id="231"/>
+      <w:bookmarkEnd w:id="232"/>
     </w:p>
     <w:p>
       <w:pPr>
@@ -12231,7 +10614,7 @@
                     </pic:cNvPicPr>
                   </pic:nvPicPr>
                   <pic:blipFill>
-                    <a:blip r:embed="rId24">
+                    <a:blip r:embed="rId25">
                       <a:extLst>
                         <a:ext uri="{28A0092B-C50C-407E-A947-70E740481C1C}">
                           <a14:useLocalDpi xmlns:a14="http://schemas.microsoft.com/office/drawing/2010/main" val="0"/>
@@ -12264,10 +10647,10 @@
       <w:pPr>
         <w:pStyle w:val="Descripcin"/>
       </w:pPr>
-      <w:bookmarkStart w:id="242" w:name="_Ref219215922"/>
-      <w:bookmarkStart w:id="243" w:name="_Toc229061912"/>
-      <w:bookmarkStart w:id="244" w:name="_Toc230781937"/>
-      <w:bookmarkStart w:id="245" w:name="_Toc217644777"/>
+      <w:bookmarkStart w:id="233" w:name="_Ref219215922"/>
+      <w:bookmarkStart w:id="234" w:name="_Toc229061912"/>
+      <w:bookmarkStart w:id="235" w:name="_Toc231543321"/>
+      <w:bookmarkStart w:id="236" w:name="_Toc217644777"/>
       <w:r>
         <w:t xml:space="preserve">Figura </w:t>
       </w:r>
@@ -12276,19 +10659,19 @@
           <w:rPr>
             <w:noProof/>
           </w:rPr>
-          <w:t>17</w:t>
+          <w:t>3</w:t>
         </w:r>
       </w:fldSimple>
-      <w:bookmarkEnd w:id="242"/>
+      <w:bookmarkEnd w:id="233"/>
       <w:r>
         <w:t>. Mapa donde se muestran los puntos de inicio y actual de medición de las sondas oceanográficas (puntos en color amarillo y rojo, respectivamente).</w:t>
       </w:r>
-      <w:bookmarkEnd w:id="243"/>
-      <w:bookmarkEnd w:id="244"/>
+      <w:bookmarkEnd w:id="234"/>
+      <w:bookmarkEnd w:id="235"/>
       <w:r>
         <w:t xml:space="preserve"> </w:t>
       </w:r>
-      <w:bookmarkEnd w:id="245"/>
+      <w:bookmarkEnd w:id="236"/>
     </w:p>
     <w:p/>
     <w:p>
@@ -12308,7 +10691,7 @@
         <w:fldChar w:fldCharType="separate"/>
       </w:r>
       <w:r>
-        <w:t>Figura 18</w:t>
+        <w:t>Figura 4</w:t>
       </w:r>
       <w:r>
         <w:fldChar w:fldCharType="end"/>
@@ -12356,7 +10739,7 @@
                     </pic:cNvPicPr>
                   </pic:nvPicPr>
                   <pic:blipFill>
-                    <a:blip r:embed="rId25"/>
+                    <a:blip r:embed="rId26"/>
                     <a:stretch>
                       <a:fillRect/>
                     </a:stretch>
@@ -12381,10 +10764,10 @@
       <w:pPr>
         <w:pStyle w:val="Descripcin"/>
       </w:pPr>
-      <w:bookmarkStart w:id="246" w:name="_Ref219216034"/>
-      <w:bookmarkStart w:id="247" w:name="_Toc217644778"/>
-      <w:bookmarkStart w:id="248" w:name="_Toc229061913"/>
-      <w:bookmarkStart w:id="249" w:name="_Toc230781938"/>
+      <w:bookmarkStart w:id="237" w:name="_Ref219216034"/>
+      <w:bookmarkStart w:id="238" w:name="_Toc217644778"/>
+      <w:bookmarkStart w:id="239" w:name="_Toc229061913"/>
+      <w:bookmarkStart w:id="240" w:name="_Toc231543322"/>
       <w:r>
         <w:t xml:space="preserve">Figura </w:t>
       </w:r>
@@ -12393,20 +10776,20 @@
           <w:rPr>
             <w:noProof/>
           </w:rPr>
-          <w:t>18</w:t>
+          <w:t>4</w:t>
         </w:r>
       </w:fldSimple>
-      <w:bookmarkEnd w:id="246"/>
+      <w:bookmarkEnd w:id="237"/>
       <w:r>
         <w:t>. FTP de donde se pueden descargar los datos transmitidos por las sondas oceanográficas en tiempo real.</w:t>
       </w:r>
-      <w:bookmarkEnd w:id="247"/>
-      <w:bookmarkEnd w:id="248"/>
-      <w:bookmarkEnd w:id="249"/>
+      <w:bookmarkEnd w:id="238"/>
+      <w:bookmarkEnd w:id="239"/>
+      <w:bookmarkEnd w:id="240"/>
     </w:p>
     <w:sectPr>
-      <w:headerReference w:type="default" r:id="rId26"/>
-      <w:footerReference w:type="default" r:id="rId27"/>
+      <w:headerReference w:type="default" r:id="rId27"/>
+      <w:footerReference w:type="default" r:id="rId28"/>
       <w:pgSz w:w="12240" w:h="15840"/>
       <w:pgMar w:top="1021" w:right="1276" w:bottom="1021" w:left="1276" w:header="567" w:footer="454" w:gutter="0"/>
       <w:pgNumType w:start="1"/>
@@ -14260,29 +12643,27 @@
             </w:p>
             <w:p>
               <w:pPr>
-                <w:pStyle w:val="Piedepgina"/>
-                <w:tabs>
-                  <w:tab w:val="left" w:pos="915"/>
-                  <w:tab w:val="center" w:pos="2588"/>
-                </w:tabs>
+                <w:ind w:firstLine="432"/>
                 <w:jc w:val="center"/>
                 <w:rPr>
-                  <w:rFonts w:ascii="Arial Narrow" w:hAnsi="Arial Narrow" w:cs="Arial"/>
-                  <w:b/>
+                  <w:rFonts w:ascii="Times New Roman" w:eastAsiaTheme="majorEastAsia" w:hAnsi="Times New Roman"/>
+                  <w:bCs/>
+                  <w:color w:val="000000" w:themeColor="text1"/>
                   <w:sz w:val="14"/>
-                  <w:szCs w:val="14"/>
+                  <w:szCs w:val="16"/>
                 </w:rPr>
               </w:pPr>
               <w:hyperlink r:id="rId1" w:history="1">
                 <w:r>
                   <w:rPr>
                     <w:rStyle w:val="Hipervnculo"/>
-                    <w:rFonts w:ascii="Arial Narrow" w:eastAsiaTheme="majorEastAsia" w:hAnsi="Arial Narrow" w:cs="Arial"/>
-                    <w:b/>
+                    <w:rFonts w:ascii="Times New Roman" w:eastAsiaTheme="majorEastAsia" w:hAnsi="Times New Roman"/>
+                    <w:bCs/>
+                    <w:color w:val="0000FF"/>
                     <w:sz w:val="14"/>
                     <w:szCs w:val="14"/>
                   </w:rPr>
-                  <w:t>https://boyas.asm-cicese.mx</w:t>
+                  <w:t>https://boyas.asm-cicese.mx/</w:t>
                 </w:r>
               </w:hyperlink>
             </w:p>
@@ -15248,8 +13629,8 @@
             <w:ind w:hanging="107"/>
             <w:jc w:val="left"/>
           </w:pPr>
-          <w:bookmarkStart w:id="250" w:name="_Hlk218267088"/>
-          <w:bookmarkStart w:id="251" w:name="_Hlk218267089"/>
+          <w:bookmarkStart w:id="241" w:name="_Hlk218267088"/>
+          <w:bookmarkStart w:id="242" w:name="_Hlk218267089"/>
           <w:r>
             <w:rPr>
               <w:noProof/>
@@ -15520,8 +13901,8 @@
         </mc:Fallback>
       </mc:AlternateContent>
     </w:r>
-    <w:bookmarkEnd w:id="250"/>
-    <w:bookmarkEnd w:id="251"/>
+    <w:bookmarkEnd w:id="241"/>
+    <w:bookmarkEnd w:id="242"/>
   </w:p>
 </w:hdr>
 </file>
@@ -16082,7 +14463,6 @@
     <w:lvl w:ilvl="0">
       <w:start w:val="1"/>
       <w:numFmt w:val="decimal"/>
-      <w:pStyle w:val="Ttulo1"/>
       <w:lvlText w:val="%1."/>
       <w:lvlJc w:val="left"/>
       <w:pPr>
@@ -18305,7 +16685,7 @@
     <w:lsdException w:name="Intense Reference" w:uiPriority="0"/>
     <w:lsdException w:name="Book Title" w:uiPriority="0"/>
     <w:lsdException w:name="Bibliography" w:semiHidden="1" w:uiPriority="37" w:unhideWhenUsed="1"/>
-    <w:lsdException w:name="TOC Heading" w:semiHidden="1" w:uiPriority="0" w:unhideWhenUsed="1"/>
+    <w:lsdException w:name="TOC Heading" w:semiHidden="1" w:uiPriority="39" w:unhideWhenUsed="1" w:qFormat="1"/>
     <w:lsdException w:name="Plain Table 1" w:uiPriority="41"/>
     <w:lsdException w:name="Plain Table 2" w:uiPriority="42"/>
     <w:lsdException w:name="Plain Table 3" w:uiPriority="43"/>
@@ -18435,12 +16815,9 @@
     <w:autoRedefine/>
     <w:uiPriority w:val="9"/>
     <w:qFormat/>
-    <w:rsid w:val="006D78DC"/>
+    <w:rsid w:val="00F01DF2"/>
     <w:pPr>
       <w:keepNext/>
-      <w:numPr>
-        <w:numId w:val="17"/>
-      </w:numPr>
       <w:tabs>
         <w:tab w:val="left" w:pos="708"/>
       </w:tabs>
@@ -18449,7 +16826,7 @@
     </w:pPr>
     <w:rPr>
       <w:rFonts w:cs="Microsoft Sans Serif"/>
-      <w:b/>
+      <w:bCs/>
       <w:color w:val="000000" w:themeColor="text1"/>
       <w:szCs w:val="22"/>
     </w:rPr>
@@ -18933,10 +17310,10 @@
     <w:link w:val="Ttulo1"/>
     <w:uiPriority w:val="9"/>
     <w:qFormat/>
-    <w:rsid w:val="006D78DC"/>
+    <w:rsid w:val="00F01DF2"/>
     <w:rPr>
       <w:rFonts w:cs="Microsoft Sans Serif"/>
-      <w:b/>
+      <w:bCs/>
       <w:color w:val="000000" w:themeColor="text1"/>
       <w:sz w:val="22"/>
       <w:szCs w:val="22"/>
@@ -20222,6 +18599,8 @@
     <w:name w:val="TOC Heading"/>
     <w:basedOn w:val="Ttulo1"/>
     <w:next w:val="Normal"/>
+    <w:uiPriority w:val="39"/>
+    <w:qFormat/>
     <w:rsid w:val="00CE275B"/>
     <w:pPr>
       <w:keepLines/>
@@ -24369,7 +22748,7 @@
   <b:Source>
     <b:Tag>MarcadorDePosición1</b:Tag>
     <b:SourceType>Report</b:SourceType>
-    <b:Guid>{FF6983A7-EEF3-4D3B-8B10-68E7CEB75DD7}</b:Guid>
+    <b:Guid>{E6ACC673-2EEF-442E-A3AB-0AE0EEB3F7F8}</b:Guid>
     <b:Author>
       <b:Author>
         <b:NameList>
@@ -24380,7 +22759,7 @@
       </b:Author>
     </b:Author>
     <b:Title>10.1. Reporte del protocolo de liberación de las sondas oceanográficas y transmisión de datos</b:Title>
-    <b:Year>Abril, 2026</b:Year>
+    <b:Year>&lt;&lt;mes_y_anio_de_liberacion&gt;&gt;</b:Year>
     <b:City>Ciudad de México</b:City>
     <b:RefOrder>1</b:RefOrder>
   </b:Source>
@@ -24388,7 +22767,7 @@
 </file>
 
 <file path=customXml/itemProps1.xml><?xml version="1.0" encoding="utf-8"?>
-<ds:datastoreItem xmlns:ds="http://schemas.openxmlformats.org/officeDocument/2006/customXml" ds:itemID="{5E5D69E3-6912-434B-BD39-0C89B3A08592}">
+<ds:datastoreItem xmlns:ds="http://schemas.openxmlformats.org/officeDocument/2006/customXml" ds:itemID="{52E418D1-BBD2-4F69-B224-1D7833B84FCD}">
   <ds:schemaRefs>
     <ds:schemaRef ds:uri="http://schemas.openxmlformats.org/officeDocument/2006/bibliography"/>
   </ds:schemaRefs>
